--- a/docs/tables/auc3/sec5_death_90.docx
+++ b/docs/tables/auc3/sec5_death_90.docx
@@ -838,7 +838,7 @@
                 <w:szCs w:val="22"/>
                 <w:color w:val="000000"/>
               </w:rPr>
-              <w:t xml:space="preserve">143</w:t>
+              <w:t xml:space="preserve">142</w:t>
             </w:r>
           </w:p>
         </w:tc>
@@ -1050,7 +1050,7 @@
                 <w:szCs w:val="22"/>
                 <w:color w:val="000000"/>
               </w:rPr>
-              <w:t xml:space="preserve">143</w:t>
+              <w:t xml:space="preserve">142</w:t>
             </w:r>
           </w:p>
         </w:tc>
@@ -1321,219 +1321,219 @@
                 <w:szCs w:val="22"/>
                 <w:color w:val="000000"/>
               </w:rPr>
-              <w:t xml:space="preserve">143</w:t>
-            </w:r>
-          </w:p>
-        </w:tc>
-        <w:tc>
-          <w:tcPr>
-            <w:tcBorders>
-              <w:bottom w:val="none" w:sz="0" w:space="0" w:color="000000"/>
-              <w:top w:val="none" w:sz="0" w:space="0" w:color="000000"/>
-              <w:left w:val="none" w:sz="0" w:space="0" w:color="000000"/>
-              <w:right w:val="none" w:sz="0" w:space="0" w:color="000000"/>
-            </w:tcBorders>
-            <w:shd w:val="clear" w:color="auto" w:fill="FFFFFF"/>
-            <w:tcMar>
-              <w:top w:w="0" w:type="dxa"/>
-              <w:bottom w:w="0" w:type="dxa"/>
-              <w:left w:w="0" w:type="dxa"/>
-              <w:right w:w="0" w:type="dxa"/>
-            </w:tcMar>
-            <w:vAlign w:val="top"/>
-          </w:tcPr>
-          <w:p>
-            <w:pPr>
-              <w:pStyle w:val="Normal"/>
-              <w:jc w:val="center"/>
-              <w:pBdr>
-                <w:bottom w:val="none" w:sz="0" w:space="0" w:color="000000"/>
-                <w:top w:val="none" w:sz="0" w:space="0" w:color="000000"/>
-                <w:left w:val="none" w:sz="0" w:space="0" w:color="000000"/>
-                <w:right w:val="none" w:sz="0" w:space="0" w:color="000000"/>
-              </w:pBdr>
-              <w:spacing w:after="100" w:before="100" w:line="240"/>
-              <w:ind w:left="100" w:right="100" w:firstLine="0" w:firstLineChars="0"/>
-              <w:rPr>
-                <w:rFonts w:ascii="Helvetica" w:hAnsi="Helvetica" w:eastAsia="Helvetica" w:cs="Helvetica"/>
-                <w:i w:val="false"/>
-                <w:b w:val="false"/>
-                <w:u w:val="none"/>
-                <w:sz w:val="22"/>
-                <w:szCs w:val="22"/>
-                <w:color w:val="000000"/>
-              </w:rPr>
-            </w:pPr>
-            <w:r>
-              <w:rPr>
-                <w:rFonts w:ascii="Helvetica" w:hAnsi="Helvetica" w:eastAsia="Helvetica" w:cs="Helvetica"/>
-                <w:i w:val="false"/>
-                <w:b w:val="false"/>
-                <w:u w:val="none"/>
-                <w:sz w:val="22"/>
-                <w:szCs w:val="22"/>
-                <w:color w:val="000000"/>
-              </w:rPr>
-              <w:t xml:space="preserve"/>
-            </w:r>
-          </w:p>
-        </w:tc>
-        <w:tc>
-          <w:tcPr>
-            <w:tcBorders>
-              <w:bottom w:val="none" w:sz="0" w:space="0" w:color="000000"/>
-              <w:top w:val="none" w:sz="0" w:space="0" w:color="000000"/>
-              <w:left w:val="none" w:sz="0" w:space="0" w:color="000000"/>
-              <w:right w:val="none" w:sz="0" w:space="0" w:color="000000"/>
-            </w:tcBorders>
-            <w:shd w:val="clear" w:color="auto" w:fill="FFFFFF"/>
-            <w:tcMar>
-              <w:top w:w="0" w:type="dxa"/>
-              <w:bottom w:w="0" w:type="dxa"/>
-              <w:left w:w="0" w:type="dxa"/>
-              <w:right w:w="0" w:type="dxa"/>
-            </w:tcMar>
-            <w:vAlign w:val="top"/>
-          </w:tcPr>
-          <w:p>
-            <w:pPr>
-              <w:pStyle w:val="Normal"/>
-              <w:jc w:val="center"/>
-              <w:pBdr>
-                <w:bottom w:val="none" w:sz="0" w:space="0" w:color="000000"/>
-                <w:top w:val="none" w:sz="0" w:space="0" w:color="000000"/>
-                <w:left w:val="none" w:sz="0" w:space="0" w:color="000000"/>
-                <w:right w:val="none" w:sz="0" w:space="0" w:color="000000"/>
-              </w:pBdr>
-              <w:spacing w:after="100" w:before="100" w:line="240"/>
-              <w:ind w:left="100" w:right="100" w:firstLine="0" w:firstLineChars="0"/>
-              <w:rPr>
-                <w:rFonts w:ascii="Helvetica" w:hAnsi="Helvetica" w:eastAsia="Helvetica" w:cs="Helvetica"/>
-                <w:i w:val="false"/>
-                <w:b w:val="false"/>
-                <w:u w:val="none"/>
-                <w:sz w:val="22"/>
-                <w:szCs w:val="22"/>
-                <w:color w:val="000000"/>
-              </w:rPr>
-            </w:pPr>
-            <w:r>
-              <w:rPr>
-                <w:rFonts w:ascii="Helvetica" w:hAnsi="Helvetica" w:eastAsia="Helvetica" w:cs="Helvetica"/>
-                <w:i w:val="false"/>
-                <w:b w:val="false"/>
-                <w:u w:val="none"/>
-                <w:sz w:val="22"/>
-                <w:szCs w:val="22"/>
-                <w:color w:val="000000"/>
-              </w:rPr>
-              <w:t xml:space="preserve"/>
-            </w:r>
-          </w:p>
-        </w:tc>
-        <w:tc>
-          <w:tcPr>
-            <w:tcBorders>
-              <w:bottom w:val="none" w:sz="0" w:space="0" w:color="000000"/>
-              <w:top w:val="none" w:sz="0" w:space="0" w:color="000000"/>
-              <w:left w:val="none" w:sz="0" w:space="0" w:color="000000"/>
-              <w:right w:val="none" w:sz="0" w:space="0" w:color="000000"/>
-            </w:tcBorders>
-            <w:shd w:val="clear" w:color="auto" w:fill="FFFFFF"/>
-            <w:tcMar>
-              <w:top w:w="0" w:type="dxa"/>
-              <w:bottom w:w="0" w:type="dxa"/>
-              <w:left w:w="0" w:type="dxa"/>
-              <w:right w:w="0" w:type="dxa"/>
-            </w:tcMar>
-            <w:vAlign w:val="top"/>
-          </w:tcPr>
-          <w:p>
-            <w:pPr>
-              <w:pStyle w:val="Normal"/>
-              <w:jc w:val="center"/>
-              <w:pBdr>
-                <w:bottom w:val="none" w:sz="0" w:space="0" w:color="000000"/>
-                <w:top w:val="none" w:sz="0" w:space="0" w:color="000000"/>
-                <w:left w:val="none" w:sz="0" w:space="0" w:color="000000"/>
-                <w:right w:val="none" w:sz="0" w:space="0" w:color="000000"/>
-              </w:pBdr>
-              <w:spacing w:after="100" w:before="100" w:line="240"/>
-              <w:ind w:left="100" w:right="100" w:firstLine="0" w:firstLineChars="0"/>
-              <w:rPr>
-                <w:rFonts w:ascii="Helvetica" w:hAnsi="Helvetica" w:eastAsia="Helvetica" w:cs="Helvetica"/>
-                <w:i w:val="false"/>
-                <w:b w:val="false"/>
-                <w:u w:val="none"/>
-                <w:sz w:val="22"/>
-                <w:szCs w:val="22"/>
-                <w:color w:val="000000"/>
-              </w:rPr>
-            </w:pPr>
-            <w:r>
-              <w:rPr>
-                <w:rFonts w:ascii="Helvetica" w:hAnsi="Helvetica" w:eastAsia="Helvetica" w:cs="Helvetica"/>
-                <w:i w:val="false"/>
-                <w:b w:val="false"/>
-                <w:u w:val="none"/>
-                <w:sz w:val="22"/>
-                <w:szCs w:val="22"/>
-                <w:color w:val="000000"/>
-              </w:rPr>
-              <w:t xml:space="preserve"/>
-            </w:r>
-          </w:p>
-        </w:tc>
-        <w:tc>
-          <w:tcPr>
-            <w:tcBorders>
-              <w:bottom w:val="none" w:sz="0" w:space="0" w:color="000000"/>
-              <w:top w:val="none" w:sz="0" w:space="0" w:color="000000"/>
-              <w:left w:val="none" w:sz="0" w:space="0" w:color="000000"/>
-              <w:right w:val="none" w:sz="0" w:space="0" w:color="000000"/>
-            </w:tcBorders>
-            <w:shd w:val="clear" w:color="auto" w:fill="FFFFFF"/>
-            <w:tcMar>
-              <w:top w:w="0" w:type="dxa"/>
-              <w:bottom w:w="0" w:type="dxa"/>
-              <w:left w:w="0" w:type="dxa"/>
-              <w:right w:w="0" w:type="dxa"/>
-            </w:tcMar>
-            <w:vAlign w:val="top"/>
-          </w:tcPr>
-          <w:p>
-            <w:pPr>
-              <w:pStyle w:val="Normal"/>
-              <w:jc w:val="center"/>
-              <w:pBdr>
-                <w:bottom w:val="none" w:sz="0" w:space="0" w:color="000000"/>
-                <w:top w:val="none" w:sz="0" w:space="0" w:color="000000"/>
-                <w:left w:val="none" w:sz="0" w:space="0" w:color="000000"/>
-                <w:right w:val="none" w:sz="0" w:space="0" w:color="000000"/>
-              </w:pBdr>
-              <w:spacing w:after="100" w:before="100" w:line="240"/>
-              <w:ind w:left="100" w:right="100" w:firstLine="0" w:firstLineChars="0"/>
-              <w:rPr>
-                <w:rFonts w:ascii="Helvetica" w:hAnsi="Helvetica" w:eastAsia="Helvetica" w:cs="Helvetica"/>
-                <w:i w:val="false"/>
-                <w:b w:val="false"/>
-                <w:u w:val="none"/>
-                <w:sz w:val="22"/>
-                <w:szCs w:val="22"/>
-                <w:color w:val="000000"/>
-              </w:rPr>
-            </w:pPr>
-            <w:r>
-              <w:rPr>
-                <w:rFonts w:ascii="Helvetica" w:hAnsi="Helvetica" w:eastAsia="Helvetica" w:cs="Helvetica"/>
-                <w:i w:val="false"/>
-                <w:b w:val="false"/>
-                <w:u w:val="none"/>
-                <w:sz w:val="22"/>
-                <w:szCs w:val="22"/>
-                <w:color w:val="000000"/>
-              </w:rPr>
-              <w:t xml:space="preserve">143</w:t>
+              <w:t xml:space="preserve">142</w:t>
+            </w:r>
+          </w:p>
+        </w:tc>
+        <w:tc>
+          <w:tcPr>
+            <w:tcBorders>
+              <w:bottom w:val="none" w:sz="0" w:space="0" w:color="000000"/>
+              <w:top w:val="none" w:sz="0" w:space="0" w:color="000000"/>
+              <w:left w:val="none" w:sz="0" w:space="0" w:color="000000"/>
+              <w:right w:val="none" w:sz="0" w:space="0" w:color="000000"/>
+            </w:tcBorders>
+            <w:shd w:val="clear" w:color="auto" w:fill="FFFFFF"/>
+            <w:tcMar>
+              <w:top w:w="0" w:type="dxa"/>
+              <w:bottom w:w="0" w:type="dxa"/>
+              <w:left w:w="0" w:type="dxa"/>
+              <w:right w:w="0" w:type="dxa"/>
+            </w:tcMar>
+            <w:vAlign w:val="top"/>
+          </w:tcPr>
+          <w:p>
+            <w:pPr>
+              <w:pStyle w:val="Normal"/>
+              <w:jc w:val="center"/>
+              <w:pBdr>
+                <w:bottom w:val="none" w:sz="0" w:space="0" w:color="000000"/>
+                <w:top w:val="none" w:sz="0" w:space="0" w:color="000000"/>
+                <w:left w:val="none" w:sz="0" w:space="0" w:color="000000"/>
+                <w:right w:val="none" w:sz="0" w:space="0" w:color="000000"/>
+              </w:pBdr>
+              <w:spacing w:after="100" w:before="100" w:line="240"/>
+              <w:ind w:left="100" w:right="100" w:firstLine="0" w:firstLineChars="0"/>
+              <w:rPr>
+                <w:rFonts w:ascii="Helvetica" w:hAnsi="Helvetica" w:eastAsia="Helvetica" w:cs="Helvetica"/>
+                <w:i w:val="false"/>
+                <w:b w:val="false"/>
+                <w:u w:val="none"/>
+                <w:sz w:val="22"/>
+                <w:szCs w:val="22"/>
+                <w:color w:val="000000"/>
+              </w:rPr>
+            </w:pPr>
+            <w:r>
+              <w:rPr>
+                <w:rFonts w:ascii="Helvetica" w:hAnsi="Helvetica" w:eastAsia="Helvetica" w:cs="Helvetica"/>
+                <w:i w:val="false"/>
+                <w:b w:val="false"/>
+                <w:u w:val="none"/>
+                <w:sz w:val="22"/>
+                <w:szCs w:val="22"/>
+                <w:color w:val="000000"/>
+              </w:rPr>
+              <w:t xml:space="preserve"/>
+            </w:r>
+          </w:p>
+        </w:tc>
+        <w:tc>
+          <w:tcPr>
+            <w:tcBorders>
+              <w:bottom w:val="none" w:sz="0" w:space="0" w:color="000000"/>
+              <w:top w:val="none" w:sz="0" w:space="0" w:color="000000"/>
+              <w:left w:val="none" w:sz="0" w:space="0" w:color="000000"/>
+              <w:right w:val="none" w:sz="0" w:space="0" w:color="000000"/>
+            </w:tcBorders>
+            <w:shd w:val="clear" w:color="auto" w:fill="FFFFFF"/>
+            <w:tcMar>
+              <w:top w:w="0" w:type="dxa"/>
+              <w:bottom w:w="0" w:type="dxa"/>
+              <w:left w:w="0" w:type="dxa"/>
+              <w:right w:w="0" w:type="dxa"/>
+            </w:tcMar>
+            <w:vAlign w:val="top"/>
+          </w:tcPr>
+          <w:p>
+            <w:pPr>
+              <w:pStyle w:val="Normal"/>
+              <w:jc w:val="center"/>
+              <w:pBdr>
+                <w:bottom w:val="none" w:sz="0" w:space="0" w:color="000000"/>
+                <w:top w:val="none" w:sz="0" w:space="0" w:color="000000"/>
+                <w:left w:val="none" w:sz="0" w:space="0" w:color="000000"/>
+                <w:right w:val="none" w:sz="0" w:space="0" w:color="000000"/>
+              </w:pBdr>
+              <w:spacing w:after="100" w:before="100" w:line="240"/>
+              <w:ind w:left="100" w:right="100" w:firstLine="0" w:firstLineChars="0"/>
+              <w:rPr>
+                <w:rFonts w:ascii="Helvetica" w:hAnsi="Helvetica" w:eastAsia="Helvetica" w:cs="Helvetica"/>
+                <w:i w:val="false"/>
+                <w:b w:val="false"/>
+                <w:u w:val="none"/>
+                <w:sz w:val="22"/>
+                <w:szCs w:val="22"/>
+                <w:color w:val="000000"/>
+              </w:rPr>
+            </w:pPr>
+            <w:r>
+              <w:rPr>
+                <w:rFonts w:ascii="Helvetica" w:hAnsi="Helvetica" w:eastAsia="Helvetica" w:cs="Helvetica"/>
+                <w:i w:val="false"/>
+                <w:b w:val="false"/>
+                <w:u w:val="none"/>
+                <w:sz w:val="22"/>
+                <w:szCs w:val="22"/>
+                <w:color w:val="000000"/>
+              </w:rPr>
+              <w:t xml:space="preserve"/>
+            </w:r>
+          </w:p>
+        </w:tc>
+        <w:tc>
+          <w:tcPr>
+            <w:tcBorders>
+              <w:bottom w:val="none" w:sz="0" w:space="0" w:color="000000"/>
+              <w:top w:val="none" w:sz="0" w:space="0" w:color="000000"/>
+              <w:left w:val="none" w:sz="0" w:space="0" w:color="000000"/>
+              <w:right w:val="none" w:sz="0" w:space="0" w:color="000000"/>
+            </w:tcBorders>
+            <w:shd w:val="clear" w:color="auto" w:fill="FFFFFF"/>
+            <w:tcMar>
+              <w:top w:w="0" w:type="dxa"/>
+              <w:bottom w:w="0" w:type="dxa"/>
+              <w:left w:w="0" w:type="dxa"/>
+              <w:right w:w="0" w:type="dxa"/>
+            </w:tcMar>
+            <w:vAlign w:val="top"/>
+          </w:tcPr>
+          <w:p>
+            <w:pPr>
+              <w:pStyle w:val="Normal"/>
+              <w:jc w:val="center"/>
+              <w:pBdr>
+                <w:bottom w:val="none" w:sz="0" w:space="0" w:color="000000"/>
+                <w:top w:val="none" w:sz="0" w:space="0" w:color="000000"/>
+                <w:left w:val="none" w:sz="0" w:space="0" w:color="000000"/>
+                <w:right w:val="none" w:sz="0" w:space="0" w:color="000000"/>
+              </w:pBdr>
+              <w:spacing w:after="100" w:before="100" w:line="240"/>
+              <w:ind w:left="100" w:right="100" w:firstLine="0" w:firstLineChars="0"/>
+              <w:rPr>
+                <w:rFonts w:ascii="Helvetica" w:hAnsi="Helvetica" w:eastAsia="Helvetica" w:cs="Helvetica"/>
+                <w:i w:val="false"/>
+                <w:b w:val="false"/>
+                <w:u w:val="none"/>
+                <w:sz w:val="22"/>
+                <w:szCs w:val="22"/>
+                <w:color w:val="000000"/>
+              </w:rPr>
+            </w:pPr>
+            <w:r>
+              <w:rPr>
+                <w:rFonts w:ascii="Helvetica" w:hAnsi="Helvetica" w:eastAsia="Helvetica" w:cs="Helvetica"/>
+                <w:i w:val="false"/>
+                <w:b w:val="false"/>
+                <w:u w:val="none"/>
+                <w:sz w:val="22"/>
+                <w:szCs w:val="22"/>
+                <w:color w:val="000000"/>
+              </w:rPr>
+              <w:t xml:space="preserve"/>
+            </w:r>
+          </w:p>
+        </w:tc>
+        <w:tc>
+          <w:tcPr>
+            <w:tcBorders>
+              <w:bottom w:val="none" w:sz="0" w:space="0" w:color="000000"/>
+              <w:top w:val="none" w:sz="0" w:space="0" w:color="000000"/>
+              <w:left w:val="none" w:sz="0" w:space="0" w:color="000000"/>
+              <w:right w:val="none" w:sz="0" w:space="0" w:color="000000"/>
+            </w:tcBorders>
+            <w:shd w:val="clear" w:color="auto" w:fill="FFFFFF"/>
+            <w:tcMar>
+              <w:top w:w="0" w:type="dxa"/>
+              <w:bottom w:w="0" w:type="dxa"/>
+              <w:left w:w="0" w:type="dxa"/>
+              <w:right w:w="0" w:type="dxa"/>
+            </w:tcMar>
+            <w:vAlign w:val="top"/>
+          </w:tcPr>
+          <w:p>
+            <w:pPr>
+              <w:pStyle w:val="Normal"/>
+              <w:jc w:val="center"/>
+              <w:pBdr>
+                <w:bottom w:val="none" w:sz="0" w:space="0" w:color="000000"/>
+                <w:top w:val="none" w:sz="0" w:space="0" w:color="000000"/>
+                <w:left w:val="none" w:sz="0" w:space="0" w:color="000000"/>
+                <w:right w:val="none" w:sz="0" w:space="0" w:color="000000"/>
+              </w:pBdr>
+              <w:spacing w:after="100" w:before="100" w:line="240"/>
+              <w:ind w:left="100" w:right="100" w:firstLine="0" w:firstLineChars="0"/>
+              <w:rPr>
+                <w:rFonts w:ascii="Helvetica" w:hAnsi="Helvetica" w:eastAsia="Helvetica" w:cs="Helvetica"/>
+                <w:i w:val="false"/>
+                <w:b w:val="false"/>
+                <w:u w:val="none"/>
+                <w:sz w:val="22"/>
+                <w:szCs w:val="22"/>
+                <w:color w:val="000000"/>
+              </w:rPr>
+            </w:pPr>
+            <w:r>
+              <w:rPr>
+                <w:rFonts w:ascii="Helvetica" w:hAnsi="Helvetica" w:eastAsia="Helvetica" w:cs="Helvetica"/>
+                <w:i w:val="false"/>
+                <w:b w:val="false"/>
+                <w:u w:val="none"/>
+                <w:sz w:val="22"/>
+                <w:szCs w:val="22"/>
+                <w:color w:val="000000"/>
+              </w:rPr>
+              <w:t xml:space="preserve">142</w:t>
             </w:r>
           </w:p>
         </w:tc>
@@ -1699,7 +1699,7 @@
       </w:tr>
       <w:tr>
         <w:trPr>
-          <w:trHeight w:val="569" w:hRule="auto"/>
+          <w:trHeight w:val="565" w:hRule="auto"/>
         </w:trPr>
         body 3
         <w:tc>
@@ -1804,219 +1804,219 @@
                 <w:szCs w:val="22"/>
                 <w:color w:val="000000"/>
               </w:rPr>
-              <w:t xml:space="preserve">143</w:t>
-            </w:r>
-          </w:p>
-        </w:tc>
-        <w:tc>
-          <w:tcPr>
-            <w:tcBorders>
-              <w:bottom w:val="none" w:sz="0" w:space="0" w:color="000000"/>
-              <w:top w:val="none" w:sz="0" w:space="0" w:color="000000"/>
-              <w:left w:val="none" w:sz="0" w:space="0" w:color="000000"/>
-              <w:right w:val="none" w:sz="0" w:space="0" w:color="000000"/>
-            </w:tcBorders>
-            <w:shd w:val="clear" w:color="auto" w:fill="FFFFFF"/>
-            <w:tcMar>
-              <w:top w:w="0" w:type="dxa"/>
-              <w:bottom w:w="0" w:type="dxa"/>
-              <w:left w:w="0" w:type="dxa"/>
-              <w:right w:w="0" w:type="dxa"/>
-            </w:tcMar>
-            <w:vAlign w:val="top"/>
-          </w:tcPr>
-          <w:p>
-            <w:pPr>
-              <w:pStyle w:val="Normal"/>
-              <w:jc w:val="center"/>
-              <w:pBdr>
-                <w:bottom w:val="none" w:sz="0" w:space="0" w:color="000000"/>
-                <w:top w:val="none" w:sz="0" w:space="0" w:color="000000"/>
-                <w:left w:val="none" w:sz="0" w:space="0" w:color="000000"/>
-                <w:right w:val="none" w:sz="0" w:space="0" w:color="000000"/>
-              </w:pBdr>
-              <w:spacing w:after="100" w:before="100" w:line="240"/>
-              <w:ind w:left="100" w:right="100" w:firstLine="0" w:firstLineChars="0"/>
-              <w:rPr>
-                <w:rFonts w:ascii="Helvetica" w:hAnsi="Helvetica" w:eastAsia="Helvetica" w:cs="Helvetica"/>
-                <w:i w:val="false"/>
-                <w:b w:val="false"/>
-                <w:u w:val="none"/>
-                <w:sz w:val="22"/>
-                <w:szCs w:val="22"/>
-                <w:color w:val="000000"/>
-              </w:rPr>
-            </w:pPr>
-            <w:r>
-              <w:rPr>
-                <w:rFonts w:ascii="Helvetica" w:hAnsi="Helvetica" w:eastAsia="Helvetica" w:cs="Helvetica"/>
-                <w:i w:val="false"/>
-                <w:b w:val="false"/>
-                <w:u w:val="none"/>
-                <w:sz w:val="22"/>
-                <w:szCs w:val="22"/>
-                <w:color w:val="000000"/>
-              </w:rPr>
-              <w:t xml:space="preserve"/>
-            </w:r>
-          </w:p>
-        </w:tc>
-        <w:tc>
-          <w:tcPr>
-            <w:tcBorders>
-              <w:bottom w:val="none" w:sz="0" w:space="0" w:color="000000"/>
-              <w:top w:val="none" w:sz="0" w:space="0" w:color="000000"/>
-              <w:left w:val="none" w:sz="0" w:space="0" w:color="000000"/>
-              <w:right w:val="none" w:sz="0" w:space="0" w:color="000000"/>
-            </w:tcBorders>
-            <w:shd w:val="clear" w:color="auto" w:fill="FFFFFF"/>
-            <w:tcMar>
-              <w:top w:w="0" w:type="dxa"/>
-              <w:bottom w:w="0" w:type="dxa"/>
-              <w:left w:w="0" w:type="dxa"/>
-              <w:right w:w="0" w:type="dxa"/>
-            </w:tcMar>
-            <w:vAlign w:val="top"/>
-          </w:tcPr>
-          <w:p>
-            <w:pPr>
-              <w:pStyle w:val="Normal"/>
-              <w:jc w:val="center"/>
-              <w:pBdr>
-                <w:bottom w:val="none" w:sz="0" w:space="0" w:color="000000"/>
-                <w:top w:val="none" w:sz="0" w:space="0" w:color="000000"/>
-                <w:left w:val="none" w:sz="0" w:space="0" w:color="000000"/>
-                <w:right w:val="none" w:sz="0" w:space="0" w:color="000000"/>
-              </w:pBdr>
-              <w:spacing w:after="100" w:before="100" w:line="240"/>
-              <w:ind w:left="100" w:right="100" w:firstLine="0" w:firstLineChars="0"/>
-              <w:rPr>
-                <w:rFonts w:ascii="Helvetica" w:hAnsi="Helvetica" w:eastAsia="Helvetica" w:cs="Helvetica"/>
-                <w:i w:val="false"/>
-                <w:b w:val="false"/>
-                <w:u w:val="none"/>
-                <w:sz w:val="22"/>
-                <w:szCs w:val="22"/>
-                <w:color w:val="000000"/>
-              </w:rPr>
-            </w:pPr>
-            <w:r>
-              <w:rPr>
-                <w:rFonts w:ascii="Helvetica" w:hAnsi="Helvetica" w:eastAsia="Helvetica" w:cs="Helvetica"/>
-                <w:i w:val="false"/>
-                <w:b w:val="false"/>
-                <w:u w:val="none"/>
-                <w:sz w:val="22"/>
-                <w:szCs w:val="22"/>
-                <w:color w:val="000000"/>
-              </w:rPr>
-              <w:t xml:space="preserve"/>
-            </w:r>
-          </w:p>
-        </w:tc>
-        <w:tc>
-          <w:tcPr>
-            <w:tcBorders>
-              <w:bottom w:val="none" w:sz="0" w:space="0" w:color="000000"/>
-              <w:top w:val="none" w:sz="0" w:space="0" w:color="000000"/>
-              <w:left w:val="none" w:sz="0" w:space="0" w:color="000000"/>
-              <w:right w:val="none" w:sz="0" w:space="0" w:color="000000"/>
-            </w:tcBorders>
-            <w:shd w:val="clear" w:color="auto" w:fill="FFFFFF"/>
-            <w:tcMar>
-              <w:top w:w="0" w:type="dxa"/>
-              <w:bottom w:w="0" w:type="dxa"/>
-              <w:left w:w="0" w:type="dxa"/>
-              <w:right w:w="0" w:type="dxa"/>
-            </w:tcMar>
-            <w:vAlign w:val="top"/>
-          </w:tcPr>
-          <w:p>
-            <w:pPr>
-              <w:pStyle w:val="Normal"/>
-              <w:jc w:val="center"/>
-              <w:pBdr>
-                <w:bottom w:val="none" w:sz="0" w:space="0" w:color="000000"/>
-                <w:top w:val="none" w:sz="0" w:space="0" w:color="000000"/>
-                <w:left w:val="none" w:sz="0" w:space="0" w:color="000000"/>
-                <w:right w:val="none" w:sz="0" w:space="0" w:color="000000"/>
-              </w:pBdr>
-              <w:spacing w:after="100" w:before="100" w:line="240"/>
-              <w:ind w:left="100" w:right="100" w:firstLine="0" w:firstLineChars="0"/>
-              <w:rPr>
-                <w:rFonts w:ascii="Helvetica" w:hAnsi="Helvetica" w:eastAsia="Helvetica" w:cs="Helvetica"/>
-                <w:i w:val="false"/>
-                <w:b w:val="false"/>
-                <w:u w:val="none"/>
-                <w:sz w:val="22"/>
-                <w:szCs w:val="22"/>
-                <w:color w:val="000000"/>
-              </w:rPr>
-            </w:pPr>
-            <w:r>
-              <w:rPr>
-                <w:rFonts w:ascii="Helvetica" w:hAnsi="Helvetica" w:eastAsia="Helvetica" w:cs="Helvetica"/>
-                <w:i w:val="false"/>
-                <w:b w:val="false"/>
-                <w:u w:val="none"/>
-                <w:sz w:val="22"/>
-                <w:szCs w:val="22"/>
-                <w:color w:val="000000"/>
-              </w:rPr>
-              <w:t xml:space="preserve"/>
-            </w:r>
-          </w:p>
-        </w:tc>
-        <w:tc>
-          <w:tcPr>
-            <w:tcBorders>
-              <w:bottom w:val="none" w:sz="0" w:space="0" w:color="000000"/>
-              <w:top w:val="none" w:sz="0" w:space="0" w:color="000000"/>
-              <w:left w:val="none" w:sz="0" w:space="0" w:color="000000"/>
-              <w:right w:val="none" w:sz="0" w:space="0" w:color="000000"/>
-            </w:tcBorders>
-            <w:shd w:val="clear" w:color="auto" w:fill="FFFFFF"/>
-            <w:tcMar>
-              <w:top w:w="0" w:type="dxa"/>
-              <w:bottom w:w="0" w:type="dxa"/>
-              <w:left w:w="0" w:type="dxa"/>
-              <w:right w:w="0" w:type="dxa"/>
-            </w:tcMar>
-            <w:vAlign w:val="top"/>
-          </w:tcPr>
-          <w:p>
-            <w:pPr>
-              <w:pStyle w:val="Normal"/>
-              <w:jc w:val="center"/>
-              <w:pBdr>
-                <w:bottom w:val="none" w:sz="0" w:space="0" w:color="000000"/>
-                <w:top w:val="none" w:sz="0" w:space="0" w:color="000000"/>
-                <w:left w:val="none" w:sz="0" w:space="0" w:color="000000"/>
-                <w:right w:val="none" w:sz="0" w:space="0" w:color="000000"/>
-              </w:pBdr>
-              <w:spacing w:after="100" w:before="100" w:line="240"/>
-              <w:ind w:left="100" w:right="100" w:firstLine="0" w:firstLineChars="0"/>
-              <w:rPr>
-                <w:rFonts w:ascii="Helvetica" w:hAnsi="Helvetica" w:eastAsia="Helvetica" w:cs="Helvetica"/>
-                <w:i w:val="false"/>
-                <w:b w:val="false"/>
-                <w:u w:val="none"/>
-                <w:sz w:val="22"/>
-                <w:szCs w:val="22"/>
-                <w:color w:val="000000"/>
-              </w:rPr>
-            </w:pPr>
-            <w:r>
-              <w:rPr>
-                <w:rFonts w:ascii="Helvetica" w:hAnsi="Helvetica" w:eastAsia="Helvetica" w:cs="Helvetica"/>
-                <w:i w:val="false"/>
-                <w:b w:val="false"/>
-                <w:u w:val="none"/>
-                <w:sz w:val="22"/>
-                <w:szCs w:val="22"/>
-                <w:color w:val="000000"/>
-              </w:rPr>
-              <w:t xml:space="preserve">143</w:t>
+              <w:t xml:space="preserve">142</w:t>
+            </w:r>
+          </w:p>
+        </w:tc>
+        <w:tc>
+          <w:tcPr>
+            <w:tcBorders>
+              <w:bottom w:val="none" w:sz="0" w:space="0" w:color="000000"/>
+              <w:top w:val="none" w:sz="0" w:space="0" w:color="000000"/>
+              <w:left w:val="none" w:sz="0" w:space="0" w:color="000000"/>
+              <w:right w:val="none" w:sz="0" w:space="0" w:color="000000"/>
+            </w:tcBorders>
+            <w:shd w:val="clear" w:color="auto" w:fill="FFFFFF"/>
+            <w:tcMar>
+              <w:top w:w="0" w:type="dxa"/>
+              <w:bottom w:w="0" w:type="dxa"/>
+              <w:left w:w="0" w:type="dxa"/>
+              <w:right w:w="0" w:type="dxa"/>
+            </w:tcMar>
+            <w:vAlign w:val="top"/>
+          </w:tcPr>
+          <w:p>
+            <w:pPr>
+              <w:pStyle w:val="Normal"/>
+              <w:jc w:val="center"/>
+              <w:pBdr>
+                <w:bottom w:val="none" w:sz="0" w:space="0" w:color="000000"/>
+                <w:top w:val="none" w:sz="0" w:space="0" w:color="000000"/>
+                <w:left w:val="none" w:sz="0" w:space="0" w:color="000000"/>
+                <w:right w:val="none" w:sz="0" w:space="0" w:color="000000"/>
+              </w:pBdr>
+              <w:spacing w:after="100" w:before="100" w:line="240"/>
+              <w:ind w:left="100" w:right="100" w:firstLine="0" w:firstLineChars="0"/>
+              <w:rPr>
+                <w:rFonts w:ascii="Helvetica" w:hAnsi="Helvetica" w:eastAsia="Helvetica" w:cs="Helvetica"/>
+                <w:i w:val="false"/>
+                <w:b w:val="false"/>
+                <w:u w:val="none"/>
+                <w:sz w:val="22"/>
+                <w:szCs w:val="22"/>
+                <w:color w:val="000000"/>
+              </w:rPr>
+            </w:pPr>
+            <w:r>
+              <w:rPr>
+                <w:rFonts w:ascii="Helvetica" w:hAnsi="Helvetica" w:eastAsia="Helvetica" w:cs="Helvetica"/>
+                <w:i w:val="false"/>
+                <w:b w:val="false"/>
+                <w:u w:val="none"/>
+                <w:sz w:val="22"/>
+                <w:szCs w:val="22"/>
+                <w:color w:val="000000"/>
+              </w:rPr>
+              <w:t xml:space="preserve"/>
+            </w:r>
+          </w:p>
+        </w:tc>
+        <w:tc>
+          <w:tcPr>
+            <w:tcBorders>
+              <w:bottom w:val="none" w:sz="0" w:space="0" w:color="000000"/>
+              <w:top w:val="none" w:sz="0" w:space="0" w:color="000000"/>
+              <w:left w:val="none" w:sz="0" w:space="0" w:color="000000"/>
+              <w:right w:val="none" w:sz="0" w:space="0" w:color="000000"/>
+            </w:tcBorders>
+            <w:shd w:val="clear" w:color="auto" w:fill="FFFFFF"/>
+            <w:tcMar>
+              <w:top w:w="0" w:type="dxa"/>
+              <w:bottom w:w="0" w:type="dxa"/>
+              <w:left w:w="0" w:type="dxa"/>
+              <w:right w:w="0" w:type="dxa"/>
+            </w:tcMar>
+            <w:vAlign w:val="top"/>
+          </w:tcPr>
+          <w:p>
+            <w:pPr>
+              <w:pStyle w:val="Normal"/>
+              <w:jc w:val="center"/>
+              <w:pBdr>
+                <w:bottom w:val="none" w:sz="0" w:space="0" w:color="000000"/>
+                <w:top w:val="none" w:sz="0" w:space="0" w:color="000000"/>
+                <w:left w:val="none" w:sz="0" w:space="0" w:color="000000"/>
+                <w:right w:val="none" w:sz="0" w:space="0" w:color="000000"/>
+              </w:pBdr>
+              <w:spacing w:after="100" w:before="100" w:line="240"/>
+              <w:ind w:left="100" w:right="100" w:firstLine="0" w:firstLineChars="0"/>
+              <w:rPr>
+                <w:rFonts w:ascii="Helvetica" w:hAnsi="Helvetica" w:eastAsia="Helvetica" w:cs="Helvetica"/>
+                <w:i w:val="false"/>
+                <w:b w:val="false"/>
+                <w:u w:val="none"/>
+                <w:sz w:val="22"/>
+                <w:szCs w:val="22"/>
+                <w:color w:val="000000"/>
+              </w:rPr>
+            </w:pPr>
+            <w:r>
+              <w:rPr>
+                <w:rFonts w:ascii="Helvetica" w:hAnsi="Helvetica" w:eastAsia="Helvetica" w:cs="Helvetica"/>
+                <w:i w:val="false"/>
+                <w:b w:val="false"/>
+                <w:u w:val="none"/>
+                <w:sz w:val="22"/>
+                <w:szCs w:val="22"/>
+                <w:color w:val="000000"/>
+              </w:rPr>
+              <w:t xml:space="preserve"/>
+            </w:r>
+          </w:p>
+        </w:tc>
+        <w:tc>
+          <w:tcPr>
+            <w:tcBorders>
+              <w:bottom w:val="none" w:sz="0" w:space="0" w:color="000000"/>
+              <w:top w:val="none" w:sz="0" w:space="0" w:color="000000"/>
+              <w:left w:val="none" w:sz="0" w:space="0" w:color="000000"/>
+              <w:right w:val="none" w:sz="0" w:space="0" w:color="000000"/>
+            </w:tcBorders>
+            <w:shd w:val="clear" w:color="auto" w:fill="FFFFFF"/>
+            <w:tcMar>
+              <w:top w:w="0" w:type="dxa"/>
+              <w:bottom w:w="0" w:type="dxa"/>
+              <w:left w:w="0" w:type="dxa"/>
+              <w:right w:w="0" w:type="dxa"/>
+            </w:tcMar>
+            <w:vAlign w:val="top"/>
+          </w:tcPr>
+          <w:p>
+            <w:pPr>
+              <w:pStyle w:val="Normal"/>
+              <w:jc w:val="center"/>
+              <w:pBdr>
+                <w:bottom w:val="none" w:sz="0" w:space="0" w:color="000000"/>
+                <w:top w:val="none" w:sz="0" w:space="0" w:color="000000"/>
+                <w:left w:val="none" w:sz="0" w:space="0" w:color="000000"/>
+                <w:right w:val="none" w:sz="0" w:space="0" w:color="000000"/>
+              </w:pBdr>
+              <w:spacing w:after="100" w:before="100" w:line="240"/>
+              <w:ind w:left="100" w:right="100" w:firstLine="0" w:firstLineChars="0"/>
+              <w:rPr>
+                <w:rFonts w:ascii="Helvetica" w:hAnsi="Helvetica" w:eastAsia="Helvetica" w:cs="Helvetica"/>
+                <w:i w:val="false"/>
+                <w:b w:val="false"/>
+                <w:u w:val="none"/>
+                <w:sz w:val="22"/>
+                <w:szCs w:val="22"/>
+                <w:color w:val="000000"/>
+              </w:rPr>
+            </w:pPr>
+            <w:r>
+              <w:rPr>
+                <w:rFonts w:ascii="Helvetica" w:hAnsi="Helvetica" w:eastAsia="Helvetica" w:cs="Helvetica"/>
+                <w:i w:val="false"/>
+                <w:b w:val="false"/>
+                <w:u w:val="none"/>
+                <w:sz w:val="22"/>
+                <w:szCs w:val="22"/>
+                <w:color w:val="000000"/>
+              </w:rPr>
+              <w:t xml:space="preserve"/>
+            </w:r>
+          </w:p>
+        </w:tc>
+        <w:tc>
+          <w:tcPr>
+            <w:tcBorders>
+              <w:bottom w:val="none" w:sz="0" w:space="0" w:color="000000"/>
+              <w:top w:val="none" w:sz="0" w:space="0" w:color="000000"/>
+              <w:left w:val="none" w:sz="0" w:space="0" w:color="000000"/>
+              <w:right w:val="none" w:sz="0" w:space="0" w:color="000000"/>
+            </w:tcBorders>
+            <w:shd w:val="clear" w:color="auto" w:fill="FFFFFF"/>
+            <w:tcMar>
+              <w:top w:w="0" w:type="dxa"/>
+              <w:bottom w:w="0" w:type="dxa"/>
+              <w:left w:w="0" w:type="dxa"/>
+              <w:right w:w="0" w:type="dxa"/>
+            </w:tcMar>
+            <w:vAlign w:val="top"/>
+          </w:tcPr>
+          <w:p>
+            <w:pPr>
+              <w:pStyle w:val="Normal"/>
+              <w:jc w:val="center"/>
+              <w:pBdr>
+                <w:bottom w:val="none" w:sz="0" w:space="0" w:color="000000"/>
+                <w:top w:val="none" w:sz="0" w:space="0" w:color="000000"/>
+                <w:left w:val="none" w:sz="0" w:space="0" w:color="000000"/>
+                <w:right w:val="none" w:sz="0" w:space="0" w:color="000000"/>
+              </w:pBdr>
+              <w:spacing w:after="100" w:before="100" w:line="240"/>
+              <w:ind w:left="100" w:right="100" w:firstLine="0" w:firstLineChars="0"/>
+              <w:rPr>
+                <w:rFonts w:ascii="Helvetica" w:hAnsi="Helvetica" w:eastAsia="Helvetica" w:cs="Helvetica"/>
+                <w:i w:val="false"/>
+                <w:b w:val="false"/>
+                <w:u w:val="none"/>
+                <w:sz w:val="22"/>
+                <w:szCs w:val="22"/>
+                <w:color w:val="000000"/>
+              </w:rPr>
+            </w:pPr>
+            <w:r>
+              <w:rPr>
+                <w:rFonts w:ascii="Helvetica" w:hAnsi="Helvetica" w:eastAsia="Helvetica" w:cs="Helvetica"/>
+                <w:i w:val="false"/>
+                <w:b w:val="false"/>
+                <w:u w:val="none"/>
+                <w:sz w:val="22"/>
+                <w:szCs w:val="22"/>
+                <w:color w:val="000000"/>
+              </w:rPr>
+              <w:t xml:space="preserve">142</w:t>
             </w:r>
           </w:p>
         </w:tc>
@@ -3148,7 +3148,7 @@
       </w:tr>
       <w:tr>
         <w:trPr>
-          <w:trHeight w:val="569" w:hRule="auto"/>
+          <w:trHeight w:val="565" w:hRule="auto"/>
         </w:trPr>
         body 6
         <w:tc>
@@ -3253,219 +3253,219 @@
                 <w:szCs w:val="22"/>
                 <w:color w:val="000000"/>
               </w:rPr>
-              <w:t xml:space="preserve">143</w:t>
-            </w:r>
-          </w:p>
-        </w:tc>
-        <w:tc>
-          <w:tcPr>
-            <w:tcBorders>
-              <w:bottom w:val="none" w:sz="0" w:space="0" w:color="000000"/>
-              <w:top w:val="none" w:sz="0" w:space="0" w:color="000000"/>
-              <w:left w:val="none" w:sz="0" w:space="0" w:color="000000"/>
-              <w:right w:val="none" w:sz="0" w:space="0" w:color="000000"/>
-            </w:tcBorders>
-            <w:shd w:val="clear" w:color="auto" w:fill="FFFFFF"/>
-            <w:tcMar>
-              <w:top w:w="0" w:type="dxa"/>
-              <w:bottom w:w="0" w:type="dxa"/>
-              <w:left w:w="0" w:type="dxa"/>
-              <w:right w:w="0" w:type="dxa"/>
-            </w:tcMar>
-            <w:vAlign w:val="top"/>
-          </w:tcPr>
-          <w:p>
-            <w:pPr>
-              <w:pStyle w:val="Normal"/>
-              <w:jc w:val="center"/>
-              <w:pBdr>
-                <w:bottom w:val="none" w:sz="0" w:space="0" w:color="000000"/>
-                <w:top w:val="none" w:sz="0" w:space="0" w:color="000000"/>
-                <w:left w:val="none" w:sz="0" w:space="0" w:color="000000"/>
-                <w:right w:val="none" w:sz="0" w:space="0" w:color="000000"/>
-              </w:pBdr>
-              <w:spacing w:after="100" w:before="100" w:line="240"/>
-              <w:ind w:left="100" w:right="100" w:firstLine="0" w:firstLineChars="0"/>
-              <w:rPr>
-                <w:rFonts w:ascii="Helvetica" w:hAnsi="Helvetica" w:eastAsia="Helvetica" w:cs="Helvetica"/>
-                <w:i w:val="false"/>
-                <w:b w:val="false"/>
-                <w:u w:val="none"/>
-                <w:sz w:val="22"/>
-                <w:szCs w:val="22"/>
-                <w:color w:val="000000"/>
-              </w:rPr>
-            </w:pPr>
-            <w:r>
-              <w:rPr>
-                <w:rFonts w:ascii="Helvetica" w:hAnsi="Helvetica" w:eastAsia="Helvetica" w:cs="Helvetica"/>
-                <w:i w:val="false"/>
-                <w:b w:val="false"/>
-                <w:u w:val="none"/>
-                <w:sz w:val="22"/>
-                <w:szCs w:val="22"/>
-                <w:color w:val="000000"/>
-              </w:rPr>
-              <w:t xml:space="preserve"/>
-            </w:r>
-          </w:p>
-        </w:tc>
-        <w:tc>
-          <w:tcPr>
-            <w:tcBorders>
-              <w:bottom w:val="none" w:sz="0" w:space="0" w:color="000000"/>
-              <w:top w:val="none" w:sz="0" w:space="0" w:color="000000"/>
-              <w:left w:val="none" w:sz="0" w:space="0" w:color="000000"/>
-              <w:right w:val="none" w:sz="0" w:space="0" w:color="000000"/>
-            </w:tcBorders>
-            <w:shd w:val="clear" w:color="auto" w:fill="FFFFFF"/>
-            <w:tcMar>
-              <w:top w:w="0" w:type="dxa"/>
-              <w:bottom w:w="0" w:type="dxa"/>
-              <w:left w:w="0" w:type="dxa"/>
-              <w:right w:w="0" w:type="dxa"/>
-            </w:tcMar>
-            <w:vAlign w:val="top"/>
-          </w:tcPr>
-          <w:p>
-            <w:pPr>
-              <w:pStyle w:val="Normal"/>
-              <w:jc w:val="center"/>
-              <w:pBdr>
-                <w:bottom w:val="none" w:sz="0" w:space="0" w:color="000000"/>
-                <w:top w:val="none" w:sz="0" w:space="0" w:color="000000"/>
-                <w:left w:val="none" w:sz="0" w:space="0" w:color="000000"/>
-                <w:right w:val="none" w:sz="0" w:space="0" w:color="000000"/>
-              </w:pBdr>
-              <w:spacing w:after="100" w:before="100" w:line="240"/>
-              <w:ind w:left="100" w:right="100" w:firstLine="0" w:firstLineChars="0"/>
-              <w:rPr>
-                <w:rFonts w:ascii="Helvetica" w:hAnsi="Helvetica" w:eastAsia="Helvetica" w:cs="Helvetica"/>
-                <w:i w:val="false"/>
-                <w:b w:val="false"/>
-                <w:u w:val="none"/>
-                <w:sz w:val="22"/>
-                <w:szCs w:val="22"/>
-                <w:color w:val="000000"/>
-              </w:rPr>
-            </w:pPr>
-            <w:r>
-              <w:rPr>
-                <w:rFonts w:ascii="Helvetica" w:hAnsi="Helvetica" w:eastAsia="Helvetica" w:cs="Helvetica"/>
-                <w:i w:val="false"/>
-                <w:b w:val="false"/>
-                <w:u w:val="none"/>
-                <w:sz w:val="22"/>
-                <w:szCs w:val="22"/>
-                <w:color w:val="000000"/>
-              </w:rPr>
-              <w:t xml:space="preserve"/>
-            </w:r>
-          </w:p>
-        </w:tc>
-        <w:tc>
-          <w:tcPr>
-            <w:tcBorders>
-              <w:bottom w:val="none" w:sz="0" w:space="0" w:color="000000"/>
-              <w:top w:val="none" w:sz="0" w:space="0" w:color="000000"/>
-              <w:left w:val="none" w:sz="0" w:space="0" w:color="000000"/>
-              <w:right w:val="none" w:sz="0" w:space="0" w:color="000000"/>
-            </w:tcBorders>
-            <w:shd w:val="clear" w:color="auto" w:fill="FFFFFF"/>
-            <w:tcMar>
-              <w:top w:w="0" w:type="dxa"/>
-              <w:bottom w:w="0" w:type="dxa"/>
-              <w:left w:w="0" w:type="dxa"/>
-              <w:right w:w="0" w:type="dxa"/>
-            </w:tcMar>
-            <w:vAlign w:val="top"/>
-          </w:tcPr>
-          <w:p>
-            <w:pPr>
-              <w:pStyle w:val="Normal"/>
-              <w:jc w:val="center"/>
-              <w:pBdr>
-                <w:bottom w:val="none" w:sz="0" w:space="0" w:color="000000"/>
-                <w:top w:val="none" w:sz="0" w:space="0" w:color="000000"/>
-                <w:left w:val="none" w:sz="0" w:space="0" w:color="000000"/>
-                <w:right w:val="none" w:sz="0" w:space="0" w:color="000000"/>
-              </w:pBdr>
-              <w:spacing w:after="100" w:before="100" w:line="240"/>
-              <w:ind w:left="100" w:right="100" w:firstLine="0" w:firstLineChars="0"/>
-              <w:rPr>
-                <w:rFonts w:ascii="Helvetica" w:hAnsi="Helvetica" w:eastAsia="Helvetica" w:cs="Helvetica"/>
-                <w:i w:val="false"/>
-                <w:b w:val="false"/>
-                <w:u w:val="none"/>
-                <w:sz w:val="22"/>
-                <w:szCs w:val="22"/>
-                <w:color w:val="000000"/>
-              </w:rPr>
-            </w:pPr>
-            <w:r>
-              <w:rPr>
-                <w:rFonts w:ascii="Helvetica" w:hAnsi="Helvetica" w:eastAsia="Helvetica" w:cs="Helvetica"/>
-                <w:i w:val="false"/>
-                <w:b w:val="false"/>
-                <w:u w:val="none"/>
-                <w:sz w:val="22"/>
-                <w:szCs w:val="22"/>
-                <w:color w:val="000000"/>
-              </w:rPr>
-              <w:t xml:space="preserve"/>
-            </w:r>
-          </w:p>
-        </w:tc>
-        <w:tc>
-          <w:tcPr>
-            <w:tcBorders>
-              <w:bottom w:val="none" w:sz="0" w:space="0" w:color="000000"/>
-              <w:top w:val="none" w:sz="0" w:space="0" w:color="000000"/>
-              <w:left w:val="none" w:sz="0" w:space="0" w:color="000000"/>
-              <w:right w:val="none" w:sz="0" w:space="0" w:color="000000"/>
-            </w:tcBorders>
-            <w:shd w:val="clear" w:color="auto" w:fill="FFFFFF"/>
-            <w:tcMar>
-              <w:top w:w="0" w:type="dxa"/>
-              <w:bottom w:w="0" w:type="dxa"/>
-              <w:left w:w="0" w:type="dxa"/>
-              <w:right w:w="0" w:type="dxa"/>
-            </w:tcMar>
-            <w:vAlign w:val="top"/>
-          </w:tcPr>
-          <w:p>
-            <w:pPr>
-              <w:pStyle w:val="Normal"/>
-              <w:jc w:val="center"/>
-              <w:pBdr>
-                <w:bottom w:val="none" w:sz="0" w:space="0" w:color="000000"/>
-                <w:top w:val="none" w:sz="0" w:space="0" w:color="000000"/>
-                <w:left w:val="none" w:sz="0" w:space="0" w:color="000000"/>
-                <w:right w:val="none" w:sz="0" w:space="0" w:color="000000"/>
-              </w:pBdr>
-              <w:spacing w:after="100" w:before="100" w:line="240"/>
-              <w:ind w:left="100" w:right="100" w:firstLine="0" w:firstLineChars="0"/>
-              <w:rPr>
-                <w:rFonts w:ascii="Helvetica" w:hAnsi="Helvetica" w:eastAsia="Helvetica" w:cs="Helvetica"/>
-                <w:i w:val="false"/>
-                <w:b w:val="false"/>
-                <w:u w:val="none"/>
-                <w:sz w:val="22"/>
-                <w:szCs w:val="22"/>
-                <w:color w:val="000000"/>
-              </w:rPr>
-            </w:pPr>
-            <w:r>
-              <w:rPr>
-                <w:rFonts w:ascii="Helvetica" w:hAnsi="Helvetica" w:eastAsia="Helvetica" w:cs="Helvetica"/>
-                <w:i w:val="false"/>
-                <w:b w:val="false"/>
-                <w:u w:val="none"/>
-                <w:sz w:val="22"/>
-                <w:szCs w:val="22"/>
-                <w:color w:val="000000"/>
-              </w:rPr>
-              <w:t xml:space="preserve">143</w:t>
+              <w:t xml:space="preserve">142</w:t>
+            </w:r>
+          </w:p>
+        </w:tc>
+        <w:tc>
+          <w:tcPr>
+            <w:tcBorders>
+              <w:bottom w:val="none" w:sz="0" w:space="0" w:color="000000"/>
+              <w:top w:val="none" w:sz="0" w:space="0" w:color="000000"/>
+              <w:left w:val="none" w:sz="0" w:space="0" w:color="000000"/>
+              <w:right w:val="none" w:sz="0" w:space="0" w:color="000000"/>
+            </w:tcBorders>
+            <w:shd w:val="clear" w:color="auto" w:fill="FFFFFF"/>
+            <w:tcMar>
+              <w:top w:w="0" w:type="dxa"/>
+              <w:bottom w:w="0" w:type="dxa"/>
+              <w:left w:w="0" w:type="dxa"/>
+              <w:right w:w="0" w:type="dxa"/>
+            </w:tcMar>
+            <w:vAlign w:val="top"/>
+          </w:tcPr>
+          <w:p>
+            <w:pPr>
+              <w:pStyle w:val="Normal"/>
+              <w:jc w:val="center"/>
+              <w:pBdr>
+                <w:bottom w:val="none" w:sz="0" w:space="0" w:color="000000"/>
+                <w:top w:val="none" w:sz="0" w:space="0" w:color="000000"/>
+                <w:left w:val="none" w:sz="0" w:space="0" w:color="000000"/>
+                <w:right w:val="none" w:sz="0" w:space="0" w:color="000000"/>
+              </w:pBdr>
+              <w:spacing w:after="100" w:before="100" w:line="240"/>
+              <w:ind w:left="100" w:right="100" w:firstLine="0" w:firstLineChars="0"/>
+              <w:rPr>
+                <w:rFonts w:ascii="Helvetica" w:hAnsi="Helvetica" w:eastAsia="Helvetica" w:cs="Helvetica"/>
+                <w:i w:val="false"/>
+                <w:b w:val="false"/>
+                <w:u w:val="none"/>
+                <w:sz w:val="22"/>
+                <w:szCs w:val="22"/>
+                <w:color w:val="000000"/>
+              </w:rPr>
+            </w:pPr>
+            <w:r>
+              <w:rPr>
+                <w:rFonts w:ascii="Helvetica" w:hAnsi="Helvetica" w:eastAsia="Helvetica" w:cs="Helvetica"/>
+                <w:i w:val="false"/>
+                <w:b w:val="false"/>
+                <w:u w:val="none"/>
+                <w:sz w:val="22"/>
+                <w:szCs w:val="22"/>
+                <w:color w:val="000000"/>
+              </w:rPr>
+              <w:t xml:space="preserve"/>
+            </w:r>
+          </w:p>
+        </w:tc>
+        <w:tc>
+          <w:tcPr>
+            <w:tcBorders>
+              <w:bottom w:val="none" w:sz="0" w:space="0" w:color="000000"/>
+              <w:top w:val="none" w:sz="0" w:space="0" w:color="000000"/>
+              <w:left w:val="none" w:sz="0" w:space="0" w:color="000000"/>
+              <w:right w:val="none" w:sz="0" w:space="0" w:color="000000"/>
+            </w:tcBorders>
+            <w:shd w:val="clear" w:color="auto" w:fill="FFFFFF"/>
+            <w:tcMar>
+              <w:top w:w="0" w:type="dxa"/>
+              <w:bottom w:w="0" w:type="dxa"/>
+              <w:left w:w="0" w:type="dxa"/>
+              <w:right w:w="0" w:type="dxa"/>
+            </w:tcMar>
+            <w:vAlign w:val="top"/>
+          </w:tcPr>
+          <w:p>
+            <w:pPr>
+              <w:pStyle w:val="Normal"/>
+              <w:jc w:val="center"/>
+              <w:pBdr>
+                <w:bottom w:val="none" w:sz="0" w:space="0" w:color="000000"/>
+                <w:top w:val="none" w:sz="0" w:space="0" w:color="000000"/>
+                <w:left w:val="none" w:sz="0" w:space="0" w:color="000000"/>
+                <w:right w:val="none" w:sz="0" w:space="0" w:color="000000"/>
+              </w:pBdr>
+              <w:spacing w:after="100" w:before="100" w:line="240"/>
+              <w:ind w:left="100" w:right="100" w:firstLine="0" w:firstLineChars="0"/>
+              <w:rPr>
+                <w:rFonts w:ascii="Helvetica" w:hAnsi="Helvetica" w:eastAsia="Helvetica" w:cs="Helvetica"/>
+                <w:i w:val="false"/>
+                <w:b w:val="false"/>
+                <w:u w:val="none"/>
+                <w:sz w:val="22"/>
+                <w:szCs w:val="22"/>
+                <w:color w:val="000000"/>
+              </w:rPr>
+            </w:pPr>
+            <w:r>
+              <w:rPr>
+                <w:rFonts w:ascii="Helvetica" w:hAnsi="Helvetica" w:eastAsia="Helvetica" w:cs="Helvetica"/>
+                <w:i w:val="false"/>
+                <w:b w:val="false"/>
+                <w:u w:val="none"/>
+                <w:sz w:val="22"/>
+                <w:szCs w:val="22"/>
+                <w:color w:val="000000"/>
+              </w:rPr>
+              <w:t xml:space="preserve"/>
+            </w:r>
+          </w:p>
+        </w:tc>
+        <w:tc>
+          <w:tcPr>
+            <w:tcBorders>
+              <w:bottom w:val="none" w:sz="0" w:space="0" w:color="000000"/>
+              <w:top w:val="none" w:sz="0" w:space="0" w:color="000000"/>
+              <w:left w:val="none" w:sz="0" w:space="0" w:color="000000"/>
+              <w:right w:val="none" w:sz="0" w:space="0" w:color="000000"/>
+            </w:tcBorders>
+            <w:shd w:val="clear" w:color="auto" w:fill="FFFFFF"/>
+            <w:tcMar>
+              <w:top w:w="0" w:type="dxa"/>
+              <w:bottom w:w="0" w:type="dxa"/>
+              <w:left w:w="0" w:type="dxa"/>
+              <w:right w:w="0" w:type="dxa"/>
+            </w:tcMar>
+            <w:vAlign w:val="top"/>
+          </w:tcPr>
+          <w:p>
+            <w:pPr>
+              <w:pStyle w:val="Normal"/>
+              <w:jc w:val="center"/>
+              <w:pBdr>
+                <w:bottom w:val="none" w:sz="0" w:space="0" w:color="000000"/>
+                <w:top w:val="none" w:sz="0" w:space="0" w:color="000000"/>
+                <w:left w:val="none" w:sz="0" w:space="0" w:color="000000"/>
+                <w:right w:val="none" w:sz="0" w:space="0" w:color="000000"/>
+              </w:pBdr>
+              <w:spacing w:after="100" w:before="100" w:line="240"/>
+              <w:ind w:left="100" w:right="100" w:firstLine="0" w:firstLineChars="0"/>
+              <w:rPr>
+                <w:rFonts w:ascii="Helvetica" w:hAnsi="Helvetica" w:eastAsia="Helvetica" w:cs="Helvetica"/>
+                <w:i w:val="false"/>
+                <w:b w:val="false"/>
+                <w:u w:val="none"/>
+                <w:sz w:val="22"/>
+                <w:szCs w:val="22"/>
+                <w:color w:val="000000"/>
+              </w:rPr>
+            </w:pPr>
+            <w:r>
+              <w:rPr>
+                <w:rFonts w:ascii="Helvetica" w:hAnsi="Helvetica" w:eastAsia="Helvetica" w:cs="Helvetica"/>
+                <w:i w:val="false"/>
+                <w:b w:val="false"/>
+                <w:u w:val="none"/>
+                <w:sz w:val="22"/>
+                <w:szCs w:val="22"/>
+                <w:color w:val="000000"/>
+              </w:rPr>
+              <w:t xml:space="preserve"/>
+            </w:r>
+          </w:p>
+        </w:tc>
+        <w:tc>
+          <w:tcPr>
+            <w:tcBorders>
+              <w:bottom w:val="none" w:sz="0" w:space="0" w:color="000000"/>
+              <w:top w:val="none" w:sz="0" w:space="0" w:color="000000"/>
+              <w:left w:val="none" w:sz="0" w:space="0" w:color="000000"/>
+              <w:right w:val="none" w:sz="0" w:space="0" w:color="000000"/>
+            </w:tcBorders>
+            <w:shd w:val="clear" w:color="auto" w:fill="FFFFFF"/>
+            <w:tcMar>
+              <w:top w:w="0" w:type="dxa"/>
+              <w:bottom w:w="0" w:type="dxa"/>
+              <w:left w:w="0" w:type="dxa"/>
+              <w:right w:w="0" w:type="dxa"/>
+            </w:tcMar>
+            <w:vAlign w:val="top"/>
+          </w:tcPr>
+          <w:p>
+            <w:pPr>
+              <w:pStyle w:val="Normal"/>
+              <w:jc w:val="center"/>
+              <w:pBdr>
+                <w:bottom w:val="none" w:sz="0" w:space="0" w:color="000000"/>
+                <w:top w:val="none" w:sz="0" w:space="0" w:color="000000"/>
+                <w:left w:val="none" w:sz="0" w:space="0" w:color="000000"/>
+                <w:right w:val="none" w:sz="0" w:space="0" w:color="000000"/>
+              </w:pBdr>
+              <w:spacing w:after="100" w:before="100" w:line="240"/>
+              <w:ind w:left="100" w:right="100" w:firstLine="0" w:firstLineChars="0"/>
+              <w:rPr>
+                <w:rFonts w:ascii="Helvetica" w:hAnsi="Helvetica" w:eastAsia="Helvetica" w:cs="Helvetica"/>
+                <w:i w:val="false"/>
+                <w:b w:val="false"/>
+                <w:u w:val="none"/>
+                <w:sz w:val="22"/>
+                <w:szCs w:val="22"/>
+                <w:color w:val="000000"/>
+              </w:rPr>
+            </w:pPr>
+            <w:r>
+              <w:rPr>
+                <w:rFonts w:ascii="Helvetica" w:hAnsi="Helvetica" w:eastAsia="Helvetica" w:cs="Helvetica"/>
+                <w:i w:val="false"/>
+                <w:b w:val="false"/>
+                <w:u w:val="none"/>
+                <w:sz w:val="22"/>
+                <w:szCs w:val="22"/>
+                <w:color w:val="000000"/>
+              </w:rPr>
+              <w:t xml:space="preserve">142</w:t>
             </w:r>
           </w:p>
         </w:tc>
@@ -3736,219 +3736,219 @@
                 <w:szCs w:val="22"/>
                 <w:color w:val="000000"/>
               </w:rPr>
-              <w:t xml:space="preserve">143</w:t>
-            </w:r>
-          </w:p>
-        </w:tc>
-        <w:tc>
-          <w:tcPr>
-            <w:tcBorders>
-              <w:bottom w:val="none" w:sz="0" w:space="0" w:color="000000"/>
-              <w:top w:val="none" w:sz="0" w:space="0" w:color="000000"/>
-              <w:left w:val="none" w:sz="0" w:space="0" w:color="000000"/>
-              <w:right w:val="none" w:sz="0" w:space="0" w:color="000000"/>
-            </w:tcBorders>
-            <w:shd w:val="clear" w:color="auto" w:fill="FFFFFF"/>
-            <w:tcMar>
-              <w:top w:w="0" w:type="dxa"/>
-              <w:bottom w:w="0" w:type="dxa"/>
-              <w:left w:w="0" w:type="dxa"/>
-              <w:right w:w="0" w:type="dxa"/>
-            </w:tcMar>
-            <w:vAlign w:val="top"/>
-          </w:tcPr>
-          <w:p>
-            <w:pPr>
-              <w:pStyle w:val="Normal"/>
-              <w:jc w:val="center"/>
-              <w:pBdr>
-                <w:bottom w:val="none" w:sz="0" w:space="0" w:color="000000"/>
-                <w:top w:val="none" w:sz="0" w:space="0" w:color="000000"/>
-                <w:left w:val="none" w:sz="0" w:space="0" w:color="000000"/>
-                <w:right w:val="none" w:sz="0" w:space="0" w:color="000000"/>
-              </w:pBdr>
-              <w:spacing w:after="100" w:before="100" w:line="240"/>
-              <w:ind w:left="100" w:right="100" w:firstLine="0" w:firstLineChars="0"/>
-              <w:rPr>
-                <w:rFonts w:ascii="Helvetica" w:hAnsi="Helvetica" w:eastAsia="Helvetica" w:cs="Helvetica"/>
-                <w:i w:val="false"/>
-                <w:b w:val="false"/>
-                <w:u w:val="none"/>
-                <w:sz w:val="22"/>
-                <w:szCs w:val="22"/>
-                <w:color w:val="000000"/>
-              </w:rPr>
-            </w:pPr>
-            <w:r>
-              <w:rPr>
-                <w:rFonts w:ascii="Helvetica" w:hAnsi="Helvetica" w:eastAsia="Helvetica" w:cs="Helvetica"/>
-                <w:i w:val="false"/>
-                <w:b w:val="false"/>
-                <w:u w:val="none"/>
-                <w:sz w:val="22"/>
-                <w:szCs w:val="22"/>
-                <w:color w:val="000000"/>
-              </w:rPr>
-              <w:t xml:space="preserve"/>
-            </w:r>
-          </w:p>
-        </w:tc>
-        <w:tc>
-          <w:tcPr>
-            <w:tcBorders>
-              <w:bottom w:val="none" w:sz="0" w:space="0" w:color="000000"/>
-              <w:top w:val="none" w:sz="0" w:space="0" w:color="000000"/>
-              <w:left w:val="none" w:sz="0" w:space="0" w:color="000000"/>
-              <w:right w:val="none" w:sz="0" w:space="0" w:color="000000"/>
-            </w:tcBorders>
-            <w:shd w:val="clear" w:color="auto" w:fill="FFFFFF"/>
-            <w:tcMar>
-              <w:top w:w="0" w:type="dxa"/>
-              <w:bottom w:w="0" w:type="dxa"/>
-              <w:left w:w="0" w:type="dxa"/>
-              <w:right w:w="0" w:type="dxa"/>
-            </w:tcMar>
-            <w:vAlign w:val="top"/>
-          </w:tcPr>
-          <w:p>
-            <w:pPr>
-              <w:pStyle w:val="Normal"/>
-              <w:jc w:val="center"/>
-              <w:pBdr>
-                <w:bottom w:val="none" w:sz="0" w:space="0" w:color="000000"/>
-                <w:top w:val="none" w:sz="0" w:space="0" w:color="000000"/>
-                <w:left w:val="none" w:sz="0" w:space="0" w:color="000000"/>
-                <w:right w:val="none" w:sz="0" w:space="0" w:color="000000"/>
-              </w:pBdr>
-              <w:spacing w:after="100" w:before="100" w:line="240"/>
-              <w:ind w:left="100" w:right="100" w:firstLine="0" w:firstLineChars="0"/>
-              <w:rPr>
-                <w:rFonts w:ascii="Helvetica" w:hAnsi="Helvetica" w:eastAsia="Helvetica" w:cs="Helvetica"/>
-                <w:i w:val="false"/>
-                <w:b w:val="false"/>
-                <w:u w:val="none"/>
-                <w:sz w:val="22"/>
-                <w:szCs w:val="22"/>
-                <w:color w:val="000000"/>
-              </w:rPr>
-            </w:pPr>
-            <w:r>
-              <w:rPr>
-                <w:rFonts w:ascii="Helvetica" w:hAnsi="Helvetica" w:eastAsia="Helvetica" w:cs="Helvetica"/>
-                <w:i w:val="false"/>
-                <w:b w:val="false"/>
-                <w:u w:val="none"/>
-                <w:sz w:val="22"/>
-                <w:szCs w:val="22"/>
-                <w:color w:val="000000"/>
-              </w:rPr>
-              <w:t xml:space="preserve"/>
-            </w:r>
-          </w:p>
-        </w:tc>
-        <w:tc>
-          <w:tcPr>
-            <w:tcBorders>
-              <w:bottom w:val="none" w:sz="0" w:space="0" w:color="000000"/>
-              <w:top w:val="none" w:sz="0" w:space="0" w:color="000000"/>
-              <w:left w:val="none" w:sz="0" w:space="0" w:color="000000"/>
-              <w:right w:val="none" w:sz="0" w:space="0" w:color="000000"/>
-            </w:tcBorders>
-            <w:shd w:val="clear" w:color="auto" w:fill="FFFFFF"/>
-            <w:tcMar>
-              <w:top w:w="0" w:type="dxa"/>
-              <w:bottom w:w="0" w:type="dxa"/>
-              <w:left w:w="0" w:type="dxa"/>
-              <w:right w:w="0" w:type="dxa"/>
-            </w:tcMar>
-            <w:vAlign w:val="top"/>
-          </w:tcPr>
-          <w:p>
-            <w:pPr>
-              <w:pStyle w:val="Normal"/>
-              <w:jc w:val="center"/>
-              <w:pBdr>
-                <w:bottom w:val="none" w:sz="0" w:space="0" w:color="000000"/>
-                <w:top w:val="none" w:sz="0" w:space="0" w:color="000000"/>
-                <w:left w:val="none" w:sz="0" w:space="0" w:color="000000"/>
-                <w:right w:val="none" w:sz="0" w:space="0" w:color="000000"/>
-              </w:pBdr>
-              <w:spacing w:after="100" w:before="100" w:line="240"/>
-              <w:ind w:left="100" w:right="100" w:firstLine="0" w:firstLineChars="0"/>
-              <w:rPr>
-                <w:rFonts w:ascii="Helvetica" w:hAnsi="Helvetica" w:eastAsia="Helvetica" w:cs="Helvetica"/>
-                <w:i w:val="false"/>
-                <w:b w:val="false"/>
-                <w:u w:val="none"/>
-                <w:sz w:val="22"/>
-                <w:szCs w:val="22"/>
-                <w:color w:val="000000"/>
-              </w:rPr>
-            </w:pPr>
-            <w:r>
-              <w:rPr>
-                <w:rFonts w:ascii="Helvetica" w:hAnsi="Helvetica" w:eastAsia="Helvetica" w:cs="Helvetica"/>
-                <w:i w:val="false"/>
-                <w:b w:val="false"/>
-                <w:u w:val="none"/>
-                <w:sz w:val="22"/>
-                <w:szCs w:val="22"/>
-                <w:color w:val="000000"/>
-              </w:rPr>
-              <w:t xml:space="preserve"/>
-            </w:r>
-          </w:p>
-        </w:tc>
-        <w:tc>
-          <w:tcPr>
-            <w:tcBorders>
-              <w:bottom w:val="none" w:sz="0" w:space="0" w:color="000000"/>
-              <w:top w:val="none" w:sz="0" w:space="0" w:color="000000"/>
-              <w:left w:val="none" w:sz="0" w:space="0" w:color="000000"/>
-              <w:right w:val="none" w:sz="0" w:space="0" w:color="000000"/>
-            </w:tcBorders>
-            <w:shd w:val="clear" w:color="auto" w:fill="FFFFFF"/>
-            <w:tcMar>
-              <w:top w:w="0" w:type="dxa"/>
-              <w:bottom w:w="0" w:type="dxa"/>
-              <w:left w:w="0" w:type="dxa"/>
-              <w:right w:w="0" w:type="dxa"/>
-            </w:tcMar>
-            <w:vAlign w:val="top"/>
-          </w:tcPr>
-          <w:p>
-            <w:pPr>
-              <w:pStyle w:val="Normal"/>
-              <w:jc w:val="center"/>
-              <w:pBdr>
-                <w:bottom w:val="none" w:sz="0" w:space="0" w:color="000000"/>
-                <w:top w:val="none" w:sz="0" w:space="0" w:color="000000"/>
-                <w:left w:val="none" w:sz="0" w:space="0" w:color="000000"/>
-                <w:right w:val="none" w:sz="0" w:space="0" w:color="000000"/>
-              </w:pBdr>
-              <w:spacing w:after="100" w:before="100" w:line="240"/>
-              <w:ind w:left="100" w:right="100" w:firstLine="0" w:firstLineChars="0"/>
-              <w:rPr>
-                <w:rFonts w:ascii="Helvetica" w:hAnsi="Helvetica" w:eastAsia="Helvetica" w:cs="Helvetica"/>
-                <w:i w:val="false"/>
-                <w:b w:val="false"/>
-                <w:u w:val="none"/>
-                <w:sz w:val="22"/>
-                <w:szCs w:val="22"/>
-                <w:color w:val="000000"/>
-              </w:rPr>
-            </w:pPr>
-            <w:r>
-              <w:rPr>
-                <w:rFonts w:ascii="Helvetica" w:hAnsi="Helvetica" w:eastAsia="Helvetica" w:cs="Helvetica"/>
-                <w:i w:val="false"/>
-                <w:b w:val="false"/>
-                <w:u w:val="none"/>
-                <w:sz w:val="22"/>
-                <w:szCs w:val="22"/>
-                <w:color w:val="000000"/>
-              </w:rPr>
-              <w:t xml:space="preserve">143</w:t>
+              <w:t xml:space="preserve">142</w:t>
+            </w:r>
+          </w:p>
+        </w:tc>
+        <w:tc>
+          <w:tcPr>
+            <w:tcBorders>
+              <w:bottom w:val="none" w:sz="0" w:space="0" w:color="000000"/>
+              <w:top w:val="none" w:sz="0" w:space="0" w:color="000000"/>
+              <w:left w:val="none" w:sz="0" w:space="0" w:color="000000"/>
+              <w:right w:val="none" w:sz="0" w:space="0" w:color="000000"/>
+            </w:tcBorders>
+            <w:shd w:val="clear" w:color="auto" w:fill="FFFFFF"/>
+            <w:tcMar>
+              <w:top w:w="0" w:type="dxa"/>
+              <w:bottom w:w="0" w:type="dxa"/>
+              <w:left w:w="0" w:type="dxa"/>
+              <w:right w:w="0" w:type="dxa"/>
+            </w:tcMar>
+            <w:vAlign w:val="top"/>
+          </w:tcPr>
+          <w:p>
+            <w:pPr>
+              <w:pStyle w:val="Normal"/>
+              <w:jc w:val="center"/>
+              <w:pBdr>
+                <w:bottom w:val="none" w:sz="0" w:space="0" w:color="000000"/>
+                <w:top w:val="none" w:sz="0" w:space="0" w:color="000000"/>
+                <w:left w:val="none" w:sz="0" w:space="0" w:color="000000"/>
+                <w:right w:val="none" w:sz="0" w:space="0" w:color="000000"/>
+              </w:pBdr>
+              <w:spacing w:after="100" w:before="100" w:line="240"/>
+              <w:ind w:left="100" w:right="100" w:firstLine="0" w:firstLineChars="0"/>
+              <w:rPr>
+                <w:rFonts w:ascii="Helvetica" w:hAnsi="Helvetica" w:eastAsia="Helvetica" w:cs="Helvetica"/>
+                <w:i w:val="false"/>
+                <w:b w:val="false"/>
+                <w:u w:val="none"/>
+                <w:sz w:val="22"/>
+                <w:szCs w:val="22"/>
+                <w:color w:val="000000"/>
+              </w:rPr>
+            </w:pPr>
+            <w:r>
+              <w:rPr>
+                <w:rFonts w:ascii="Helvetica" w:hAnsi="Helvetica" w:eastAsia="Helvetica" w:cs="Helvetica"/>
+                <w:i w:val="false"/>
+                <w:b w:val="false"/>
+                <w:u w:val="none"/>
+                <w:sz w:val="22"/>
+                <w:szCs w:val="22"/>
+                <w:color w:val="000000"/>
+              </w:rPr>
+              <w:t xml:space="preserve"/>
+            </w:r>
+          </w:p>
+        </w:tc>
+        <w:tc>
+          <w:tcPr>
+            <w:tcBorders>
+              <w:bottom w:val="none" w:sz="0" w:space="0" w:color="000000"/>
+              <w:top w:val="none" w:sz="0" w:space="0" w:color="000000"/>
+              <w:left w:val="none" w:sz="0" w:space="0" w:color="000000"/>
+              <w:right w:val="none" w:sz="0" w:space="0" w:color="000000"/>
+            </w:tcBorders>
+            <w:shd w:val="clear" w:color="auto" w:fill="FFFFFF"/>
+            <w:tcMar>
+              <w:top w:w="0" w:type="dxa"/>
+              <w:bottom w:w="0" w:type="dxa"/>
+              <w:left w:w="0" w:type="dxa"/>
+              <w:right w:w="0" w:type="dxa"/>
+            </w:tcMar>
+            <w:vAlign w:val="top"/>
+          </w:tcPr>
+          <w:p>
+            <w:pPr>
+              <w:pStyle w:val="Normal"/>
+              <w:jc w:val="center"/>
+              <w:pBdr>
+                <w:bottom w:val="none" w:sz="0" w:space="0" w:color="000000"/>
+                <w:top w:val="none" w:sz="0" w:space="0" w:color="000000"/>
+                <w:left w:val="none" w:sz="0" w:space="0" w:color="000000"/>
+                <w:right w:val="none" w:sz="0" w:space="0" w:color="000000"/>
+              </w:pBdr>
+              <w:spacing w:after="100" w:before="100" w:line="240"/>
+              <w:ind w:left="100" w:right="100" w:firstLine="0" w:firstLineChars="0"/>
+              <w:rPr>
+                <w:rFonts w:ascii="Helvetica" w:hAnsi="Helvetica" w:eastAsia="Helvetica" w:cs="Helvetica"/>
+                <w:i w:val="false"/>
+                <w:b w:val="false"/>
+                <w:u w:val="none"/>
+                <w:sz w:val="22"/>
+                <w:szCs w:val="22"/>
+                <w:color w:val="000000"/>
+              </w:rPr>
+            </w:pPr>
+            <w:r>
+              <w:rPr>
+                <w:rFonts w:ascii="Helvetica" w:hAnsi="Helvetica" w:eastAsia="Helvetica" w:cs="Helvetica"/>
+                <w:i w:val="false"/>
+                <w:b w:val="false"/>
+                <w:u w:val="none"/>
+                <w:sz w:val="22"/>
+                <w:szCs w:val="22"/>
+                <w:color w:val="000000"/>
+              </w:rPr>
+              <w:t xml:space="preserve"/>
+            </w:r>
+          </w:p>
+        </w:tc>
+        <w:tc>
+          <w:tcPr>
+            <w:tcBorders>
+              <w:bottom w:val="none" w:sz="0" w:space="0" w:color="000000"/>
+              <w:top w:val="none" w:sz="0" w:space="0" w:color="000000"/>
+              <w:left w:val="none" w:sz="0" w:space="0" w:color="000000"/>
+              <w:right w:val="none" w:sz="0" w:space="0" w:color="000000"/>
+            </w:tcBorders>
+            <w:shd w:val="clear" w:color="auto" w:fill="FFFFFF"/>
+            <w:tcMar>
+              <w:top w:w="0" w:type="dxa"/>
+              <w:bottom w:w="0" w:type="dxa"/>
+              <w:left w:w="0" w:type="dxa"/>
+              <w:right w:w="0" w:type="dxa"/>
+            </w:tcMar>
+            <w:vAlign w:val="top"/>
+          </w:tcPr>
+          <w:p>
+            <w:pPr>
+              <w:pStyle w:val="Normal"/>
+              <w:jc w:val="center"/>
+              <w:pBdr>
+                <w:bottom w:val="none" w:sz="0" w:space="0" w:color="000000"/>
+                <w:top w:val="none" w:sz="0" w:space="0" w:color="000000"/>
+                <w:left w:val="none" w:sz="0" w:space="0" w:color="000000"/>
+                <w:right w:val="none" w:sz="0" w:space="0" w:color="000000"/>
+              </w:pBdr>
+              <w:spacing w:after="100" w:before="100" w:line="240"/>
+              <w:ind w:left="100" w:right="100" w:firstLine="0" w:firstLineChars="0"/>
+              <w:rPr>
+                <w:rFonts w:ascii="Helvetica" w:hAnsi="Helvetica" w:eastAsia="Helvetica" w:cs="Helvetica"/>
+                <w:i w:val="false"/>
+                <w:b w:val="false"/>
+                <w:u w:val="none"/>
+                <w:sz w:val="22"/>
+                <w:szCs w:val="22"/>
+                <w:color w:val="000000"/>
+              </w:rPr>
+            </w:pPr>
+            <w:r>
+              <w:rPr>
+                <w:rFonts w:ascii="Helvetica" w:hAnsi="Helvetica" w:eastAsia="Helvetica" w:cs="Helvetica"/>
+                <w:i w:val="false"/>
+                <w:b w:val="false"/>
+                <w:u w:val="none"/>
+                <w:sz w:val="22"/>
+                <w:szCs w:val="22"/>
+                <w:color w:val="000000"/>
+              </w:rPr>
+              <w:t xml:space="preserve"/>
+            </w:r>
+          </w:p>
+        </w:tc>
+        <w:tc>
+          <w:tcPr>
+            <w:tcBorders>
+              <w:bottom w:val="none" w:sz="0" w:space="0" w:color="000000"/>
+              <w:top w:val="none" w:sz="0" w:space="0" w:color="000000"/>
+              <w:left w:val="none" w:sz="0" w:space="0" w:color="000000"/>
+              <w:right w:val="none" w:sz="0" w:space="0" w:color="000000"/>
+            </w:tcBorders>
+            <w:shd w:val="clear" w:color="auto" w:fill="FFFFFF"/>
+            <w:tcMar>
+              <w:top w:w="0" w:type="dxa"/>
+              <w:bottom w:w="0" w:type="dxa"/>
+              <w:left w:w="0" w:type="dxa"/>
+              <w:right w:w="0" w:type="dxa"/>
+            </w:tcMar>
+            <w:vAlign w:val="top"/>
+          </w:tcPr>
+          <w:p>
+            <w:pPr>
+              <w:pStyle w:val="Normal"/>
+              <w:jc w:val="center"/>
+              <w:pBdr>
+                <w:bottom w:val="none" w:sz="0" w:space="0" w:color="000000"/>
+                <w:top w:val="none" w:sz="0" w:space="0" w:color="000000"/>
+                <w:left w:val="none" w:sz="0" w:space="0" w:color="000000"/>
+                <w:right w:val="none" w:sz="0" w:space="0" w:color="000000"/>
+              </w:pBdr>
+              <w:spacing w:after="100" w:before="100" w:line="240"/>
+              <w:ind w:left="100" w:right="100" w:firstLine="0" w:firstLineChars="0"/>
+              <w:rPr>
+                <w:rFonts w:ascii="Helvetica" w:hAnsi="Helvetica" w:eastAsia="Helvetica" w:cs="Helvetica"/>
+                <w:i w:val="false"/>
+                <w:b w:val="false"/>
+                <w:u w:val="none"/>
+                <w:sz w:val="22"/>
+                <w:szCs w:val="22"/>
+                <w:color w:val="000000"/>
+              </w:rPr>
+            </w:pPr>
+            <w:r>
+              <w:rPr>
+                <w:rFonts w:ascii="Helvetica" w:hAnsi="Helvetica" w:eastAsia="Helvetica" w:cs="Helvetica"/>
+                <w:i w:val="false"/>
+                <w:b w:val="false"/>
+                <w:u w:val="none"/>
+                <w:sz w:val="22"/>
+                <w:szCs w:val="22"/>
+                <w:color w:val="000000"/>
+              </w:rPr>
+              <w:t xml:space="preserve">142</w:t>
             </w:r>
           </w:p>
         </w:tc>
@@ -5185,219 +5185,219 @@
                 <w:szCs w:val="22"/>
                 <w:color w:val="000000"/>
               </w:rPr>
-              <w:t xml:space="preserve">143</w:t>
-            </w:r>
-          </w:p>
-        </w:tc>
-        <w:tc>
-          <w:tcPr>
-            <w:tcBorders>
-              <w:bottom w:val="none" w:sz="0" w:space="0" w:color="000000"/>
-              <w:top w:val="none" w:sz="0" w:space="0" w:color="000000"/>
-              <w:left w:val="none" w:sz="0" w:space="0" w:color="000000"/>
-              <w:right w:val="none" w:sz="0" w:space="0" w:color="000000"/>
-            </w:tcBorders>
-            <w:shd w:val="clear" w:color="auto" w:fill="FFFFFF"/>
-            <w:tcMar>
-              <w:top w:w="0" w:type="dxa"/>
-              <w:bottom w:w="0" w:type="dxa"/>
-              <w:left w:w="0" w:type="dxa"/>
-              <w:right w:w="0" w:type="dxa"/>
-            </w:tcMar>
-            <w:vAlign w:val="top"/>
-          </w:tcPr>
-          <w:p>
-            <w:pPr>
-              <w:pStyle w:val="Normal"/>
-              <w:jc w:val="center"/>
-              <w:pBdr>
-                <w:bottom w:val="none" w:sz="0" w:space="0" w:color="000000"/>
-                <w:top w:val="none" w:sz="0" w:space="0" w:color="000000"/>
-                <w:left w:val="none" w:sz="0" w:space="0" w:color="000000"/>
-                <w:right w:val="none" w:sz="0" w:space="0" w:color="000000"/>
-              </w:pBdr>
-              <w:spacing w:after="100" w:before="100" w:line="240"/>
-              <w:ind w:left="100" w:right="100" w:firstLine="0" w:firstLineChars="0"/>
-              <w:rPr>
-                <w:rFonts w:ascii="Helvetica" w:hAnsi="Helvetica" w:eastAsia="Helvetica" w:cs="Helvetica"/>
-                <w:i w:val="false"/>
-                <w:b w:val="false"/>
-                <w:u w:val="none"/>
-                <w:sz w:val="22"/>
-                <w:szCs w:val="22"/>
-                <w:color w:val="000000"/>
-              </w:rPr>
-            </w:pPr>
-            <w:r>
-              <w:rPr>
-                <w:rFonts w:ascii="Helvetica" w:hAnsi="Helvetica" w:eastAsia="Helvetica" w:cs="Helvetica"/>
-                <w:i w:val="false"/>
-                <w:b w:val="false"/>
-                <w:u w:val="none"/>
-                <w:sz w:val="22"/>
-                <w:szCs w:val="22"/>
-                <w:color w:val="000000"/>
-              </w:rPr>
-              <w:t xml:space="preserve"/>
-            </w:r>
-          </w:p>
-        </w:tc>
-        <w:tc>
-          <w:tcPr>
-            <w:tcBorders>
-              <w:bottom w:val="none" w:sz="0" w:space="0" w:color="000000"/>
-              <w:top w:val="none" w:sz="0" w:space="0" w:color="000000"/>
-              <w:left w:val="none" w:sz="0" w:space="0" w:color="000000"/>
-              <w:right w:val="none" w:sz="0" w:space="0" w:color="000000"/>
-            </w:tcBorders>
-            <w:shd w:val="clear" w:color="auto" w:fill="FFFFFF"/>
-            <w:tcMar>
-              <w:top w:w="0" w:type="dxa"/>
-              <w:bottom w:w="0" w:type="dxa"/>
-              <w:left w:w="0" w:type="dxa"/>
-              <w:right w:w="0" w:type="dxa"/>
-            </w:tcMar>
-            <w:vAlign w:val="top"/>
-          </w:tcPr>
-          <w:p>
-            <w:pPr>
-              <w:pStyle w:val="Normal"/>
-              <w:jc w:val="center"/>
-              <w:pBdr>
-                <w:bottom w:val="none" w:sz="0" w:space="0" w:color="000000"/>
-                <w:top w:val="none" w:sz="0" w:space="0" w:color="000000"/>
-                <w:left w:val="none" w:sz="0" w:space="0" w:color="000000"/>
-                <w:right w:val="none" w:sz="0" w:space="0" w:color="000000"/>
-              </w:pBdr>
-              <w:spacing w:after="100" w:before="100" w:line="240"/>
-              <w:ind w:left="100" w:right="100" w:firstLine="0" w:firstLineChars="0"/>
-              <w:rPr>
-                <w:rFonts w:ascii="Helvetica" w:hAnsi="Helvetica" w:eastAsia="Helvetica" w:cs="Helvetica"/>
-                <w:i w:val="false"/>
-                <w:b w:val="false"/>
-                <w:u w:val="none"/>
-                <w:sz w:val="22"/>
-                <w:szCs w:val="22"/>
-                <w:color w:val="000000"/>
-              </w:rPr>
-            </w:pPr>
-            <w:r>
-              <w:rPr>
-                <w:rFonts w:ascii="Helvetica" w:hAnsi="Helvetica" w:eastAsia="Helvetica" w:cs="Helvetica"/>
-                <w:i w:val="false"/>
-                <w:b w:val="false"/>
-                <w:u w:val="none"/>
-                <w:sz w:val="22"/>
-                <w:szCs w:val="22"/>
-                <w:color w:val="000000"/>
-              </w:rPr>
-              <w:t xml:space="preserve"/>
-            </w:r>
-          </w:p>
-        </w:tc>
-        <w:tc>
-          <w:tcPr>
-            <w:tcBorders>
-              <w:bottom w:val="none" w:sz="0" w:space="0" w:color="000000"/>
-              <w:top w:val="none" w:sz="0" w:space="0" w:color="000000"/>
-              <w:left w:val="none" w:sz="0" w:space="0" w:color="000000"/>
-              <w:right w:val="none" w:sz="0" w:space="0" w:color="000000"/>
-            </w:tcBorders>
-            <w:shd w:val="clear" w:color="auto" w:fill="FFFFFF"/>
-            <w:tcMar>
-              <w:top w:w="0" w:type="dxa"/>
-              <w:bottom w:w="0" w:type="dxa"/>
-              <w:left w:w="0" w:type="dxa"/>
-              <w:right w:w="0" w:type="dxa"/>
-            </w:tcMar>
-            <w:vAlign w:val="top"/>
-          </w:tcPr>
-          <w:p>
-            <w:pPr>
-              <w:pStyle w:val="Normal"/>
-              <w:jc w:val="center"/>
-              <w:pBdr>
-                <w:bottom w:val="none" w:sz="0" w:space="0" w:color="000000"/>
-                <w:top w:val="none" w:sz="0" w:space="0" w:color="000000"/>
-                <w:left w:val="none" w:sz="0" w:space="0" w:color="000000"/>
-                <w:right w:val="none" w:sz="0" w:space="0" w:color="000000"/>
-              </w:pBdr>
-              <w:spacing w:after="100" w:before="100" w:line="240"/>
-              <w:ind w:left="100" w:right="100" w:firstLine="0" w:firstLineChars="0"/>
-              <w:rPr>
-                <w:rFonts w:ascii="Helvetica" w:hAnsi="Helvetica" w:eastAsia="Helvetica" w:cs="Helvetica"/>
-                <w:i w:val="false"/>
-                <w:b w:val="false"/>
-                <w:u w:val="none"/>
-                <w:sz w:val="22"/>
-                <w:szCs w:val="22"/>
-                <w:color w:val="000000"/>
-              </w:rPr>
-            </w:pPr>
-            <w:r>
-              <w:rPr>
-                <w:rFonts w:ascii="Helvetica" w:hAnsi="Helvetica" w:eastAsia="Helvetica" w:cs="Helvetica"/>
-                <w:i w:val="false"/>
-                <w:b w:val="false"/>
-                <w:u w:val="none"/>
-                <w:sz w:val="22"/>
-                <w:szCs w:val="22"/>
-                <w:color w:val="000000"/>
-              </w:rPr>
-              <w:t xml:space="preserve"/>
-            </w:r>
-          </w:p>
-        </w:tc>
-        <w:tc>
-          <w:tcPr>
-            <w:tcBorders>
-              <w:bottom w:val="none" w:sz="0" w:space="0" w:color="000000"/>
-              <w:top w:val="none" w:sz="0" w:space="0" w:color="000000"/>
-              <w:left w:val="none" w:sz="0" w:space="0" w:color="000000"/>
-              <w:right w:val="none" w:sz="0" w:space="0" w:color="000000"/>
-            </w:tcBorders>
-            <w:shd w:val="clear" w:color="auto" w:fill="FFFFFF"/>
-            <w:tcMar>
-              <w:top w:w="0" w:type="dxa"/>
-              <w:bottom w:w="0" w:type="dxa"/>
-              <w:left w:w="0" w:type="dxa"/>
-              <w:right w:w="0" w:type="dxa"/>
-            </w:tcMar>
-            <w:vAlign w:val="top"/>
-          </w:tcPr>
-          <w:p>
-            <w:pPr>
-              <w:pStyle w:val="Normal"/>
-              <w:jc w:val="center"/>
-              <w:pBdr>
-                <w:bottom w:val="none" w:sz="0" w:space="0" w:color="000000"/>
-                <w:top w:val="none" w:sz="0" w:space="0" w:color="000000"/>
-                <w:left w:val="none" w:sz="0" w:space="0" w:color="000000"/>
-                <w:right w:val="none" w:sz="0" w:space="0" w:color="000000"/>
-              </w:pBdr>
-              <w:spacing w:after="100" w:before="100" w:line="240"/>
-              <w:ind w:left="100" w:right="100" w:firstLine="0" w:firstLineChars="0"/>
-              <w:rPr>
-                <w:rFonts w:ascii="Helvetica" w:hAnsi="Helvetica" w:eastAsia="Helvetica" w:cs="Helvetica"/>
-                <w:i w:val="false"/>
-                <w:b w:val="false"/>
-                <w:u w:val="none"/>
-                <w:sz w:val="22"/>
-                <w:szCs w:val="22"/>
-                <w:color w:val="000000"/>
-              </w:rPr>
-            </w:pPr>
-            <w:r>
-              <w:rPr>
-                <w:rFonts w:ascii="Helvetica" w:hAnsi="Helvetica" w:eastAsia="Helvetica" w:cs="Helvetica"/>
-                <w:i w:val="false"/>
-                <w:b w:val="false"/>
-                <w:u w:val="none"/>
-                <w:sz w:val="22"/>
-                <w:szCs w:val="22"/>
-                <w:color w:val="000000"/>
-              </w:rPr>
-              <w:t xml:space="preserve">143</w:t>
+              <w:t xml:space="preserve">142</w:t>
+            </w:r>
+          </w:p>
+        </w:tc>
+        <w:tc>
+          <w:tcPr>
+            <w:tcBorders>
+              <w:bottom w:val="none" w:sz="0" w:space="0" w:color="000000"/>
+              <w:top w:val="none" w:sz="0" w:space="0" w:color="000000"/>
+              <w:left w:val="none" w:sz="0" w:space="0" w:color="000000"/>
+              <w:right w:val="none" w:sz="0" w:space="0" w:color="000000"/>
+            </w:tcBorders>
+            <w:shd w:val="clear" w:color="auto" w:fill="FFFFFF"/>
+            <w:tcMar>
+              <w:top w:w="0" w:type="dxa"/>
+              <w:bottom w:w="0" w:type="dxa"/>
+              <w:left w:w="0" w:type="dxa"/>
+              <w:right w:w="0" w:type="dxa"/>
+            </w:tcMar>
+            <w:vAlign w:val="top"/>
+          </w:tcPr>
+          <w:p>
+            <w:pPr>
+              <w:pStyle w:val="Normal"/>
+              <w:jc w:val="center"/>
+              <w:pBdr>
+                <w:bottom w:val="none" w:sz="0" w:space="0" w:color="000000"/>
+                <w:top w:val="none" w:sz="0" w:space="0" w:color="000000"/>
+                <w:left w:val="none" w:sz="0" w:space="0" w:color="000000"/>
+                <w:right w:val="none" w:sz="0" w:space="0" w:color="000000"/>
+              </w:pBdr>
+              <w:spacing w:after="100" w:before="100" w:line="240"/>
+              <w:ind w:left="100" w:right="100" w:firstLine="0" w:firstLineChars="0"/>
+              <w:rPr>
+                <w:rFonts w:ascii="Helvetica" w:hAnsi="Helvetica" w:eastAsia="Helvetica" w:cs="Helvetica"/>
+                <w:i w:val="false"/>
+                <w:b w:val="false"/>
+                <w:u w:val="none"/>
+                <w:sz w:val="22"/>
+                <w:szCs w:val="22"/>
+                <w:color w:val="000000"/>
+              </w:rPr>
+            </w:pPr>
+            <w:r>
+              <w:rPr>
+                <w:rFonts w:ascii="Helvetica" w:hAnsi="Helvetica" w:eastAsia="Helvetica" w:cs="Helvetica"/>
+                <w:i w:val="false"/>
+                <w:b w:val="false"/>
+                <w:u w:val="none"/>
+                <w:sz w:val="22"/>
+                <w:szCs w:val="22"/>
+                <w:color w:val="000000"/>
+              </w:rPr>
+              <w:t xml:space="preserve"/>
+            </w:r>
+          </w:p>
+        </w:tc>
+        <w:tc>
+          <w:tcPr>
+            <w:tcBorders>
+              <w:bottom w:val="none" w:sz="0" w:space="0" w:color="000000"/>
+              <w:top w:val="none" w:sz="0" w:space="0" w:color="000000"/>
+              <w:left w:val="none" w:sz="0" w:space="0" w:color="000000"/>
+              <w:right w:val="none" w:sz="0" w:space="0" w:color="000000"/>
+            </w:tcBorders>
+            <w:shd w:val="clear" w:color="auto" w:fill="FFFFFF"/>
+            <w:tcMar>
+              <w:top w:w="0" w:type="dxa"/>
+              <w:bottom w:w="0" w:type="dxa"/>
+              <w:left w:w="0" w:type="dxa"/>
+              <w:right w:w="0" w:type="dxa"/>
+            </w:tcMar>
+            <w:vAlign w:val="top"/>
+          </w:tcPr>
+          <w:p>
+            <w:pPr>
+              <w:pStyle w:val="Normal"/>
+              <w:jc w:val="center"/>
+              <w:pBdr>
+                <w:bottom w:val="none" w:sz="0" w:space="0" w:color="000000"/>
+                <w:top w:val="none" w:sz="0" w:space="0" w:color="000000"/>
+                <w:left w:val="none" w:sz="0" w:space="0" w:color="000000"/>
+                <w:right w:val="none" w:sz="0" w:space="0" w:color="000000"/>
+              </w:pBdr>
+              <w:spacing w:after="100" w:before="100" w:line="240"/>
+              <w:ind w:left="100" w:right="100" w:firstLine="0" w:firstLineChars="0"/>
+              <w:rPr>
+                <w:rFonts w:ascii="Helvetica" w:hAnsi="Helvetica" w:eastAsia="Helvetica" w:cs="Helvetica"/>
+                <w:i w:val="false"/>
+                <w:b w:val="false"/>
+                <w:u w:val="none"/>
+                <w:sz w:val="22"/>
+                <w:szCs w:val="22"/>
+                <w:color w:val="000000"/>
+              </w:rPr>
+            </w:pPr>
+            <w:r>
+              <w:rPr>
+                <w:rFonts w:ascii="Helvetica" w:hAnsi="Helvetica" w:eastAsia="Helvetica" w:cs="Helvetica"/>
+                <w:i w:val="false"/>
+                <w:b w:val="false"/>
+                <w:u w:val="none"/>
+                <w:sz w:val="22"/>
+                <w:szCs w:val="22"/>
+                <w:color w:val="000000"/>
+              </w:rPr>
+              <w:t xml:space="preserve"/>
+            </w:r>
+          </w:p>
+        </w:tc>
+        <w:tc>
+          <w:tcPr>
+            <w:tcBorders>
+              <w:bottom w:val="none" w:sz="0" w:space="0" w:color="000000"/>
+              <w:top w:val="none" w:sz="0" w:space="0" w:color="000000"/>
+              <w:left w:val="none" w:sz="0" w:space="0" w:color="000000"/>
+              <w:right w:val="none" w:sz="0" w:space="0" w:color="000000"/>
+            </w:tcBorders>
+            <w:shd w:val="clear" w:color="auto" w:fill="FFFFFF"/>
+            <w:tcMar>
+              <w:top w:w="0" w:type="dxa"/>
+              <w:bottom w:w="0" w:type="dxa"/>
+              <w:left w:w="0" w:type="dxa"/>
+              <w:right w:w="0" w:type="dxa"/>
+            </w:tcMar>
+            <w:vAlign w:val="top"/>
+          </w:tcPr>
+          <w:p>
+            <w:pPr>
+              <w:pStyle w:val="Normal"/>
+              <w:jc w:val="center"/>
+              <w:pBdr>
+                <w:bottom w:val="none" w:sz="0" w:space="0" w:color="000000"/>
+                <w:top w:val="none" w:sz="0" w:space="0" w:color="000000"/>
+                <w:left w:val="none" w:sz="0" w:space="0" w:color="000000"/>
+                <w:right w:val="none" w:sz="0" w:space="0" w:color="000000"/>
+              </w:pBdr>
+              <w:spacing w:after="100" w:before="100" w:line="240"/>
+              <w:ind w:left="100" w:right="100" w:firstLine="0" w:firstLineChars="0"/>
+              <w:rPr>
+                <w:rFonts w:ascii="Helvetica" w:hAnsi="Helvetica" w:eastAsia="Helvetica" w:cs="Helvetica"/>
+                <w:i w:val="false"/>
+                <w:b w:val="false"/>
+                <w:u w:val="none"/>
+                <w:sz w:val="22"/>
+                <w:szCs w:val="22"/>
+                <w:color w:val="000000"/>
+              </w:rPr>
+            </w:pPr>
+            <w:r>
+              <w:rPr>
+                <w:rFonts w:ascii="Helvetica" w:hAnsi="Helvetica" w:eastAsia="Helvetica" w:cs="Helvetica"/>
+                <w:i w:val="false"/>
+                <w:b w:val="false"/>
+                <w:u w:val="none"/>
+                <w:sz w:val="22"/>
+                <w:szCs w:val="22"/>
+                <w:color w:val="000000"/>
+              </w:rPr>
+              <w:t xml:space="preserve"/>
+            </w:r>
+          </w:p>
+        </w:tc>
+        <w:tc>
+          <w:tcPr>
+            <w:tcBorders>
+              <w:bottom w:val="none" w:sz="0" w:space="0" w:color="000000"/>
+              <w:top w:val="none" w:sz="0" w:space="0" w:color="000000"/>
+              <w:left w:val="none" w:sz="0" w:space="0" w:color="000000"/>
+              <w:right w:val="none" w:sz="0" w:space="0" w:color="000000"/>
+            </w:tcBorders>
+            <w:shd w:val="clear" w:color="auto" w:fill="FFFFFF"/>
+            <w:tcMar>
+              <w:top w:w="0" w:type="dxa"/>
+              <w:bottom w:w="0" w:type="dxa"/>
+              <w:left w:w="0" w:type="dxa"/>
+              <w:right w:w="0" w:type="dxa"/>
+            </w:tcMar>
+            <w:vAlign w:val="top"/>
+          </w:tcPr>
+          <w:p>
+            <w:pPr>
+              <w:pStyle w:val="Normal"/>
+              <w:jc w:val="center"/>
+              <w:pBdr>
+                <w:bottom w:val="none" w:sz="0" w:space="0" w:color="000000"/>
+                <w:top w:val="none" w:sz="0" w:space="0" w:color="000000"/>
+                <w:left w:val="none" w:sz="0" w:space="0" w:color="000000"/>
+                <w:right w:val="none" w:sz="0" w:space="0" w:color="000000"/>
+              </w:pBdr>
+              <w:spacing w:after="100" w:before="100" w:line="240"/>
+              <w:ind w:left="100" w:right="100" w:firstLine="0" w:firstLineChars="0"/>
+              <w:rPr>
+                <w:rFonts w:ascii="Helvetica" w:hAnsi="Helvetica" w:eastAsia="Helvetica" w:cs="Helvetica"/>
+                <w:i w:val="false"/>
+                <w:b w:val="false"/>
+                <w:u w:val="none"/>
+                <w:sz w:val="22"/>
+                <w:szCs w:val="22"/>
+                <w:color w:val="000000"/>
+              </w:rPr>
+            </w:pPr>
+            <w:r>
+              <w:rPr>
+                <w:rFonts w:ascii="Helvetica" w:hAnsi="Helvetica" w:eastAsia="Helvetica" w:cs="Helvetica"/>
+                <w:i w:val="false"/>
+                <w:b w:val="false"/>
+                <w:u w:val="none"/>
+                <w:sz w:val="22"/>
+                <w:szCs w:val="22"/>
+                <w:color w:val="000000"/>
+              </w:rPr>
+              <w:t xml:space="preserve">142</w:t>
             </w:r>
           </w:p>
         </w:tc>
@@ -8566,219 +8566,219 @@
                 <w:szCs w:val="22"/>
                 <w:color w:val="000000"/>
               </w:rPr>
-              <w:t xml:space="preserve">143</w:t>
-            </w:r>
-          </w:p>
-        </w:tc>
-        <w:tc>
-          <w:tcPr>
-            <w:tcBorders>
-              <w:bottom w:val="none" w:sz="0" w:space="0" w:color="000000"/>
-              <w:top w:val="none" w:sz="0" w:space="0" w:color="000000"/>
-              <w:left w:val="none" w:sz="0" w:space="0" w:color="000000"/>
-              <w:right w:val="none" w:sz="0" w:space="0" w:color="000000"/>
-            </w:tcBorders>
-            <w:shd w:val="clear" w:color="auto" w:fill="FFFFFF"/>
-            <w:tcMar>
-              <w:top w:w="0" w:type="dxa"/>
-              <w:bottom w:w="0" w:type="dxa"/>
-              <w:left w:w="0" w:type="dxa"/>
-              <w:right w:w="0" w:type="dxa"/>
-            </w:tcMar>
-            <w:vAlign w:val="top"/>
-          </w:tcPr>
-          <w:p>
-            <w:pPr>
-              <w:pStyle w:val="Normal"/>
-              <w:jc w:val="center"/>
-              <w:pBdr>
-                <w:bottom w:val="none" w:sz="0" w:space="0" w:color="000000"/>
-                <w:top w:val="none" w:sz="0" w:space="0" w:color="000000"/>
-                <w:left w:val="none" w:sz="0" w:space="0" w:color="000000"/>
-                <w:right w:val="none" w:sz="0" w:space="0" w:color="000000"/>
-              </w:pBdr>
-              <w:spacing w:after="100" w:before="100" w:line="240"/>
-              <w:ind w:left="100" w:right="100" w:firstLine="0" w:firstLineChars="0"/>
-              <w:rPr>
-                <w:rFonts w:ascii="Helvetica" w:hAnsi="Helvetica" w:eastAsia="Helvetica" w:cs="Helvetica"/>
-                <w:i w:val="false"/>
-                <w:b w:val="false"/>
-                <w:u w:val="none"/>
-                <w:sz w:val="22"/>
-                <w:szCs w:val="22"/>
-                <w:color w:val="000000"/>
-              </w:rPr>
-            </w:pPr>
-            <w:r>
-              <w:rPr>
-                <w:rFonts w:ascii="Helvetica" w:hAnsi="Helvetica" w:eastAsia="Helvetica" w:cs="Helvetica"/>
-                <w:i w:val="false"/>
-                <w:b w:val="false"/>
-                <w:u w:val="none"/>
-                <w:sz w:val="22"/>
-                <w:szCs w:val="22"/>
-                <w:color w:val="000000"/>
-              </w:rPr>
-              <w:t xml:space="preserve"/>
-            </w:r>
-          </w:p>
-        </w:tc>
-        <w:tc>
-          <w:tcPr>
-            <w:tcBorders>
-              <w:bottom w:val="none" w:sz="0" w:space="0" w:color="000000"/>
-              <w:top w:val="none" w:sz="0" w:space="0" w:color="000000"/>
-              <w:left w:val="none" w:sz="0" w:space="0" w:color="000000"/>
-              <w:right w:val="none" w:sz="0" w:space="0" w:color="000000"/>
-            </w:tcBorders>
-            <w:shd w:val="clear" w:color="auto" w:fill="FFFFFF"/>
-            <w:tcMar>
-              <w:top w:w="0" w:type="dxa"/>
-              <w:bottom w:w="0" w:type="dxa"/>
-              <w:left w:w="0" w:type="dxa"/>
-              <w:right w:w="0" w:type="dxa"/>
-            </w:tcMar>
-            <w:vAlign w:val="top"/>
-          </w:tcPr>
-          <w:p>
-            <w:pPr>
-              <w:pStyle w:val="Normal"/>
-              <w:jc w:val="center"/>
-              <w:pBdr>
-                <w:bottom w:val="none" w:sz="0" w:space="0" w:color="000000"/>
-                <w:top w:val="none" w:sz="0" w:space="0" w:color="000000"/>
-                <w:left w:val="none" w:sz="0" w:space="0" w:color="000000"/>
-                <w:right w:val="none" w:sz="0" w:space="0" w:color="000000"/>
-              </w:pBdr>
-              <w:spacing w:after="100" w:before="100" w:line="240"/>
-              <w:ind w:left="100" w:right="100" w:firstLine="0" w:firstLineChars="0"/>
-              <w:rPr>
-                <w:rFonts w:ascii="Helvetica" w:hAnsi="Helvetica" w:eastAsia="Helvetica" w:cs="Helvetica"/>
-                <w:i w:val="false"/>
-                <w:b w:val="false"/>
-                <w:u w:val="none"/>
-                <w:sz w:val="22"/>
-                <w:szCs w:val="22"/>
-                <w:color w:val="000000"/>
-              </w:rPr>
-            </w:pPr>
-            <w:r>
-              <w:rPr>
-                <w:rFonts w:ascii="Helvetica" w:hAnsi="Helvetica" w:eastAsia="Helvetica" w:cs="Helvetica"/>
-                <w:i w:val="false"/>
-                <w:b w:val="false"/>
-                <w:u w:val="none"/>
-                <w:sz w:val="22"/>
-                <w:szCs w:val="22"/>
-                <w:color w:val="000000"/>
-              </w:rPr>
-              <w:t xml:space="preserve"/>
-            </w:r>
-          </w:p>
-        </w:tc>
-        <w:tc>
-          <w:tcPr>
-            <w:tcBorders>
-              <w:bottom w:val="none" w:sz="0" w:space="0" w:color="000000"/>
-              <w:top w:val="none" w:sz="0" w:space="0" w:color="000000"/>
-              <w:left w:val="none" w:sz="0" w:space="0" w:color="000000"/>
-              <w:right w:val="none" w:sz="0" w:space="0" w:color="000000"/>
-            </w:tcBorders>
-            <w:shd w:val="clear" w:color="auto" w:fill="FFFFFF"/>
-            <w:tcMar>
-              <w:top w:w="0" w:type="dxa"/>
-              <w:bottom w:w="0" w:type="dxa"/>
-              <w:left w:w="0" w:type="dxa"/>
-              <w:right w:w="0" w:type="dxa"/>
-            </w:tcMar>
-            <w:vAlign w:val="top"/>
-          </w:tcPr>
-          <w:p>
-            <w:pPr>
-              <w:pStyle w:val="Normal"/>
-              <w:jc w:val="center"/>
-              <w:pBdr>
-                <w:bottom w:val="none" w:sz="0" w:space="0" w:color="000000"/>
-                <w:top w:val="none" w:sz="0" w:space="0" w:color="000000"/>
-                <w:left w:val="none" w:sz="0" w:space="0" w:color="000000"/>
-                <w:right w:val="none" w:sz="0" w:space="0" w:color="000000"/>
-              </w:pBdr>
-              <w:spacing w:after="100" w:before="100" w:line="240"/>
-              <w:ind w:left="100" w:right="100" w:firstLine="0" w:firstLineChars="0"/>
-              <w:rPr>
-                <w:rFonts w:ascii="Helvetica" w:hAnsi="Helvetica" w:eastAsia="Helvetica" w:cs="Helvetica"/>
-                <w:i w:val="false"/>
-                <w:b w:val="false"/>
-                <w:u w:val="none"/>
-                <w:sz w:val="22"/>
-                <w:szCs w:val="22"/>
-                <w:color w:val="000000"/>
-              </w:rPr>
-            </w:pPr>
-            <w:r>
-              <w:rPr>
-                <w:rFonts w:ascii="Helvetica" w:hAnsi="Helvetica" w:eastAsia="Helvetica" w:cs="Helvetica"/>
-                <w:i w:val="false"/>
-                <w:b w:val="false"/>
-                <w:u w:val="none"/>
-                <w:sz w:val="22"/>
-                <w:szCs w:val="22"/>
-                <w:color w:val="000000"/>
-              </w:rPr>
-              <w:t xml:space="preserve"/>
-            </w:r>
-          </w:p>
-        </w:tc>
-        <w:tc>
-          <w:tcPr>
-            <w:tcBorders>
-              <w:bottom w:val="none" w:sz="0" w:space="0" w:color="000000"/>
-              <w:top w:val="none" w:sz="0" w:space="0" w:color="000000"/>
-              <w:left w:val="none" w:sz="0" w:space="0" w:color="000000"/>
-              <w:right w:val="none" w:sz="0" w:space="0" w:color="000000"/>
-            </w:tcBorders>
-            <w:shd w:val="clear" w:color="auto" w:fill="FFFFFF"/>
-            <w:tcMar>
-              <w:top w:w="0" w:type="dxa"/>
-              <w:bottom w:w="0" w:type="dxa"/>
-              <w:left w:w="0" w:type="dxa"/>
-              <w:right w:w="0" w:type="dxa"/>
-            </w:tcMar>
-            <w:vAlign w:val="top"/>
-          </w:tcPr>
-          <w:p>
-            <w:pPr>
-              <w:pStyle w:val="Normal"/>
-              <w:jc w:val="center"/>
-              <w:pBdr>
-                <w:bottom w:val="none" w:sz="0" w:space="0" w:color="000000"/>
-                <w:top w:val="none" w:sz="0" w:space="0" w:color="000000"/>
-                <w:left w:val="none" w:sz="0" w:space="0" w:color="000000"/>
-                <w:right w:val="none" w:sz="0" w:space="0" w:color="000000"/>
-              </w:pBdr>
-              <w:spacing w:after="100" w:before="100" w:line="240"/>
-              <w:ind w:left="100" w:right="100" w:firstLine="0" w:firstLineChars="0"/>
-              <w:rPr>
-                <w:rFonts w:ascii="Helvetica" w:hAnsi="Helvetica" w:eastAsia="Helvetica" w:cs="Helvetica"/>
-                <w:i w:val="false"/>
-                <w:b w:val="false"/>
-                <w:u w:val="none"/>
-                <w:sz w:val="22"/>
-                <w:szCs w:val="22"/>
-                <w:color w:val="000000"/>
-              </w:rPr>
-            </w:pPr>
-            <w:r>
-              <w:rPr>
-                <w:rFonts w:ascii="Helvetica" w:hAnsi="Helvetica" w:eastAsia="Helvetica" w:cs="Helvetica"/>
-                <w:i w:val="false"/>
-                <w:b w:val="false"/>
-                <w:u w:val="none"/>
-                <w:sz w:val="22"/>
-                <w:szCs w:val="22"/>
-                <w:color w:val="000000"/>
-              </w:rPr>
-              <w:t xml:space="preserve">143</w:t>
+              <w:t xml:space="preserve">142</w:t>
+            </w:r>
+          </w:p>
+        </w:tc>
+        <w:tc>
+          <w:tcPr>
+            <w:tcBorders>
+              <w:bottom w:val="none" w:sz="0" w:space="0" w:color="000000"/>
+              <w:top w:val="none" w:sz="0" w:space="0" w:color="000000"/>
+              <w:left w:val="none" w:sz="0" w:space="0" w:color="000000"/>
+              <w:right w:val="none" w:sz="0" w:space="0" w:color="000000"/>
+            </w:tcBorders>
+            <w:shd w:val="clear" w:color="auto" w:fill="FFFFFF"/>
+            <w:tcMar>
+              <w:top w:w="0" w:type="dxa"/>
+              <w:bottom w:w="0" w:type="dxa"/>
+              <w:left w:w="0" w:type="dxa"/>
+              <w:right w:w="0" w:type="dxa"/>
+            </w:tcMar>
+            <w:vAlign w:val="top"/>
+          </w:tcPr>
+          <w:p>
+            <w:pPr>
+              <w:pStyle w:val="Normal"/>
+              <w:jc w:val="center"/>
+              <w:pBdr>
+                <w:bottom w:val="none" w:sz="0" w:space="0" w:color="000000"/>
+                <w:top w:val="none" w:sz="0" w:space="0" w:color="000000"/>
+                <w:left w:val="none" w:sz="0" w:space="0" w:color="000000"/>
+                <w:right w:val="none" w:sz="0" w:space="0" w:color="000000"/>
+              </w:pBdr>
+              <w:spacing w:after="100" w:before="100" w:line="240"/>
+              <w:ind w:left="100" w:right="100" w:firstLine="0" w:firstLineChars="0"/>
+              <w:rPr>
+                <w:rFonts w:ascii="Helvetica" w:hAnsi="Helvetica" w:eastAsia="Helvetica" w:cs="Helvetica"/>
+                <w:i w:val="false"/>
+                <w:b w:val="false"/>
+                <w:u w:val="none"/>
+                <w:sz w:val="22"/>
+                <w:szCs w:val="22"/>
+                <w:color w:val="000000"/>
+              </w:rPr>
+            </w:pPr>
+            <w:r>
+              <w:rPr>
+                <w:rFonts w:ascii="Helvetica" w:hAnsi="Helvetica" w:eastAsia="Helvetica" w:cs="Helvetica"/>
+                <w:i w:val="false"/>
+                <w:b w:val="false"/>
+                <w:u w:val="none"/>
+                <w:sz w:val="22"/>
+                <w:szCs w:val="22"/>
+                <w:color w:val="000000"/>
+              </w:rPr>
+              <w:t xml:space="preserve"/>
+            </w:r>
+          </w:p>
+        </w:tc>
+        <w:tc>
+          <w:tcPr>
+            <w:tcBorders>
+              <w:bottom w:val="none" w:sz="0" w:space="0" w:color="000000"/>
+              <w:top w:val="none" w:sz="0" w:space="0" w:color="000000"/>
+              <w:left w:val="none" w:sz="0" w:space="0" w:color="000000"/>
+              <w:right w:val="none" w:sz="0" w:space="0" w:color="000000"/>
+            </w:tcBorders>
+            <w:shd w:val="clear" w:color="auto" w:fill="FFFFFF"/>
+            <w:tcMar>
+              <w:top w:w="0" w:type="dxa"/>
+              <w:bottom w:w="0" w:type="dxa"/>
+              <w:left w:w="0" w:type="dxa"/>
+              <w:right w:w="0" w:type="dxa"/>
+            </w:tcMar>
+            <w:vAlign w:val="top"/>
+          </w:tcPr>
+          <w:p>
+            <w:pPr>
+              <w:pStyle w:val="Normal"/>
+              <w:jc w:val="center"/>
+              <w:pBdr>
+                <w:bottom w:val="none" w:sz="0" w:space="0" w:color="000000"/>
+                <w:top w:val="none" w:sz="0" w:space="0" w:color="000000"/>
+                <w:left w:val="none" w:sz="0" w:space="0" w:color="000000"/>
+                <w:right w:val="none" w:sz="0" w:space="0" w:color="000000"/>
+              </w:pBdr>
+              <w:spacing w:after="100" w:before="100" w:line="240"/>
+              <w:ind w:left="100" w:right="100" w:firstLine="0" w:firstLineChars="0"/>
+              <w:rPr>
+                <w:rFonts w:ascii="Helvetica" w:hAnsi="Helvetica" w:eastAsia="Helvetica" w:cs="Helvetica"/>
+                <w:i w:val="false"/>
+                <w:b w:val="false"/>
+                <w:u w:val="none"/>
+                <w:sz w:val="22"/>
+                <w:szCs w:val="22"/>
+                <w:color w:val="000000"/>
+              </w:rPr>
+            </w:pPr>
+            <w:r>
+              <w:rPr>
+                <w:rFonts w:ascii="Helvetica" w:hAnsi="Helvetica" w:eastAsia="Helvetica" w:cs="Helvetica"/>
+                <w:i w:val="false"/>
+                <w:b w:val="false"/>
+                <w:u w:val="none"/>
+                <w:sz w:val="22"/>
+                <w:szCs w:val="22"/>
+                <w:color w:val="000000"/>
+              </w:rPr>
+              <w:t xml:space="preserve"/>
+            </w:r>
+          </w:p>
+        </w:tc>
+        <w:tc>
+          <w:tcPr>
+            <w:tcBorders>
+              <w:bottom w:val="none" w:sz="0" w:space="0" w:color="000000"/>
+              <w:top w:val="none" w:sz="0" w:space="0" w:color="000000"/>
+              <w:left w:val="none" w:sz="0" w:space="0" w:color="000000"/>
+              <w:right w:val="none" w:sz="0" w:space="0" w:color="000000"/>
+            </w:tcBorders>
+            <w:shd w:val="clear" w:color="auto" w:fill="FFFFFF"/>
+            <w:tcMar>
+              <w:top w:w="0" w:type="dxa"/>
+              <w:bottom w:w="0" w:type="dxa"/>
+              <w:left w:w="0" w:type="dxa"/>
+              <w:right w:w="0" w:type="dxa"/>
+            </w:tcMar>
+            <w:vAlign w:val="top"/>
+          </w:tcPr>
+          <w:p>
+            <w:pPr>
+              <w:pStyle w:val="Normal"/>
+              <w:jc w:val="center"/>
+              <w:pBdr>
+                <w:bottom w:val="none" w:sz="0" w:space="0" w:color="000000"/>
+                <w:top w:val="none" w:sz="0" w:space="0" w:color="000000"/>
+                <w:left w:val="none" w:sz="0" w:space="0" w:color="000000"/>
+                <w:right w:val="none" w:sz="0" w:space="0" w:color="000000"/>
+              </w:pBdr>
+              <w:spacing w:after="100" w:before="100" w:line="240"/>
+              <w:ind w:left="100" w:right="100" w:firstLine="0" w:firstLineChars="0"/>
+              <w:rPr>
+                <w:rFonts w:ascii="Helvetica" w:hAnsi="Helvetica" w:eastAsia="Helvetica" w:cs="Helvetica"/>
+                <w:i w:val="false"/>
+                <w:b w:val="false"/>
+                <w:u w:val="none"/>
+                <w:sz w:val="22"/>
+                <w:szCs w:val="22"/>
+                <w:color w:val="000000"/>
+              </w:rPr>
+            </w:pPr>
+            <w:r>
+              <w:rPr>
+                <w:rFonts w:ascii="Helvetica" w:hAnsi="Helvetica" w:eastAsia="Helvetica" w:cs="Helvetica"/>
+                <w:i w:val="false"/>
+                <w:b w:val="false"/>
+                <w:u w:val="none"/>
+                <w:sz w:val="22"/>
+                <w:szCs w:val="22"/>
+                <w:color w:val="000000"/>
+              </w:rPr>
+              <w:t xml:space="preserve"/>
+            </w:r>
+          </w:p>
+        </w:tc>
+        <w:tc>
+          <w:tcPr>
+            <w:tcBorders>
+              <w:bottom w:val="none" w:sz="0" w:space="0" w:color="000000"/>
+              <w:top w:val="none" w:sz="0" w:space="0" w:color="000000"/>
+              <w:left w:val="none" w:sz="0" w:space="0" w:color="000000"/>
+              <w:right w:val="none" w:sz="0" w:space="0" w:color="000000"/>
+            </w:tcBorders>
+            <w:shd w:val="clear" w:color="auto" w:fill="FFFFFF"/>
+            <w:tcMar>
+              <w:top w:w="0" w:type="dxa"/>
+              <w:bottom w:w="0" w:type="dxa"/>
+              <w:left w:w="0" w:type="dxa"/>
+              <w:right w:w="0" w:type="dxa"/>
+            </w:tcMar>
+            <w:vAlign w:val="top"/>
+          </w:tcPr>
+          <w:p>
+            <w:pPr>
+              <w:pStyle w:val="Normal"/>
+              <w:jc w:val="center"/>
+              <w:pBdr>
+                <w:bottom w:val="none" w:sz="0" w:space="0" w:color="000000"/>
+                <w:top w:val="none" w:sz="0" w:space="0" w:color="000000"/>
+                <w:left w:val="none" w:sz="0" w:space="0" w:color="000000"/>
+                <w:right w:val="none" w:sz="0" w:space="0" w:color="000000"/>
+              </w:pBdr>
+              <w:spacing w:after="100" w:before="100" w:line="240"/>
+              <w:ind w:left="100" w:right="100" w:firstLine="0" w:firstLineChars="0"/>
+              <w:rPr>
+                <w:rFonts w:ascii="Helvetica" w:hAnsi="Helvetica" w:eastAsia="Helvetica" w:cs="Helvetica"/>
+                <w:i w:val="false"/>
+                <w:b w:val="false"/>
+                <w:u w:val="none"/>
+                <w:sz w:val="22"/>
+                <w:szCs w:val="22"/>
+                <w:color w:val="000000"/>
+              </w:rPr>
+            </w:pPr>
+            <w:r>
+              <w:rPr>
+                <w:rFonts w:ascii="Helvetica" w:hAnsi="Helvetica" w:eastAsia="Helvetica" w:cs="Helvetica"/>
+                <w:i w:val="false"/>
+                <w:b w:val="false"/>
+                <w:u w:val="none"/>
+                <w:sz w:val="22"/>
+                <w:szCs w:val="22"/>
+                <w:color w:val="000000"/>
+              </w:rPr>
+              <w:t xml:space="preserve">142</w:t>
             </w:r>
           </w:p>
         </w:tc>
@@ -10015,219 +10015,219 @@
                 <w:szCs w:val="22"/>
                 <w:color w:val="000000"/>
               </w:rPr>
-              <w:t xml:space="preserve">143</w:t>
-            </w:r>
-          </w:p>
-        </w:tc>
-        <w:tc>
-          <w:tcPr>
-            <w:tcBorders>
-              <w:bottom w:val="none" w:sz="0" w:space="0" w:color="000000"/>
-              <w:top w:val="none" w:sz="0" w:space="0" w:color="000000"/>
-              <w:left w:val="none" w:sz="0" w:space="0" w:color="000000"/>
-              <w:right w:val="none" w:sz="0" w:space="0" w:color="000000"/>
-            </w:tcBorders>
-            <w:shd w:val="clear" w:color="auto" w:fill="FFFFFF"/>
-            <w:tcMar>
-              <w:top w:w="0" w:type="dxa"/>
-              <w:bottom w:w="0" w:type="dxa"/>
-              <w:left w:w="0" w:type="dxa"/>
-              <w:right w:w="0" w:type="dxa"/>
-            </w:tcMar>
-            <w:vAlign w:val="top"/>
-          </w:tcPr>
-          <w:p>
-            <w:pPr>
-              <w:pStyle w:val="Normal"/>
-              <w:jc w:val="center"/>
-              <w:pBdr>
-                <w:bottom w:val="none" w:sz="0" w:space="0" w:color="000000"/>
-                <w:top w:val="none" w:sz="0" w:space="0" w:color="000000"/>
-                <w:left w:val="none" w:sz="0" w:space="0" w:color="000000"/>
-                <w:right w:val="none" w:sz="0" w:space="0" w:color="000000"/>
-              </w:pBdr>
-              <w:spacing w:after="100" w:before="100" w:line="240"/>
-              <w:ind w:left="100" w:right="100" w:firstLine="0" w:firstLineChars="0"/>
-              <w:rPr>
-                <w:rFonts w:ascii="Helvetica" w:hAnsi="Helvetica" w:eastAsia="Helvetica" w:cs="Helvetica"/>
-                <w:i w:val="false"/>
-                <w:b w:val="false"/>
-                <w:u w:val="none"/>
-                <w:sz w:val="22"/>
-                <w:szCs w:val="22"/>
-                <w:color w:val="000000"/>
-              </w:rPr>
-            </w:pPr>
-            <w:r>
-              <w:rPr>
-                <w:rFonts w:ascii="Helvetica" w:hAnsi="Helvetica" w:eastAsia="Helvetica" w:cs="Helvetica"/>
-                <w:i w:val="false"/>
-                <w:b w:val="false"/>
-                <w:u w:val="none"/>
-                <w:sz w:val="22"/>
-                <w:szCs w:val="22"/>
-                <w:color w:val="000000"/>
-              </w:rPr>
-              <w:t xml:space="preserve"/>
-            </w:r>
-          </w:p>
-        </w:tc>
-        <w:tc>
-          <w:tcPr>
-            <w:tcBorders>
-              <w:bottom w:val="none" w:sz="0" w:space="0" w:color="000000"/>
-              <w:top w:val="none" w:sz="0" w:space="0" w:color="000000"/>
-              <w:left w:val="none" w:sz="0" w:space="0" w:color="000000"/>
-              <w:right w:val="none" w:sz="0" w:space="0" w:color="000000"/>
-            </w:tcBorders>
-            <w:shd w:val="clear" w:color="auto" w:fill="FFFFFF"/>
-            <w:tcMar>
-              <w:top w:w="0" w:type="dxa"/>
-              <w:bottom w:w="0" w:type="dxa"/>
-              <w:left w:w="0" w:type="dxa"/>
-              <w:right w:w="0" w:type="dxa"/>
-            </w:tcMar>
-            <w:vAlign w:val="top"/>
-          </w:tcPr>
-          <w:p>
-            <w:pPr>
-              <w:pStyle w:val="Normal"/>
-              <w:jc w:val="center"/>
-              <w:pBdr>
-                <w:bottom w:val="none" w:sz="0" w:space="0" w:color="000000"/>
-                <w:top w:val="none" w:sz="0" w:space="0" w:color="000000"/>
-                <w:left w:val="none" w:sz="0" w:space="0" w:color="000000"/>
-                <w:right w:val="none" w:sz="0" w:space="0" w:color="000000"/>
-              </w:pBdr>
-              <w:spacing w:after="100" w:before="100" w:line="240"/>
-              <w:ind w:left="100" w:right="100" w:firstLine="0" w:firstLineChars="0"/>
-              <w:rPr>
-                <w:rFonts w:ascii="Helvetica" w:hAnsi="Helvetica" w:eastAsia="Helvetica" w:cs="Helvetica"/>
-                <w:i w:val="false"/>
-                <w:b w:val="false"/>
-                <w:u w:val="none"/>
-                <w:sz w:val="22"/>
-                <w:szCs w:val="22"/>
-                <w:color w:val="000000"/>
-              </w:rPr>
-            </w:pPr>
-            <w:r>
-              <w:rPr>
-                <w:rFonts w:ascii="Helvetica" w:hAnsi="Helvetica" w:eastAsia="Helvetica" w:cs="Helvetica"/>
-                <w:i w:val="false"/>
-                <w:b w:val="false"/>
-                <w:u w:val="none"/>
-                <w:sz w:val="22"/>
-                <w:szCs w:val="22"/>
-                <w:color w:val="000000"/>
-              </w:rPr>
-              <w:t xml:space="preserve"/>
-            </w:r>
-          </w:p>
-        </w:tc>
-        <w:tc>
-          <w:tcPr>
-            <w:tcBorders>
-              <w:bottom w:val="none" w:sz="0" w:space="0" w:color="000000"/>
-              <w:top w:val="none" w:sz="0" w:space="0" w:color="000000"/>
-              <w:left w:val="none" w:sz="0" w:space="0" w:color="000000"/>
-              <w:right w:val="none" w:sz="0" w:space="0" w:color="000000"/>
-            </w:tcBorders>
-            <w:shd w:val="clear" w:color="auto" w:fill="FFFFFF"/>
-            <w:tcMar>
-              <w:top w:w="0" w:type="dxa"/>
-              <w:bottom w:w="0" w:type="dxa"/>
-              <w:left w:w="0" w:type="dxa"/>
-              <w:right w:w="0" w:type="dxa"/>
-            </w:tcMar>
-            <w:vAlign w:val="top"/>
-          </w:tcPr>
-          <w:p>
-            <w:pPr>
-              <w:pStyle w:val="Normal"/>
-              <w:jc w:val="center"/>
-              <w:pBdr>
-                <w:bottom w:val="none" w:sz="0" w:space="0" w:color="000000"/>
-                <w:top w:val="none" w:sz="0" w:space="0" w:color="000000"/>
-                <w:left w:val="none" w:sz="0" w:space="0" w:color="000000"/>
-                <w:right w:val="none" w:sz="0" w:space="0" w:color="000000"/>
-              </w:pBdr>
-              <w:spacing w:after="100" w:before="100" w:line="240"/>
-              <w:ind w:left="100" w:right="100" w:firstLine="0" w:firstLineChars="0"/>
-              <w:rPr>
-                <w:rFonts w:ascii="Helvetica" w:hAnsi="Helvetica" w:eastAsia="Helvetica" w:cs="Helvetica"/>
-                <w:i w:val="false"/>
-                <w:b w:val="false"/>
-                <w:u w:val="none"/>
-                <w:sz w:val="22"/>
-                <w:szCs w:val="22"/>
-                <w:color w:val="000000"/>
-              </w:rPr>
-            </w:pPr>
-            <w:r>
-              <w:rPr>
-                <w:rFonts w:ascii="Helvetica" w:hAnsi="Helvetica" w:eastAsia="Helvetica" w:cs="Helvetica"/>
-                <w:i w:val="false"/>
-                <w:b w:val="false"/>
-                <w:u w:val="none"/>
-                <w:sz w:val="22"/>
-                <w:szCs w:val="22"/>
-                <w:color w:val="000000"/>
-              </w:rPr>
-              <w:t xml:space="preserve"/>
-            </w:r>
-          </w:p>
-        </w:tc>
-        <w:tc>
-          <w:tcPr>
-            <w:tcBorders>
-              <w:bottom w:val="none" w:sz="0" w:space="0" w:color="000000"/>
-              <w:top w:val="none" w:sz="0" w:space="0" w:color="000000"/>
-              <w:left w:val="none" w:sz="0" w:space="0" w:color="000000"/>
-              <w:right w:val="none" w:sz="0" w:space="0" w:color="000000"/>
-            </w:tcBorders>
-            <w:shd w:val="clear" w:color="auto" w:fill="FFFFFF"/>
-            <w:tcMar>
-              <w:top w:w="0" w:type="dxa"/>
-              <w:bottom w:w="0" w:type="dxa"/>
-              <w:left w:w="0" w:type="dxa"/>
-              <w:right w:w="0" w:type="dxa"/>
-            </w:tcMar>
-            <w:vAlign w:val="top"/>
-          </w:tcPr>
-          <w:p>
-            <w:pPr>
-              <w:pStyle w:val="Normal"/>
-              <w:jc w:val="center"/>
-              <w:pBdr>
-                <w:bottom w:val="none" w:sz="0" w:space="0" w:color="000000"/>
-                <w:top w:val="none" w:sz="0" w:space="0" w:color="000000"/>
-                <w:left w:val="none" w:sz="0" w:space="0" w:color="000000"/>
-                <w:right w:val="none" w:sz="0" w:space="0" w:color="000000"/>
-              </w:pBdr>
-              <w:spacing w:after="100" w:before="100" w:line="240"/>
-              <w:ind w:left="100" w:right="100" w:firstLine="0" w:firstLineChars="0"/>
-              <w:rPr>
-                <w:rFonts w:ascii="Helvetica" w:hAnsi="Helvetica" w:eastAsia="Helvetica" w:cs="Helvetica"/>
-                <w:i w:val="false"/>
-                <w:b w:val="false"/>
-                <w:u w:val="none"/>
-                <w:sz w:val="22"/>
-                <w:szCs w:val="22"/>
-                <w:color w:val="000000"/>
-              </w:rPr>
-            </w:pPr>
-            <w:r>
-              <w:rPr>
-                <w:rFonts w:ascii="Helvetica" w:hAnsi="Helvetica" w:eastAsia="Helvetica" w:cs="Helvetica"/>
-                <w:i w:val="false"/>
-                <w:b w:val="false"/>
-                <w:u w:val="none"/>
-                <w:sz w:val="22"/>
-                <w:szCs w:val="22"/>
-                <w:color w:val="000000"/>
-              </w:rPr>
-              <w:t xml:space="preserve">143</w:t>
+              <w:t xml:space="preserve">142</w:t>
+            </w:r>
+          </w:p>
+        </w:tc>
+        <w:tc>
+          <w:tcPr>
+            <w:tcBorders>
+              <w:bottom w:val="none" w:sz="0" w:space="0" w:color="000000"/>
+              <w:top w:val="none" w:sz="0" w:space="0" w:color="000000"/>
+              <w:left w:val="none" w:sz="0" w:space="0" w:color="000000"/>
+              <w:right w:val="none" w:sz="0" w:space="0" w:color="000000"/>
+            </w:tcBorders>
+            <w:shd w:val="clear" w:color="auto" w:fill="FFFFFF"/>
+            <w:tcMar>
+              <w:top w:w="0" w:type="dxa"/>
+              <w:bottom w:w="0" w:type="dxa"/>
+              <w:left w:w="0" w:type="dxa"/>
+              <w:right w:w="0" w:type="dxa"/>
+            </w:tcMar>
+            <w:vAlign w:val="top"/>
+          </w:tcPr>
+          <w:p>
+            <w:pPr>
+              <w:pStyle w:val="Normal"/>
+              <w:jc w:val="center"/>
+              <w:pBdr>
+                <w:bottom w:val="none" w:sz="0" w:space="0" w:color="000000"/>
+                <w:top w:val="none" w:sz="0" w:space="0" w:color="000000"/>
+                <w:left w:val="none" w:sz="0" w:space="0" w:color="000000"/>
+                <w:right w:val="none" w:sz="0" w:space="0" w:color="000000"/>
+              </w:pBdr>
+              <w:spacing w:after="100" w:before="100" w:line="240"/>
+              <w:ind w:left="100" w:right="100" w:firstLine="0" w:firstLineChars="0"/>
+              <w:rPr>
+                <w:rFonts w:ascii="Helvetica" w:hAnsi="Helvetica" w:eastAsia="Helvetica" w:cs="Helvetica"/>
+                <w:i w:val="false"/>
+                <w:b w:val="false"/>
+                <w:u w:val="none"/>
+                <w:sz w:val="22"/>
+                <w:szCs w:val="22"/>
+                <w:color w:val="000000"/>
+              </w:rPr>
+            </w:pPr>
+            <w:r>
+              <w:rPr>
+                <w:rFonts w:ascii="Helvetica" w:hAnsi="Helvetica" w:eastAsia="Helvetica" w:cs="Helvetica"/>
+                <w:i w:val="false"/>
+                <w:b w:val="false"/>
+                <w:u w:val="none"/>
+                <w:sz w:val="22"/>
+                <w:szCs w:val="22"/>
+                <w:color w:val="000000"/>
+              </w:rPr>
+              <w:t xml:space="preserve"/>
+            </w:r>
+          </w:p>
+        </w:tc>
+        <w:tc>
+          <w:tcPr>
+            <w:tcBorders>
+              <w:bottom w:val="none" w:sz="0" w:space="0" w:color="000000"/>
+              <w:top w:val="none" w:sz="0" w:space="0" w:color="000000"/>
+              <w:left w:val="none" w:sz="0" w:space="0" w:color="000000"/>
+              <w:right w:val="none" w:sz="0" w:space="0" w:color="000000"/>
+            </w:tcBorders>
+            <w:shd w:val="clear" w:color="auto" w:fill="FFFFFF"/>
+            <w:tcMar>
+              <w:top w:w="0" w:type="dxa"/>
+              <w:bottom w:w="0" w:type="dxa"/>
+              <w:left w:w="0" w:type="dxa"/>
+              <w:right w:w="0" w:type="dxa"/>
+            </w:tcMar>
+            <w:vAlign w:val="top"/>
+          </w:tcPr>
+          <w:p>
+            <w:pPr>
+              <w:pStyle w:val="Normal"/>
+              <w:jc w:val="center"/>
+              <w:pBdr>
+                <w:bottom w:val="none" w:sz="0" w:space="0" w:color="000000"/>
+                <w:top w:val="none" w:sz="0" w:space="0" w:color="000000"/>
+                <w:left w:val="none" w:sz="0" w:space="0" w:color="000000"/>
+                <w:right w:val="none" w:sz="0" w:space="0" w:color="000000"/>
+              </w:pBdr>
+              <w:spacing w:after="100" w:before="100" w:line="240"/>
+              <w:ind w:left="100" w:right="100" w:firstLine="0" w:firstLineChars="0"/>
+              <w:rPr>
+                <w:rFonts w:ascii="Helvetica" w:hAnsi="Helvetica" w:eastAsia="Helvetica" w:cs="Helvetica"/>
+                <w:i w:val="false"/>
+                <w:b w:val="false"/>
+                <w:u w:val="none"/>
+                <w:sz w:val="22"/>
+                <w:szCs w:val="22"/>
+                <w:color w:val="000000"/>
+              </w:rPr>
+            </w:pPr>
+            <w:r>
+              <w:rPr>
+                <w:rFonts w:ascii="Helvetica" w:hAnsi="Helvetica" w:eastAsia="Helvetica" w:cs="Helvetica"/>
+                <w:i w:val="false"/>
+                <w:b w:val="false"/>
+                <w:u w:val="none"/>
+                <w:sz w:val="22"/>
+                <w:szCs w:val="22"/>
+                <w:color w:val="000000"/>
+              </w:rPr>
+              <w:t xml:space="preserve"/>
+            </w:r>
+          </w:p>
+        </w:tc>
+        <w:tc>
+          <w:tcPr>
+            <w:tcBorders>
+              <w:bottom w:val="none" w:sz="0" w:space="0" w:color="000000"/>
+              <w:top w:val="none" w:sz="0" w:space="0" w:color="000000"/>
+              <w:left w:val="none" w:sz="0" w:space="0" w:color="000000"/>
+              <w:right w:val="none" w:sz="0" w:space="0" w:color="000000"/>
+            </w:tcBorders>
+            <w:shd w:val="clear" w:color="auto" w:fill="FFFFFF"/>
+            <w:tcMar>
+              <w:top w:w="0" w:type="dxa"/>
+              <w:bottom w:w="0" w:type="dxa"/>
+              <w:left w:w="0" w:type="dxa"/>
+              <w:right w:w="0" w:type="dxa"/>
+            </w:tcMar>
+            <w:vAlign w:val="top"/>
+          </w:tcPr>
+          <w:p>
+            <w:pPr>
+              <w:pStyle w:val="Normal"/>
+              <w:jc w:val="center"/>
+              <w:pBdr>
+                <w:bottom w:val="none" w:sz="0" w:space="0" w:color="000000"/>
+                <w:top w:val="none" w:sz="0" w:space="0" w:color="000000"/>
+                <w:left w:val="none" w:sz="0" w:space="0" w:color="000000"/>
+                <w:right w:val="none" w:sz="0" w:space="0" w:color="000000"/>
+              </w:pBdr>
+              <w:spacing w:after="100" w:before="100" w:line="240"/>
+              <w:ind w:left="100" w:right="100" w:firstLine="0" w:firstLineChars="0"/>
+              <w:rPr>
+                <w:rFonts w:ascii="Helvetica" w:hAnsi="Helvetica" w:eastAsia="Helvetica" w:cs="Helvetica"/>
+                <w:i w:val="false"/>
+                <w:b w:val="false"/>
+                <w:u w:val="none"/>
+                <w:sz w:val="22"/>
+                <w:szCs w:val="22"/>
+                <w:color w:val="000000"/>
+              </w:rPr>
+            </w:pPr>
+            <w:r>
+              <w:rPr>
+                <w:rFonts w:ascii="Helvetica" w:hAnsi="Helvetica" w:eastAsia="Helvetica" w:cs="Helvetica"/>
+                <w:i w:val="false"/>
+                <w:b w:val="false"/>
+                <w:u w:val="none"/>
+                <w:sz w:val="22"/>
+                <w:szCs w:val="22"/>
+                <w:color w:val="000000"/>
+              </w:rPr>
+              <w:t xml:space="preserve"/>
+            </w:r>
+          </w:p>
+        </w:tc>
+        <w:tc>
+          <w:tcPr>
+            <w:tcBorders>
+              <w:bottom w:val="none" w:sz="0" w:space="0" w:color="000000"/>
+              <w:top w:val="none" w:sz="0" w:space="0" w:color="000000"/>
+              <w:left w:val="none" w:sz="0" w:space="0" w:color="000000"/>
+              <w:right w:val="none" w:sz="0" w:space="0" w:color="000000"/>
+            </w:tcBorders>
+            <w:shd w:val="clear" w:color="auto" w:fill="FFFFFF"/>
+            <w:tcMar>
+              <w:top w:w="0" w:type="dxa"/>
+              <w:bottom w:w="0" w:type="dxa"/>
+              <w:left w:w="0" w:type="dxa"/>
+              <w:right w:w="0" w:type="dxa"/>
+            </w:tcMar>
+            <w:vAlign w:val="top"/>
+          </w:tcPr>
+          <w:p>
+            <w:pPr>
+              <w:pStyle w:val="Normal"/>
+              <w:jc w:val="center"/>
+              <w:pBdr>
+                <w:bottom w:val="none" w:sz="0" w:space="0" w:color="000000"/>
+                <w:top w:val="none" w:sz="0" w:space="0" w:color="000000"/>
+                <w:left w:val="none" w:sz="0" w:space="0" w:color="000000"/>
+                <w:right w:val="none" w:sz="0" w:space="0" w:color="000000"/>
+              </w:pBdr>
+              <w:spacing w:after="100" w:before="100" w:line="240"/>
+              <w:ind w:left="100" w:right="100" w:firstLine="0" w:firstLineChars="0"/>
+              <w:rPr>
+                <w:rFonts w:ascii="Helvetica" w:hAnsi="Helvetica" w:eastAsia="Helvetica" w:cs="Helvetica"/>
+                <w:i w:val="false"/>
+                <w:b w:val="false"/>
+                <w:u w:val="none"/>
+                <w:sz w:val="22"/>
+                <w:szCs w:val="22"/>
+                <w:color w:val="000000"/>
+              </w:rPr>
+            </w:pPr>
+            <w:r>
+              <w:rPr>
+                <w:rFonts w:ascii="Helvetica" w:hAnsi="Helvetica" w:eastAsia="Helvetica" w:cs="Helvetica"/>
+                <w:i w:val="false"/>
+                <w:b w:val="false"/>
+                <w:u w:val="none"/>
+                <w:sz w:val="22"/>
+                <w:szCs w:val="22"/>
+                <w:color w:val="000000"/>
+              </w:rPr>
+              <w:t xml:space="preserve">142</w:t>
             </w:r>
           </w:p>
         </w:tc>
@@ -10498,219 +10498,219 @@
                 <w:szCs w:val="22"/>
                 <w:color w:val="000000"/>
               </w:rPr>
-              <w:t xml:space="preserve">143</w:t>
-            </w:r>
-          </w:p>
-        </w:tc>
-        <w:tc>
-          <w:tcPr>
-            <w:tcBorders>
-              <w:bottom w:val="none" w:sz="0" w:space="0" w:color="000000"/>
-              <w:top w:val="none" w:sz="0" w:space="0" w:color="000000"/>
-              <w:left w:val="none" w:sz="0" w:space="0" w:color="000000"/>
-              <w:right w:val="none" w:sz="0" w:space="0" w:color="000000"/>
-            </w:tcBorders>
-            <w:shd w:val="clear" w:color="auto" w:fill="FFFFFF"/>
-            <w:tcMar>
-              <w:top w:w="0" w:type="dxa"/>
-              <w:bottom w:w="0" w:type="dxa"/>
-              <w:left w:w="0" w:type="dxa"/>
-              <w:right w:w="0" w:type="dxa"/>
-            </w:tcMar>
-            <w:vAlign w:val="top"/>
-          </w:tcPr>
-          <w:p>
-            <w:pPr>
-              <w:pStyle w:val="Normal"/>
-              <w:jc w:val="center"/>
-              <w:pBdr>
-                <w:bottom w:val="none" w:sz="0" w:space="0" w:color="000000"/>
-                <w:top w:val="none" w:sz="0" w:space="0" w:color="000000"/>
-                <w:left w:val="none" w:sz="0" w:space="0" w:color="000000"/>
-                <w:right w:val="none" w:sz="0" w:space="0" w:color="000000"/>
-              </w:pBdr>
-              <w:spacing w:after="100" w:before="100" w:line="240"/>
-              <w:ind w:left="100" w:right="100" w:firstLine="0" w:firstLineChars="0"/>
-              <w:rPr>
-                <w:rFonts w:ascii="Helvetica" w:hAnsi="Helvetica" w:eastAsia="Helvetica" w:cs="Helvetica"/>
-                <w:i w:val="false"/>
-                <w:b w:val="false"/>
-                <w:u w:val="none"/>
-                <w:sz w:val="22"/>
-                <w:szCs w:val="22"/>
-                <w:color w:val="000000"/>
-              </w:rPr>
-            </w:pPr>
-            <w:r>
-              <w:rPr>
-                <w:rFonts w:ascii="Helvetica" w:hAnsi="Helvetica" w:eastAsia="Helvetica" w:cs="Helvetica"/>
-                <w:i w:val="false"/>
-                <w:b w:val="false"/>
-                <w:u w:val="none"/>
-                <w:sz w:val="22"/>
-                <w:szCs w:val="22"/>
-                <w:color w:val="000000"/>
-              </w:rPr>
-              <w:t xml:space="preserve"/>
-            </w:r>
-          </w:p>
-        </w:tc>
-        <w:tc>
-          <w:tcPr>
-            <w:tcBorders>
-              <w:bottom w:val="none" w:sz="0" w:space="0" w:color="000000"/>
-              <w:top w:val="none" w:sz="0" w:space="0" w:color="000000"/>
-              <w:left w:val="none" w:sz="0" w:space="0" w:color="000000"/>
-              <w:right w:val="none" w:sz="0" w:space="0" w:color="000000"/>
-            </w:tcBorders>
-            <w:shd w:val="clear" w:color="auto" w:fill="FFFFFF"/>
-            <w:tcMar>
-              <w:top w:w="0" w:type="dxa"/>
-              <w:bottom w:w="0" w:type="dxa"/>
-              <w:left w:w="0" w:type="dxa"/>
-              <w:right w:w="0" w:type="dxa"/>
-            </w:tcMar>
-            <w:vAlign w:val="top"/>
-          </w:tcPr>
-          <w:p>
-            <w:pPr>
-              <w:pStyle w:val="Normal"/>
-              <w:jc w:val="center"/>
-              <w:pBdr>
-                <w:bottom w:val="none" w:sz="0" w:space="0" w:color="000000"/>
-                <w:top w:val="none" w:sz="0" w:space="0" w:color="000000"/>
-                <w:left w:val="none" w:sz="0" w:space="0" w:color="000000"/>
-                <w:right w:val="none" w:sz="0" w:space="0" w:color="000000"/>
-              </w:pBdr>
-              <w:spacing w:after="100" w:before="100" w:line="240"/>
-              <w:ind w:left="100" w:right="100" w:firstLine="0" w:firstLineChars="0"/>
-              <w:rPr>
-                <w:rFonts w:ascii="Helvetica" w:hAnsi="Helvetica" w:eastAsia="Helvetica" w:cs="Helvetica"/>
-                <w:i w:val="false"/>
-                <w:b w:val="false"/>
-                <w:u w:val="none"/>
-                <w:sz w:val="22"/>
-                <w:szCs w:val="22"/>
-                <w:color w:val="000000"/>
-              </w:rPr>
-            </w:pPr>
-            <w:r>
-              <w:rPr>
-                <w:rFonts w:ascii="Helvetica" w:hAnsi="Helvetica" w:eastAsia="Helvetica" w:cs="Helvetica"/>
-                <w:i w:val="false"/>
-                <w:b w:val="false"/>
-                <w:u w:val="none"/>
-                <w:sz w:val="22"/>
-                <w:szCs w:val="22"/>
-                <w:color w:val="000000"/>
-              </w:rPr>
-              <w:t xml:space="preserve"/>
-            </w:r>
-          </w:p>
-        </w:tc>
-        <w:tc>
-          <w:tcPr>
-            <w:tcBorders>
-              <w:bottom w:val="none" w:sz="0" w:space="0" w:color="000000"/>
-              <w:top w:val="none" w:sz="0" w:space="0" w:color="000000"/>
-              <w:left w:val="none" w:sz="0" w:space="0" w:color="000000"/>
-              <w:right w:val="none" w:sz="0" w:space="0" w:color="000000"/>
-            </w:tcBorders>
-            <w:shd w:val="clear" w:color="auto" w:fill="FFFFFF"/>
-            <w:tcMar>
-              <w:top w:w="0" w:type="dxa"/>
-              <w:bottom w:w="0" w:type="dxa"/>
-              <w:left w:w="0" w:type="dxa"/>
-              <w:right w:w="0" w:type="dxa"/>
-            </w:tcMar>
-            <w:vAlign w:val="top"/>
-          </w:tcPr>
-          <w:p>
-            <w:pPr>
-              <w:pStyle w:val="Normal"/>
-              <w:jc w:val="center"/>
-              <w:pBdr>
-                <w:bottom w:val="none" w:sz="0" w:space="0" w:color="000000"/>
-                <w:top w:val="none" w:sz="0" w:space="0" w:color="000000"/>
-                <w:left w:val="none" w:sz="0" w:space="0" w:color="000000"/>
-                <w:right w:val="none" w:sz="0" w:space="0" w:color="000000"/>
-              </w:pBdr>
-              <w:spacing w:after="100" w:before="100" w:line="240"/>
-              <w:ind w:left="100" w:right="100" w:firstLine="0" w:firstLineChars="0"/>
-              <w:rPr>
-                <w:rFonts w:ascii="Helvetica" w:hAnsi="Helvetica" w:eastAsia="Helvetica" w:cs="Helvetica"/>
-                <w:i w:val="false"/>
-                <w:b w:val="false"/>
-                <w:u w:val="none"/>
-                <w:sz w:val="22"/>
-                <w:szCs w:val="22"/>
-                <w:color w:val="000000"/>
-              </w:rPr>
-            </w:pPr>
-            <w:r>
-              <w:rPr>
-                <w:rFonts w:ascii="Helvetica" w:hAnsi="Helvetica" w:eastAsia="Helvetica" w:cs="Helvetica"/>
-                <w:i w:val="false"/>
-                <w:b w:val="false"/>
-                <w:u w:val="none"/>
-                <w:sz w:val="22"/>
-                <w:szCs w:val="22"/>
-                <w:color w:val="000000"/>
-              </w:rPr>
-              <w:t xml:space="preserve"/>
-            </w:r>
-          </w:p>
-        </w:tc>
-        <w:tc>
-          <w:tcPr>
-            <w:tcBorders>
-              <w:bottom w:val="none" w:sz="0" w:space="0" w:color="000000"/>
-              <w:top w:val="none" w:sz="0" w:space="0" w:color="000000"/>
-              <w:left w:val="none" w:sz="0" w:space="0" w:color="000000"/>
-              <w:right w:val="none" w:sz="0" w:space="0" w:color="000000"/>
-            </w:tcBorders>
-            <w:shd w:val="clear" w:color="auto" w:fill="FFFFFF"/>
-            <w:tcMar>
-              <w:top w:w="0" w:type="dxa"/>
-              <w:bottom w:w="0" w:type="dxa"/>
-              <w:left w:w="0" w:type="dxa"/>
-              <w:right w:w="0" w:type="dxa"/>
-            </w:tcMar>
-            <w:vAlign w:val="top"/>
-          </w:tcPr>
-          <w:p>
-            <w:pPr>
-              <w:pStyle w:val="Normal"/>
-              <w:jc w:val="center"/>
-              <w:pBdr>
-                <w:bottom w:val="none" w:sz="0" w:space="0" w:color="000000"/>
-                <w:top w:val="none" w:sz="0" w:space="0" w:color="000000"/>
-                <w:left w:val="none" w:sz="0" w:space="0" w:color="000000"/>
-                <w:right w:val="none" w:sz="0" w:space="0" w:color="000000"/>
-              </w:pBdr>
-              <w:spacing w:after="100" w:before="100" w:line="240"/>
-              <w:ind w:left="100" w:right="100" w:firstLine="0" w:firstLineChars="0"/>
-              <w:rPr>
-                <w:rFonts w:ascii="Helvetica" w:hAnsi="Helvetica" w:eastAsia="Helvetica" w:cs="Helvetica"/>
-                <w:i w:val="false"/>
-                <w:b w:val="false"/>
-                <w:u w:val="none"/>
-                <w:sz w:val="22"/>
-                <w:szCs w:val="22"/>
-                <w:color w:val="000000"/>
-              </w:rPr>
-            </w:pPr>
-            <w:r>
-              <w:rPr>
-                <w:rFonts w:ascii="Helvetica" w:hAnsi="Helvetica" w:eastAsia="Helvetica" w:cs="Helvetica"/>
-                <w:i w:val="false"/>
-                <w:b w:val="false"/>
-                <w:u w:val="none"/>
-                <w:sz w:val="22"/>
-                <w:szCs w:val="22"/>
-                <w:color w:val="000000"/>
-              </w:rPr>
-              <w:t xml:space="preserve">143</w:t>
+              <w:t xml:space="preserve">142</w:t>
+            </w:r>
+          </w:p>
+        </w:tc>
+        <w:tc>
+          <w:tcPr>
+            <w:tcBorders>
+              <w:bottom w:val="none" w:sz="0" w:space="0" w:color="000000"/>
+              <w:top w:val="none" w:sz="0" w:space="0" w:color="000000"/>
+              <w:left w:val="none" w:sz="0" w:space="0" w:color="000000"/>
+              <w:right w:val="none" w:sz="0" w:space="0" w:color="000000"/>
+            </w:tcBorders>
+            <w:shd w:val="clear" w:color="auto" w:fill="FFFFFF"/>
+            <w:tcMar>
+              <w:top w:w="0" w:type="dxa"/>
+              <w:bottom w:w="0" w:type="dxa"/>
+              <w:left w:w="0" w:type="dxa"/>
+              <w:right w:w="0" w:type="dxa"/>
+            </w:tcMar>
+            <w:vAlign w:val="top"/>
+          </w:tcPr>
+          <w:p>
+            <w:pPr>
+              <w:pStyle w:val="Normal"/>
+              <w:jc w:val="center"/>
+              <w:pBdr>
+                <w:bottom w:val="none" w:sz="0" w:space="0" w:color="000000"/>
+                <w:top w:val="none" w:sz="0" w:space="0" w:color="000000"/>
+                <w:left w:val="none" w:sz="0" w:space="0" w:color="000000"/>
+                <w:right w:val="none" w:sz="0" w:space="0" w:color="000000"/>
+              </w:pBdr>
+              <w:spacing w:after="100" w:before="100" w:line="240"/>
+              <w:ind w:left="100" w:right="100" w:firstLine="0" w:firstLineChars="0"/>
+              <w:rPr>
+                <w:rFonts w:ascii="Helvetica" w:hAnsi="Helvetica" w:eastAsia="Helvetica" w:cs="Helvetica"/>
+                <w:i w:val="false"/>
+                <w:b w:val="false"/>
+                <w:u w:val="none"/>
+                <w:sz w:val="22"/>
+                <w:szCs w:val="22"/>
+                <w:color w:val="000000"/>
+              </w:rPr>
+            </w:pPr>
+            <w:r>
+              <w:rPr>
+                <w:rFonts w:ascii="Helvetica" w:hAnsi="Helvetica" w:eastAsia="Helvetica" w:cs="Helvetica"/>
+                <w:i w:val="false"/>
+                <w:b w:val="false"/>
+                <w:u w:val="none"/>
+                <w:sz w:val="22"/>
+                <w:szCs w:val="22"/>
+                <w:color w:val="000000"/>
+              </w:rPr>
+              <w:t xml:space="preserve"/>
+            </w:r>
+          </w:p>
+        </w:tc>
+        <w:tc>
+          <w:tcPr>
+            <w:tcBorders>
+              <w:bottom w:val="none" w:sz="0" w:space="0" w:color="000000"/>
+              <w:top w:val="none" w:sz="0" w:space="0" w:color="000000"/>
+              <w:left w:val="none" w:sz="0" w:space="0" w:color="000000"/>
+              <w:right w:val="none" w:sz="0" w:space="0" w:color="000000"/>
+            </w:tcBorders>
+            <w:shd w:val="clear" w:color="auto" w:fill="FFFFFF"/>
+            <w:tcMar>
+              <w:top w:w="0" w:type="dxa"/>
+              <w:bottom w:w="0" w:type="dxa"/>
+              <w:left w:w="0" w:type="dxa"/>
+              <w:right w:w="0" w:type="dxa"/>
+            </w:tcMar>
+            <w:vAlign w:val="top"/>
+          </w:tcPr>
+          <w:p>
+            <w:pPr>
+              <w:pStyle w:val="Normal"/>
+              <w:jc w:val="center"/>
+              <w:pBdr>
+                <w:bottom w:val="none" w:sz="0" w:space="0" w:color="000000"/>
+                <w:top w:val="none" w:sz="0" w:space="0" w:color="000000"/>
+                <w:left w:val="none" w:sz="0" w:space="0" w:color="000000"/>
+                <w:right w:val="none" w:sz="0" w:space="0" w:color="000000"/>
+              </w:pBdr>
+              <w:spacing w:after="100" w:before="100" w:line="240"/>
+              <w:ind w:left="100" w:right="100" w:firstLine="0" w:firstLineChars="0"/>
+              <w:rPr>
+                <w:rFonts w:ascii="Helvetica" w:hAnsi="Helvetica" w:eastAsia="Helvetica" w:cs="Helvetica"/>
+                <w:i w:val="false"/>
+                <w:b w:val="false"/>
+                <w:u w:val="none"/>
+                <w:sz w:val="22"/>
+                <w:szCs w:val="22"/>
+                <w:color w:val="000000"/>
+              </w:rPr>
+            </w:pPr>
+            <w:r>
+              <w:rPr>
+                <w:rFonts w:ascii="Helvetica" w:hAnsi="Helvetica" w:eastAsia="Helvetica" w:cs="Helvetica"/>
+                <w:i w:val="false"/>
+                <w:b w:val="false"/>
+                <w:u w:val="none"/>
+                <w:sz w:val="22"/>
+                <w:szCs w:val="22"/>
+                <w:color w:val="000000"/>
+              </w:rPr>
+              <w:t xml:space="preserve"/>
+            </w:r>
+          </w:p>
+        </w:tc>
+        <w:tc>
+          <w:tcPr>
+            <w:tcBorders>
+              <w:bottom w:val="none" w:sz="0" w:space="0" w:color="000000"/>
+              <w:top w:val="none" w:sz="0" w:space="0" w:color="000000"/>
+              <w:left w:val="none" w:sz="0" w:space="0" w:color="000000"/>
+              <w:right w:val="none" w:sz="0" w:space="0" w:color="000000"/>
+            </w:tcBorders>
+            <w:shd w:val="clear" w:color="auto" w:fill="FFFFFF"/>
+            <w:tcMar>
+              <w:top w:w="0" w:type="dxa"/>
+              <w:bottom w:w="0" w:type="dxa"/>
+              <w:left w:w="0" w:type="dxa"/>
+              <w:right w:w="0" w:type="dxa"/>
+            </w:tcMar>
+            <w:vAlign w:val="top"/>
+          </w:tcPr>
+          <w:p>
+            <w:pPr>
+              <w:pStyle w:val="Normal"/>
+              <w:jc w:val="center"/>
+              <w:pBdr>
+                <w:bottom w:val="none" w:sz="0" w:space="0" w:color="000000"/>
+                <w:top w:val="none" w:sz="0" w:space="0" w:color="000000"/>
+                <w:left w:val="none" w:sz="0" w:space="0" w:color="000000"/>
+                <w:right w:val="none" w:sz="0" w:space="0" w:color="000000"/>
+              </w:pBdr>
+              <w:spacing w:after="100" w:before="100" w:line="240"/>
+              <w:ind w:left="100" w:right="100" w:firstLine="0" w:firstLineChars="0"/>
+              <w:rPr>
+                <w:rFonts w:ascii="Helvetica" w:hAnsi="Helvetica" w:eastAsia="Helvetica" w:cs="Helvetica"/>
+                <w:i w:val="false"/>
+                <w:b w:val="false"/>
+                <w:u w:val="none"/>
+                <w:sz w:val="22"/>
+                <w:szCs w:val="22"/>
+                <w:color w:val="000000"/>
+              </w:rPr>
+            </w:pPr>
+            <w:r>
+              <w:rPr>
+                <w:rFonts w:ascii="Helvetica" w:hAnsi="Helvetica" w:eastAsia="Helvetica" w:cs="Helvetica"/>
+                <w:i w:val="false"/>
+                <w:b w:val="false"/>
+                <w:u w:val="none"/>
+                <w:sz w:val="22"/>
+                <w:szCs w:val="22"/>
+                <w:color w:val="000000"/>
+              </w:rPr>
+              <w:t xml:space="preserve"/>
+            </w:r>
+          </w:p>
+        </w:tc>
+        <w:tc>
+          <w:tcPr>
+            <w:tcBorders>
+              <w:bottom w:val="none" w:sz="0" w:space="0" w:color="000000"/>
+              <w:top w:val="none" w:sz="0" w:space="0" w:color="000000"/>
+              <w:left w:val="none" w:sz="0" w:space="0" w:color="000000"/>
+              <w:right w:val="none" w:sz="0" w:space="0" w:color="000000"/>
+            </w:tcBorders>
+            <w:shd w:val="clear" w:color="auto" w:fill="FFFFFF"/>
+            <w:tcMar>
+              <w:top w:w="0" w:type="dxa"/>
+              <w:bottom w:w="0" w:type="dxa"/>
+              <w:left w:w="0" w:type="dxa"/>
+              <w:right w:w="0" w:type="dxa"/>
+            </w:tcMar>
+            <w:vAlign w:val="top"/>
+          </w:tcPr>
+          <w:p>
+            <w:pPr>
+              <w:pStyle w:val="Normal"/>
+              <w:jc w:val="center"/>
+              <w:pBdr>
+                <w:bottom w:val="none" w:sz="0" w:space="0" w:color="000000"/>
+                <w:top w:val="none" w:sz="0" w:space="0" w:color="000000"/>
+                <w:left w:val="none" w:sz="0" w:space="0" w:color="000000"/>
+                <w:right w:val="none" w:sz="0" w:space="0" w:color="000000"/>
+              </w:pBdr>
+              <w:spacing w:after="100" w:before="100" w:line="240"/>
+              <w:ind w:left="100" w:right="100" w:firstLine="0" w:firstLineChars="0"/>
+              <w:rPr>
+                <w:rFonts w:ascii="Helvetica" w:hAnsi="Helvetica" w:eastAsia="Helvetica" w:cs="Helvetica"/>
+                <w:i w:val="false"/>
+                <w:b w:val="false"/>
+                <w:u w:val="none"/>
+                <w:sz w:val="22"/>
+                <w:szCs w:val="22"/>
+                <w:color w:val="000000"/>
+              </w:rPr>
+            </w:pPr>
+            <w:r>
+              <w:rPr>
+                <w:rFonts w:ascii="Helvetica" w:hAnsi="Helvetica" w:eastAsia="Helvetica" w:cs="Helvetica"/>
+                <w:i w:val="false"/>
+                <w:b w:val="false"/>
+                <w:u w:val="none"/>
+                <w:sz w:val="22"/>
+                <w:szCs w:val="22"/>
+                <w:color w:val="000000"/>
+              </w:rPr>
+              <w:t xml:space="preserve">142</w:t>
             </w:r>
           </w:p>
         </w:tc>
@@ -10981,219 +10981,219 @@
                 <w:szCs w:val="22"/>
                 <w:color w:val="000000"/>
               </w:rPr>
-              <w:t xml:space="preserve">143</w:t>
-            </w:r>
-          </w:p>
-        </w:tc>
-        <w:tc>
-          <w:tcPr>
-            <w:tcBorders>
-              <w:bottom w:val="none" w:sz="0" w:space="0" w:color="000000"/>
-              <w:top w:val="none" w:sz="0" w:space="0" w:color="000000"/>
-              <w:left w:val="none" w:sz="0" w:space="0" w:color="000000"/>
-              <w:right w:val="none" w:sz="0" w:space="0" w:color="000000"/>
-            </w:tcBorders>
-            <w:shd w:val="clear" w:color="auto" w:fill="FFFFFF"/>
-            <w:tcMar>
-              <w:top w:w="0" w:type="dxa"/>
-              <w:bottom w:w="0" w:type="dxa"/>
-              <w:left w:w="0" w:type="dxa"/>
-              <w:right w:w="0" w:type="dxa"/>
-            </w:tcMar>
-            <w:vAlign w:val="top"/>
-          </w:tcPr>
-          <w:p>
-            <w:pPr>
-              <w:pStyle w:val="Normal"/>
-              <w:jc w:val="center"/>
-              <w:pBdr>
-                <w:bottom w:val="none" w:sz="0" w:space="0" w:color="000000"/>
-                <w:top w:val="none" w:sz="0" w:space="0" w:color="000000"/>
-                <w:left w:val="none" w:sz="0" w:space="0" w:color="000000"/>
-                <w:right w:val="none" w:sz="0" w:space="0" w:color="000000"/>
-              </w:pBdr>
-              <w:spacing w:after="100" w:before="100" w:line="240"/>
-              <w:ind w:left="100" w:right="100" w:firstLine="0" w:firstLineChars="0"/>
-              <w:rPr>
-                <w:rFonts w:ascii="Helvetica" w:hAnsi="Helvetica" w:eastAsia="Helvetica" w:cs="Helvetica"/>
-                <w:i w:val="false"/>
-                <w:b w:val="false"/>
-                <w:u w:val="none"/>
-                <w:sz w:val="22"/>
-                <w:szCs w:val="22"/>
-                <w:color w:val="000000"/>
-              </w:rPr>
-            </w:pPr>
-            <w:r>
-              <w:rPr>
-                <w:rFonts w:ascii="Helvetica" w:hAnsi="Helvetica" w:eastAsia="Helvetica" w:cs="Helvetica"/>
-                <w:i w:val="false"/>
-                <w:b w:val="false"/>
-                <w:u w:val="none"/>
-                <w:sz w:val="22"/>
-                <w:szCs w:val="22"/>
-                <w:color w:val="000000"/>
-              </w:rPr>
-              <w:t xml:space="preserve"/>
-            </w:r>
-          </w:p>
-        </w:tc>
-        <w:tc>
-          <w:tcPr>
-            <w:tcBorders>
-              <w:bottom w:val="none" w:sz="0" w:space="0" w:color="000000"/>
-              <w:top w:val="none" w:sz="0" w:space="0" w:color="000000"/>
-              <w:left w:val="none" w:sz="0" w:space="0" w:color="000000"/>
-              <w:right w:val="none" w:sz="0" w:space="0" w:color="000000"/>
-            </w:tcBorders>
-            <w:shd w:val="clear" w:color="auto" w:fill="FFFFFF"/>
-            <w:tcMar>
-              <w:top w:w="0" w:type="dxa"/>
-              <w:bottom w:w="0" w:type="dxa"/>
-              <w:left w:w="0" w:type="dxa"/>
-              <w:right w:w="0" w:type="dxa"/>
-            </w:tcMar>
-            <w:vAlign w:val="top"/>
-          </w:tcPr>
-          <w:p>
-            <w:pPr>
-              <w:pStyle w:val="Normal"/>
-              <w:jc w:val="center"/>
-              <w:pBdr>
-                <w:bottom w:val="none" w:sz="0" w:space="0" w:color="000000"/>
-                <w:top w:val="none" w:sz="0" w:space="0" w:color="000000"/>
-                <w:left w:val="none" w:sz="0" w:space="0" w:color="000000"/>
-                <w:right w:val="none" w:sz="0" w:space="0" w:color="000000"/>
-              </w:pBdr>
-              <w:spacing w:after="100" w:before="100" w:line="240"/>
-              <w:ind w:left="100" w:right="100" w:firstLine="0" w:firstLineChars="0"/>
-              <w:rPr>
-                <w:rFonts w:ascii="Helvetica" w:hAnsi="Helvetica" w:eastAsia="Helvetica" w:cs="Helvetica"/>
-                <w:i w:val="false"/>
-                <w:b w:val="false"/>
-                <w:u w:val="none"/>
-                <w:sz w:val="22"/>
-                <w:szCs w:val="22"/>
-                <w:color w:val="000000"/>
-              </w:rPr>
-            </w:pPr>
-            <w:r>
-              <w:rPr>
-                <w:rFonts w:ascii="Helvetica" w:hAnsi="Helvetica" w:eastAsia="Helvetica" w:cs="Helvetica"/>
-                <w:i w:val="false"/>
-                <w:b w:val="false"/>
-                <w:u w:val="none"/>
-                <w:sz w:val="22"/>
-                <w:szCs w:val="22"/>
-                <w:color w:val="000000"/>
-              </w:rPr>
-              <w:t xml:space="preserve"/>
-            </w:r>
-          </w:p>
-        </w:tc>
-        <w:tc>
-          <w:tcPr>
-            <w:tcBorders>
-              <w:bottom w:val="none" w:sz="0" w:space="0" w:color="000000"/>
-              <w:top w:val="none" w:sz="0" w:space="0" w:color="000000"/>
-              <w:left w:val="none" w:sz="0" w:space="0" w:color="000000"/>
-              <w:right w:val="none" w:sz="0" w:space="0" w:color="000000"/>
-            </w:tcBorders>
-            <w:shd w:val="clear" w:color="auto" w:fill="FFFFFF"/>
-            <w:tcMar>
-              <w:top w:w="0" w:type="dxa"/>
-              <w:bottom w:w="0" w:type="dxa"/>
-              <w:left w:w="0" w:type="dxa"/>
-              <w:right w:w="0" w:type="dxa"/>
-            </w:tcMar>
-            <w:vAlign w:val="top"/>
-          </w:tcPr>
-          <w:p>
-            <w:pPr>
-              <w:pStyle w:val="Normal"/>
-              <w:jc w:val="center"/>
-              <w:pBdr>
-                <w:bottom w:val="none" w:sz="0" w:space="0" w:color="000000"/>
-                <w:top w:val="none" w:sz="0" w:space="0" w:color="000000"/>
-                <w:left w:val="none" w:sz="0" w:space="0" w:color="000000"/>
-                <w:right w:val="none" w:sz="0" w:space="0" w:color="000000"/>
-              </w:pBdr>
-              <w:spacing w:after="100" w:before="100" w:line="240"/>
-              <w:ind w:left="100" w:right="100" w:firstLine="0" w:firstLineChars="0"/>
-              <w:rPr>
-                <w:rFonts w:ascii="Helvetica" w:hAnsi="Helvetica" w:eastAsia="Helvetica" w:cs="Helvetica"/>
-                <w:i w:val="false"/>
-                <w:b w:val="false"/>
-                <w:u w:val="none"/>
-                <w:sz w:val="22"/>
-                <w:szCs w:val="22"/>
-                <w:color w:val="000000"/>
-              </w:rPr>
-            </w:pPr>
-            <w:r>
-              <w:rPr>
-                <w:rFonts w:ascii="Helvetica" w:hAnsi="Helvetica" w:eastAsia="Helvetica" w:cs="Helvetica"/>
-                <w:i w:val="false"/>
-                <w:b w:val="false"/>
-                <w:u w:val="none"/>
-                <w:sz w:val="22"/>
-                <w:szCs w:val="22"/>
-                <w:color w:val="000000"/>
-              </w:rPr>
-              <w:t xml:space="preserve"/>
-            </w:r>
-          </w:p>
-        </w:tc>
-        <w:tc>
-          <w:tcPr>
-            <w:tcBorders>
-              <w:bottom w:val="none" w:sz="0" w:space="0" w:color="000000"/>
-              <w:top w:val="none" w:sz="0" w:space="0" w:color="000000"/>
-              <w:left w:val="none" w:sz="0" w:space="0" w:color="000000"/>
-              <w:right w:val="none" w:sz="0" w:space="0" w:color="000000"/>
-            </w:tcBorders>
-            <w:shd w:val="clear" w:color="auto" w:fill="FFFFFF"/>
-            <w:tcMar>
-              <w:top w:w="0" w:type="dxa"/>
-              <w:bottom w:w="0" w:type="dxa"/>
-              <w:left w:w="0" w:type="dxa"/>
-              <w:right w:w="0" w:type="dxa"/>
-            </w:tcMar>
-            <w:vAlign w:val="top"/>
-          </w:tcPr>
-          <w:p>
-            <w:pPr>
-              <w:pStyle w:val="Normal"/>
-              <w:jc w:val="center"/>
-              <w:pBdr>
-                <w:bottom w:val="none" w:sz="0" w:space="0" w:color="000000"/>
-                <w:top w:val="none" w:sz="0" w:space="0" w:color="000000"/>
-                <w:left w:val="none" w:sz="0" w:space="0" w:color="000000"/>
-                <w:right w:val="none" w:sz="0" w:space="0" w:color="000000"/>
-              </w:pBdr>
-              <w:spacing w:after="100" w:before="100" w:line="240"/>
-              <w:ind w:left="100" w:right="100" w:firstLine="0" w:firstLineChars="0"/>
-              <w:rPr>
-                <w:rFonts w:ascii="Helvetica" w:hAnsi="Helvetica" w:eastAsia="Helvetica" w:cs="Helvetica"/>
-                <w:i w:val="false"/>
-                <w:b w:val="false"/>
-                <w:u w:val="none"/>
-                <w:sz w:val="22"/>
-                <w:szCs w:val="22"/>
-                <w:color w:val="000000"/>
-              </w:rPr>
-            </w:pPr>
-            <w:r>
-              <w:rPr>
-                <w:rFonts w:ascii="Helvetica" w:hAnsi="Helvetica" w:eastAsia="Helvetica" w:cs="Helvetica"/>
-                <w:i w:val="false"/>
-                <w:b w:val="false"/>
-                <w:u w:val="none"/>
-                <w:sz w:val="22"/>
-                <w:szCs w:val="22"/>
-                <w:color w:val="000000"/>
-              </w:rPr>
-              <w:t xml:space="preserve">143</w:t>
+              <w:t xml:space="preserve">142</w:t>
+            </w:r>
+          </w:p>
+        </w:tc>
+        <w:tc>
+          <w:tcPr>
+            <w:tcBorders>
+              <w:bottom w:val="none" w:sz="0" w:space="0" w:color="000000"/>
+              <w:top w:val="none" w:sz="0" w:space="0" w:color="000000"/>
+              <w:left w:val="none" w:sz="0" w:space="0" w:color="000000"/>
+              <w:right w:val="none" w:sz="0" w:space="0" w:color="000000"/>
+            </w:tcBorders>
+            <w:shd w:val="clear" w:color="auto" w:fill="FFFFFF"/>
+            <w:tcMar>
+              <w:top w:w="0" w:type="dxa"/>
+              <w:bottom w:w="0" w:type="dxa"/>
+              <w:left w:w="0" w:type="dxa"/>
+              <w:right w:w="0" w:type="dxa"/>
+            </w:tcMar>
+            <w:vAlign w:val="top"/>
+          </w:tcPr>
+          <w:p>
+            <w:pPr>
+              <w:pStyle w:val="Normal"/>
+              <w:jc w:val="center"/>
+              <w:pBdr>
+                <w:bottom w:val="none" w:sz="0" w:space="0" w:color="000000"/>
+                <w:top w:val="none" w:sz="0" w:space="0" w:color="000000"/>
+                <w:left w:val="none" w:sz="0" w:space="0" w:color="000000"/>
+                <w:right w:val="none" w:sz="0" w:space="0" w:color="000000"/>
+              </w:pBdr>
+              <w:spacing w:after="100" w:before="100" w:line="240"/>
+              <w:ind w:left="100" w:right="100" w:firstLine="0" w:firstLineChars="0"/>
+              <w:rPr>
+                <w:rFonts w:ascii="Helvetica" w:hAnsi="Helvetica" w:eastAsia="Helvetica" w:cs="Helvetica"/>
+                <w:i w:val="false"/>
+                <w:b w:val="false"/>
+                <w:u w:val="none"/>
+                <w:sz w:val="22"/>
+                <w:szCs w:val="22"/>
+                <w:color w:val="000000"/>
+              </w:rPr>
+            </w:pPr>
+            <w:r>
+              <w:rPr>
+                <w:rFonts w:ascii="Helvetica" w:hAnsi="Helvetica" w:eastAsia="Helvetica" w:cs="Helvetica"/>
+                <w:i w:val="false"/>
+                <w:b w:val="false"/>
+                <w:u w:val="none"/>
+                <w:sz w:val="22"/>
+                <w:szCs w:val="22"/>
+                <w:color w:val="000000"/>
+              </w:rPr>
+              <w:t xml:space="preserve"/>
+            </w:r>
+          </w:p>
+        </w:tc>
+        <w:tc>
+          <w:tcPr>
+            <w:tcBorders>
+              <w:bottom w:val="none" w:sz="0" w:space="0" w:color="000000"/>
+              <w:top w:val="none" w:sz="0" w:space="0" w:color="000000"/>
+              <w:left w:val="none" w:sz="0" w:space="0" w:color="000000"/>
+              <w:right w:val="none" w:sz="0" w:space="0" w:color="000000"/>
+            </w:tcBorders>
+            <w:shd w:val="clear" w:color="auto" w:fill="FFFFFF"/>
+            <w:tcMar>
+              <w:top w:w="0" w:type="dxa"/>
+              <w:bottom w:w="0" w:type="dxa"/>
+              <w:left w:w="0" w:type="dxa"/>
+              <w:right w:w="0" w:type="dxa"/>
+            </w:tcMar>
+            <w:vAlign w:val="top"/>
+          </w:tcPr>
+          <w:p>
+            <w:pPr>
+              <w:pStyle w:val="Normal"/>
+              <w:jc w:val="center"/>
+              <w:pBdr>
+                <w:bottom w:val="none" w:sz="0" w:space="0" w:color="000000"/>
+                <w:top w:val="none" w:sz="0" w:space="0" w:color="000000"/>
+                <w:left w:val="none" w:sz="0" w:space="0" w:color="000000"/>
+                <w:right w:val="none" w:sz="0" w:space="0" w:color="000000"/>
+              </w:pBdr>
+              <w:spacing w:after="100" w:before="100" w:line="240"/>
+              <w:ind w:left="100" w:right="100" w:firstLine="0" w:firstLineChars="0"/>
+              <w:rPr>
+                <w:rFonts w:ascii="Helvetica" w:hAnsi="Helvetica" w:eastAsia="Helvetica" w:cs="Helvetica"/>
+                <w:i w:val="false"/>
+                <w:b w:val="false"/>
+                <w:u w:val="none"/>
+                <w:sz w:val="22"/>
+                <w:szCs w:val="22"/>
+                <w:color w:val="000000"/>
+              </w:rPr>
+            </w:pPr>
+            <w:r>
+              <w:rPr>
+                <w:rFonts w:ascii="Helvetica" w:hAnsi="Helvetica" w:eastAsia="Helvetica" w:cs="Helvetica"/>
+                <w:i w:val="false"/>
+                <w:b w:val="false"/>
+                <w:u w:val="none"/>
+                <w:sz w:val="22"/>
+                <w:szCs w:val="22"/>
+                <w:color w:val="000000"/>
+              </w:rPr>
+              <w:t xml:space="preserve"/>
+            </w:r>
+          </w:p>
+        </w:tc>
+        <w:tc>
+          <w:tcPr>
+            <w:tcBorders>
+              <w:bottom w:val="none" w:sz="0" w:space="0" w:color="000000"/>
+              <w:top w:val="none" w:sz="0" w:space="0" w:color="000000"/>
+              <w:left w:val="none" w:sz="0" w:space="0" w:color="000000"/>
+              <w:right w:val="none" w:sz="0" w:space="0" w:color="000000"/>
+            </w:tcBorders>
+            <w:shd w:val="clear" w:color="auto" w:fill="FFFFFF"/>
+            <w:tcMar>
+              <w:top w:w="0" w:type="dxa"/>
+              <w:bottom w:w="0" w:type="dxa"/>
+              <w:left w:w="0" w:type="dxa"/>
+              <w:right w:w="0" w:type="dxa"/>
+            </w:tcMar>
+            <w:vAlign w:val="top"/>
+          </w:tcPr>
+          <w:p>
+            <w:pPr>
+              <w:pStyle w:val="Normal"/>
+              <w:jc w:val="center"/>
+              <w:pBdr>
+                <w:bottom w:val="none" w:sz="0" w:space="0" w:color="000000"/>
+                <w:top w:val="none" w:sz="0" w:space="0" w:color="000000"/>
+                <w:left w:val="none" w:sz="0" w:space="0" w:color="000000"/>
+                <w:right w:val="none" w:sz="0" w:space="0" w:color="000000"/>
+              </w:pBdr>
+              <w:spacing w:after="100" w:before="100" w:line="240"/>
+              <w:ind w:left="100" w:right="100" w:firstLine="0" w:firstLineChars="0"/>
+              <w:rPr>
+                <w:rFonts w:ascii="Helvetica" w:hAnsi="Helvetica" w:eastAsia="Helvetica" w:cs="Helvetica"/>
+                <w:i w:val="false"/>
+                <w:b w:val="false"/>
+                <w:u w:val="none"/>
+                <w:sz w:val="22"/>
+                <w:szCs w:val="22"/>
+                <w:color w:val="000000"/>
+              </w:rPr>
+            </w:pPr>
+            <w:r>
+              <w:rPr>
+                <w:rFonts w:ascii="Helvetica" w:hAnsi="Helvetica" w:eastAsia="Helvetica" w:cs="Helvetica"/>
+                <w:i w:val="false"/>
+                <w:b w:val="false"/>
+                <w:u w:val="none"/>
+                <w:sz w:val="22"/>
+                <w:szCs w:val="22"/>
+                <w:color w:val="000000"/>
+              </w:rPr>
+              <w:t xml:space="preserve"/>
+            </w:r>
+          </w:p>
+        </w:tc>
+        <w:tc>
+          <w:tcPr>
+            <w:tcBorders>
+              <w:bottom w:val="none" w:sz="0" w:space="0" w:color="000000"/>
+              <w:top w:val="none" w:sz="0" w:space="0" w:color="000000"/>
+              <w:left w:val="none" w:sz="0" w:space="0" w:color="000000"/>
+              <w:right w:val="none" w:sz="0" w:space="0" w:color="000000"/>
+            </w:tcBorders>
+            <w:shd w:val="clear" w:color="auto" w:fill="FFFFFF"/>
+            <w:tcMar>
+              <w:top w:w="0" w:type="dxa"/>
+              <w:bottom w:w="0" w:type="dxa"/>
+              <w:left w:w="0" w:type="dxa"/>
+              <w:right w:w="0" w:type="dxa"/>
+            </w:tcMar>
+            <w:vAlign w:val="top"/>
+          </w:tcPr>
+          <w:p>
+            <w:pPr>
+              <w:pStyle w:val="Normal"/>
+              <w:jc w:val="center"/>
+              <w:pBdr>
+                <w:bottom w:val="none" w:sz="0" w:space="0" w:color="000000"/>
+                <w:top w:val="none" w:sz="0" w:space="0" w:color="000000"/>
+                <w:left w:val="none" w:sz="0" w:space="0" w:color="000000"/>
+                <w:right w:val="none" w:sz="0" w:space="0" w:color="000000"/>
+              </w:pBdr>
+              <w:spacing w:after="100" w:before="100" w:line="240"/>
+              <w:ind w:left="100" w:right="100" w:firstLine="0" w:firstLineChars="0"/>
+              <w:rPr>
+                <w:rFonts w:ascii="Helvetica" w:hAnsi="Helvetica" w:eastAsia="Helvetica" w:cs="Helvetica"/>
+                <w:i w:val="false"/>
+                <w:b w:val="false"/>
+                <w:u w:val="none"/>
+                <w:sz w:val="22"/>
+                <w:szCs w:val="22"/>
+                <w:color w:val="000000"/>
+              </w:rPr>
+            </w:pPr>
+            <w:r>
+              <w:rPr>
+                <w:rFonts w:ascii="Helvetica" w:hAnsi="Helvetica" w:eastAsia="Helvetica" w:cs="Helvetica"/>
+                <w:i w:val="false"/>
+                <w:b w:val="false"/>
+                <w:u w:val="none"/>
+                <w:sz w:val="22"/>
+                <w:szCs w:val="22"/>
+                <w:color w:val="000000"/>
+              </w:rPr>
+              <w:t xml:space="preserve">142</w:t>
             </w:r>
           </w:p>
         </w:tc>
@@ -11464,219 +11464,219 @@
                 <w:szCs w:val="22"/>
                 <w:color w:val="000000"/>
               </w:rPr>
-              <w:t xml:space="preserve">143</w:t>
-            </w:r>
-          </w:p>
-        </w:tc>
-        <w:tc>
-          <w:tcPr>
-            <w:tcBorders>
-              <w:bottom w:val="none" w:sz="0" w:space="0" w:color="000000"/>
-              <w:top w:val="none" w:sz="0" w:space="0" w:color="000000"/>
-              <w:left w:val="none" w:sz="0" w:space="0" w:color="000000"/>
-              <w:right w:val="none" w:sz="0" w:space="0" w:color="000000"/>
-            </w:tcBorders>
-            <w:shd w:val="clear" w:color="auto" w:fill="FFFFFF"/>
-            <w:tcMar>
-              <w:top w:w="0" w:type="dxa"/>
-              <w:bottom w:w="0" w:type="dxa"/>
-              <w:left w:w="0" w:type="dxa"/>
-              <w:right w:w="0" w:type="dxa"/>
-            </w:tcMar>
-            <w:vAlign w:val="top"/>
-          </w:tcPr>
-          <w:p>
-            <w:pPr>
-              <w:pStyle w:val="Normal"/>
-              <w:jc w:val="center"/>
-              <w:pBdr>
-                <w:bottom w:val="none" w:sz="0" w:space="0" w:color="000000"/>
-                <w:top w:val="none" w:sz="0" w:space="0" w:color="000000"/>
-                <w:left w:val="none" w:sz="0" w:space="0" w:color="000000"/>
-                <w:right w:val="none" w:sz="0" w:space="0" w:color="000000"/>
-              </w:pBdr>
-              <w:spacing w:after="100" w:before="100" w:line="240"/>
-              <w:ind w:left="100" w:right="100" w:firstLine="0" w:firstLineChars="0"/>
-              <w:rPr>
-                <w:rFonts w:ascii="Helvetica" w:hAnsi="Helvetica" w:eastAsia="Helvetica" w:cs="Helvetica"/>
-                <w:i w:val="false"/>
-                <w:b w:val="false"/>
-                <w:u w:val="none"/>
-                <w:sz w:val="22"/>
-                <w:szCs w:val="22"/>
-                <w:color w:val="000000"/>
-              </w:rPr>
-            </w:pPr>
-            <w:r>
-              <w:rPr>
-                <w:rFonts w:ascii="Helvetica" w:hAnsi="Helvetica" w:eastAsia="Helvetica" w:cs="Helvetica"/>
-                <w:i w:val="false"/>
-                <w:b w:val="false"/>
-                <w:u w:val="none"/>
-                <w:sz w:val="22"/>
-                <w:szCs w:val="22"/>
-                <w:color w:val="000000"/>
-              </w:rPr>
-              <w:t xml:space="preserve"/>
-            </w:r>
-          </w:p>
-        </w:tc>
-        <w:tc>
-          <w:tcPr>
-            <w:tcBorders>
-              <w:bottom w:val="none" w:sz="0" w:space="0" w:color="000000"/>
-              <w:top w:val="none" w:sz="0" w:space="0" w:color="000000"/>
-              <w:left w:val="none" w:sz="0" w:space="0" w:color="000000"/>
-              <w:right w:val="none" w:sz="0" w:space="0" w:color="000000"/>
-            </w:tcBorders>
-            <w:shd w:val="clear" w:color="auto" w:fill="FFFFFF"/>
-            <w:tcMar>
-              <w:top w:w="0" w:type="dxa"/>
-              <w:bottom w:w="0" w:type="dxa"/>
-              <w:left w:w="0" w:type="dxa"/>
-              <w:right w:w="0" w:type="dxa"/>
-            </w:tcMar>
-            <w:vAlign w:val="top"/>
-          </w:tcPr>
-          <w:p>
-            <w:pPr>
-              <w:pStyle w:val="Normal"/>
-              <w:jc w:val="center"/>
-              <w:pBdr>
-                <w:bottom w:val="none" w:sz="0" w:space="0" w:color="000000"/>
-                <w:top w:val="none" w:sz="0" w:space="0" w:color="000000"/>
-                <w:left w:val="none" w:sz="0" w:space="0" w:color="000000"/>
-                <w:right w:val="none" w:sz="0" w:space="0" w:color="000000"/>
-              </w:pBdr>
-              <w:spacing w:after="100" w:before="100" w:line="240"/>
-              <w:ind w:left="100" w:right="100" w:firstLine="0" w:firstLineChars="0"/>
-              <w:rPr>
-                <w:rFonts w:ascii="Helvetica" w:hAnsi="Helvetica" w:eastAsia="Helvetica" w:cs="Helvetica"/>
-                <w:i w:val="false"/>
-                <w:b w:val="false"/>
-                <w:u w:val="none"/>
-                <w:sz w:val="22"/>
-                <w:szCs w:val="22"/>
-                <w:color w:val="000000"/>
-              </w:rPr>
-            </w:pPr>
-            <w:r>
-              <w:rPr>
-                <w:rFonts w:ascii="Helvetica" w:hAnsi="Helvetica" w:eastAsia="Helvetica" w:cs="Helvetica"/>
-                <w:i w:val="false"/>
-                <w:b w:val="false"/>
-                <w:u w:val="none"/>
-                <w:sz w:val="22"/>
-                <w:szCs w:val="22"/>
-                <w:color w:val="000000"/>
-              </w:rPr>
-              <w:t xml:space="preserve"/>
-            </w:r>
-          </w:p>
-        </w:tc>
-        <w:tc>
-          <w:tcPr>
-            <w:tcBorders>
-              <w:bottom w:val="none" w:sz="0" w:space="0" w:color="000000"/>
-              <w:top w:val="none" w:sz="0" w:space="0" w:color="000000"/>
-              <w:left w:val="none" w:sz="0" w:space="0" w:color="000000"/>
-              <w:right w:val="none" w:sz="0" w:space="0" w:color="000000"/>
-            </w:tcBorders>
-            <w:shd w:val="clear" w:color="auto" w:fill="FFFFFF"/>
-            <w:tcMar>
-              <w:top w:w="0" w:type="dxa"/>
-              <w:bottom w:w="0" w:type="dxa"/>
-              <w:left w:w="0" w:type="dxa"/>
-              <w:right w:w="0" w:type="dxa"/>
-            </w:tcMar>
-            <w:vAlign w:val="top"/>
-          </w:tcPr>
-          <w:p>
-            <w:pPr>
-              <w:pStyle w:val="Normal"/>
-              <w:jc w:val="center"/>
-              <w:pBdr>
-                <w:bottom w:val="none" w:sz="0" w:space="0" w:color="000000"/>
-                <w:top w:val="none" w:sz="0" w:space="0" w:color="000000"/>
-                <w:left w:val="none" w:sz="0" w:space="0" w:color="000000"/>
-                <w:right w:val="none" w:sz="0" w:space="0" w:color="000000"/>
-              </w:pBdr>
-              <w:spacing w:after="100" w:before="100" w:line="240"/>
-              <w:ind w:left="100" w:right="100" w:firstLine="0" w:firstLineChars="0"/>
-              <w:rPr>
-                <w:rFonts w:ascii="Helvetica" w:hAnsi="Helvetica" w:eastAsia="Helvetica" w:cs="Helvetica"/>
-                <w:i w:val="false"/>
-                <w:b w:val="false"/>
-                <w:u w:val="none"/>
-                <w:sz w:val="22"/>
-                <w:szCs w:val="22"/>
-                <w:color w:val="000000"/>
-              </w:rPr>
-            </w:pPr>
-            <w:r>
-              <w:rPr>
-                <w:rFonts w:ascii="Helvetica" w:hAnsi="Helvetica" w:eastAsia="Helvetica" w:cs="Helvetica"/>
-                <w:i w:val="false"/>
-                <w:b w:val="false"/>
-                <w:u w:val="none"/>
-                <w:sz w:val="22"/>
-                <w:szCs w:val="22"/>
-                <w:color w:val="000000"/>
-              </w:rPr>
-              <w:t xml:space="preserve"/>
-            </w:r>
-          </w:p>
-        </w:tc>
-        <w:tc>
-          <w:tcPr>
-            <w:tcBorders>
-              <w:bottom w:val="none" w:sz="0" w:space="0" w:color="000000"/>
-              <w:top w:val="none" w:sz="0" w:space="0" w:color="000000"/>
-              <w:left w:val="none" w:sz="0" w:space="0" w:color="000000"/>
-              <w:right w:val="none" w:sz="0" w:space="0" w:color="000000"/>
-            </w:tcBorders>
-            <w:shd w:val="clear" w:color="auto" w:fill="FFFFFF"/>
-            <w:tcMar>
-              <w:top w:w="0" w:type="dxa"/>
-              <w:bottom w:w="0" w:type="dxa"/>
-              <w:left w:w="0" w:type="dxa"/>
-              <w:right w:w="0" w:type="dxa"/>
-            </w:tcMar>
-            <w:vAlign w:val="top"/>
-          </w:tcPr>
-          <w:p>
-            <w:pPr>
-              <w:pStyle w:val="Normal"/>
-              <w:jc w:val="center"/>
-              <w:pBdr>
-                <w:bottom w:val="none" w:sz="0" w:space="0" w:color="000000"/>
-                <w:top w:val="none" w:sz="0" w:space="0" w:color="000000"/>
-                <w:left w:val="none" w:sz="0" w:space="0" w:color="000000"/>
-                <w:right w:val="none" w:sz="0" w:space="0" w:color="000000"/>
-              </w:pBdr>
-              <w:spacing w:after="100" w:before="100" w:line="240"/>
-              <w:ind w:left="100" w:right="100" w:firstLine="0" w:firstLineChars="0"/>
-              <w:rPr>
-                <w:rFonts w:ascii="Helvetica" w:hAnsi="Helvetica" w:eastAsia="Helvetica" w:cs="Helvetica"/>
-                <w:i w:val="false"/>
-                <w:b w:val="false"/>
-                <w:u w:val="none"/>
-                <w:sz w:val="22"/>
-                <w:szCs w:val="22"/>
-                <w:color w:val="000000"/>
-              </w:rPr>
-            </w:pPr>
-            <w:r>
-              <w:rPr>
-                <w:rFonts w:ascii="Helvetica" w:hAnsi="Helvetica" w:eastAsia="Helvetica" w:cs="Helvetica"/>
-                <w:i w:val="false"/>
-                <w:b w:val="false"/>
-                <w:u w:val="none"/>
-                <w:sz w:val="22"/>
-                <w:szCs w:val="22"/>
-                <w:color w:val="000000"/>
-              </w:rPr>
-              <w:t xml:space="preserve">143</w:t>
+              <w:t xml:space="preserve">142</w:t>
+            </w:r>
+          </w:p>
+        </w:tc>
+        <w:tc>
+          <w:tcPr>
+            <w:tcBorders>
+              <w:bottom w:val="none" w:sz="0" w:space="0" w:color="000000"/>
+              <w:top w:val="none" w:sz="0" w:space="0" w:color="000000"/>
+              <w:left w:val="none" w:sz="0" w:space="0" w:color="000000"/>
+              <w:right w:val="none" w:sz="0" w:space="0" w:color="000000"/>
+            </w:tcBorders>
+            <w:shd w:val="clear" w:color="auto" w:fill="FFFFFF"/>
+            <w:tcMar>
+              <w:top w:w="0" w:type="dxa"/>
+              <w:bottom w:w="0" w:type="dxa"/>
+              <w:left w:w="0" w:type="dxa"/>
+              <w:right w:w="0" w:type="dxa"/>
+            </w:tcMar>
+            <w:vAlign w:val="top"/>
+          </w:tcPr>
+          <w:p>
+            <w:pPr>
+              <w:pStyle w:val="Normal"/>
+              <w:jc w:val="center"/>
+              <w:pBdr>
+                <w:bottom w:val="none" w:sz="0" w:space="0" w:color="000000"/>
+                <w:top w:val="none" w:sz="0" w:space="0" w:color="000000"/>
+                <w:left w:val="none" w:sz="0" w:space="0" w:color="000000"/>
+                <w:right w:val="none" w:sz="0" w:space="0" w:color="000000"/>
+              </w:pBdr>
+              <w:spacing w:after="100" w:before="100" w:line="240"/>
+              <w:ind w:left="100" w:right="100" w:firstLine="0" w:firstLineChars="0"/>
+              <w:rPr>
+                <w:rFonts w:ascii="Helvetica" w:hAnsi="Helvetica" w:eastAsia="Helvetica" w:cs="Helvetica"/>
+                <w:i w:val="false"/>
+                <w:b w:val="false"/>
+                <w:u w:val="none"/>
+                <w:sz w:val="22"/>
+                <w:szCs w:val="22"/>
+                <w:color w:val="000000"/>
+              </w:rPr>
+            </w:pPr>
+            <w:r>
+              <w:rPr>
+                <w:rFonts w:ascii="Helvetica" w:hAnsi="Helvetica" w:eastAsia="Helvetica" w:cs="Helvetica"/>
+                <w:i w:val="false"/>
+                <w:b w:val="false"/>
+                <w:u w:val="none"/>
+                <w:sz w:val="22"/>
+                <w:szCs w:val="22"/>
+                <w:color w:val="000000"/>
+              </w:rPr>
+              <w:t xml:space="preserve"/>
+            </w:r>
+          </w:p>
+        </w:tc>
+        <w:tc>
+          <w:tcPr>
+            <w:tcBorders>
+              <w:bottom w:val="none" w:sz="0" w:space="0" w:color="000000"/>
+              <w:top w:val="none" w:sz="0" w:space="0" w:color="000000"/>
+              <w:left w:val="none" w:sz="0" w:space="0" w:color="000000"/>
+              <w:right w:val="none" w:sz="0" w:space="0" w:color="000000"/>
+            </w:tcBorders>
+            <w:shd w:val="clear" w:color="auto" w:fill="FFFFFF"/>
+            <w:tcMar>
+              <w:top w:w="0" w:type="dxa"/>
+              <w:bottom w:w="0" w:type="dxa"/>
+              <w:left w:w="0" w:type="dxa"/>
+              <w:right w:w="0" w:type="dxa"/>
+            </w:tcMar>
+            <w:vAlign w:val="top"/>
+          </w:tcPr>
+          <w:p>
+            <w:pPr>
+              <w:pStyle w:val="Normal"/>
+              <w:jc w:val="center"/>
+              <w:pBdr>
+                <w:bottom w:val="none" w:sz="0" w:space="0" w:color="000000"/>
+                <w:top w:val="none" w:sz="0" w:space="0" w:color="000000"/>
+                <w:left w:val="none" w:sz="0" w:space="0" w:color="000000"/>
+                <w:right w:val="none" w:sz="0" w:space="0" w:color="000000"/>
+              </w:pBdr>
+              <w:spacing w:after="100" w:before="100" w:line="240"/>
+              <w:ind w:left="100" w:right="100" w:firstLine="0" w:firstLineChars="0"/>
+              <w:rPr>
+                <w:rFonts w:ascii="Helvetica" w:hAnsi="Helvetica" w:eastAsia="Helvetica" w:cs="Helvetica"/>
+                <w:i w:val="false"/>
+                <w:b w:val="false"/>
+                <w:u w:val="none"/>
+                <w:sz w:val="22"/>
+                <w:szCs w:val="22"/>
+                <w:color w:val="000000"/>
+              </w:rPr>
+            </w:pPr>
+            <w:r>
+              <w:rPr>
+                <w:rFonts w:ascii="Helvetica" w:hAnsi="Helvetica" w:eastAsia="Helvetica" w:cs="Helvetica"/>
+                <w:i w:val="false"/>
+                <w:b w:val="false"/>
+                <w:u w:val="none"/>
+                <w:sz w:val="22"/>
+                <w:szCs w:val="22"/>
+                <w:color w:val="000000"/>
+              </w:rPr>
+              <w:t xml:space="preserve"/>
+            </w:r>
+          </w:p>
+        </w:tc>
+        <w:tc>
+          <w:tcPr>
+            <w:tcBorders>
+              <w:bottom w:val="none" w:sz="0" w:space="0" w:color="000000"/>
+              <w:top w:val="none" w:sz="0" w:space="0" w:color="000000"/>
+              <w:left w:val="none" w:sz="0" w:space="0" w:color="000000"/>
+              <w:right w:val="none" w:sz="0" w:space="0" w:color="000000"/>
+            </w:tcBorders>
+            <w:shd w:val="clear" w:color="auto" w:fill="FFFFFF"/>
+            <w:tcMar>
+              <w:top w:w="0" w:type="dxa"/>
+              <w:bottom w:w="0" w:type="dxa"/>
+              <w:left w:w="0" w:type="dxa"/>
+              <w:right w:w="0" w:type="dxa"/>
+            </w:tcMar>
+            <w:vAlign w:val="top"/>
+          </w:tcPr>
+          <w:p>
+            <w:pPr>
+              <w:pStyle w:val="Normal"/>
+              <w:jc w:val="center"/>
+              <w:pBdr>
+                <w:bottom w:val="none" w:sz="0" w:space="0" w:color="000000"/>
+                <w:top w:val="none" w:sz="0" w:space="0" w:color="000000"/>
+                <w:left w:val="none" w:sz="0" w:space="0" w:color="000000"/>
+                <w:right w:val="none" w:sz="0" w:space="0" w:color="000000"/>
+              </w:pBdr>
+              <w:spacing w:after="100" w:before="100" w:line="240"/>
+              <w:ind w:left="100" w:right="100" w:firstLine="0" w:firstLineChars="0"/>
+              <w:rPr>
+                <w:rFonts w:ascii="Helvetica" w:hAnsi="Helvetica" w:eastAsia="Helvetica" w:cs="Helvetica"/>
+                <w:i w:val="false"/>
+                <w:b w:val="false"/>
+                <w:u w:val="none"/>
+                <w:sz w:val="22"/>
+                <w:szCs w:val="22"/>
+                <w:color w:val="000000"/>
+              </w:rPr>
+            </w:pPr>
+            <w:r>
+              <w:rPr>
+                <w:rFonts w:ascii="Helvetica" w:hAnsi="Helvetica" w:eastAsia="Helvetica" w:cs="Helvetica"/>
+                <w:i w:val="false"/>
+                <w:b w:val="false"/>
+                <w:u w:val="none"/>
+                <w:sz w:val="22"/>
+                <w:szCs w:val="22"/>
+                <w:color w:val="000000"/>
+              </w:rPr>
+              <w:t xml:space="preserve"/>
+            </w:r>
+          </w:p>
+        </w:tc>
+        <w:tc>
+          <w:tcPr>
+            <w:tcBorders>
+              <w:bottom w:val="none" w:sz="0" w:space="0" w:color="000000"/>
+              <w:top w:val="none" w:sz="0" w:space="0" w:color="000000"/>
+              <w:left w:val="none" w:sz="0" w:space="0" w:color="000000"/>
+              <w:right w:val="none" w:sz="0" w:space="0" w:color="000000"/>
+            </w:tcBorders>
+            <w:shd w:val="clear" w:color="auto" w:fill="FFFFFF"/>
+            <w:tcMar>
+              <w:top w:w="0" w:type="dxa"/>
+              <w:bottom w:w="0" w:type="dxa"/>
+              <w:left w:w="0" w:type="dxa"/>
+              <w:right w:w="0" w:type="dxa"/>
+            </w:tcMar>
+            <w:vAlign w:val="top"/>
+          </w:tcPr>
+          <w:p>
+            <w:pPr>
+              <w:pStyle w:val="Normal"/>
+              <w:jc w:val="center"/>
+              <w:pBdr>
+                <w:bottom w:val="none" w:sz="0" w:space="0" w:color="000000"/>
+                <w:top w:val="none" w:sz="0" w:space="0" w:color="000000"/>
+                <w:left w:val="none" w:sz="0" w:space="0" w:color="000000"/>
+                <w:right w:val="none" w:sz="0" w:space="0" w:color="000000"/>
+              </w:pBdr>
+              <w:spacing w:after="100" w:before="100" w:line="240"/>
+              <w:ind w:left="100" w:right="100" w:firstLine="0" w:firstLineChars="0"/>
+              <w:rPr>
+                <w:rFonts w:ascii="Helvetica" w:hAnsi="Helvetica" w:eastAsia="Helvetica" w:cs="Helvetica"/>
+                <w:i w:val="false"/>
+                <w:b w:val="false"/>
+                <w:u w:val="none"/>
+                <w:sz w:val="22"/>
+                <w:szCs w:val="22"/>
+                <w:color w:val="000000"/>
+              </w:rPr>
+            </w:pPr>
+            <w:r>
+              <w:rPr>
+                <w:rFonts w:ascii="Helvetica" w:hAnsi="Helvetica" w:eastAsia="Helvetica" w:cs="Helvetica"/>
+                <w:i w:val="false"/>
+                <w:b w:val="false"/>
+                <w:u w:val="none"/>
+                <w:sz w:val="22"/>
+                <w:szCs w:val="22"/>
+                <w:color w:val="000000"/>
+              </w:rPr>
+              <w:t xml:space="preserve">142</w:t>
             </w:r>
           </w:p>
         </w:tc>
@@ -11947,219 +11947,219 @@
                 <w:szCs w:val="22"/>
                 <w:color w:val="000000"/>
               </w:rPr>
-              <w:t xml:space="preserve">143</w:t>
-            </w:r>
-          </w:p>
-        </w:tc>
-        <w:tc>
-          <w:tcPr>
-            <w:tcBorders>
-              <w:bottom w:val="none" w:sz="0" w:space="0" w:color="000000"/>
-              <w:top w:val="none" w:sz="0" w:space="0" w:color="000000"/>
-              <w:left w:val="none" w:sz="0" w:space="0" w:color="000000"/>
-              <w:right w:val="none" w:sz="0" w:space="0" w:color="000000"/>
-            </w:tcBorders>
-            <w:shd w:val="clear" w:color="auto" w:fill="FFFFFF"/>
-            <w:tcMar>
-              <w:top w:w="0" w:type="dxa"/>
-              <w:bottom w:w="0" w:type="dxa"/>
-              <w:left w:w="0" w:type="dxa"/>
-              <w:right w:w="0" w:type="dxa"/>
-            </w:tcMar>
-            <w:vAlign w:val="top"/>
-          </w:tcPr>
-          <w:p>
-            <w:pPr>
-              <w:pStyle w:val="Normal"/>
-              <w:jc w:val="center"/>
-              <w:pBdr>
-                <w:bottom w:val="none" w:sz="0" w:space="0" w:color="000000"/>
-                <w:top w:val="none" w:sz="0" w:space="0" w:color="000000"/>
-                <w:left w:val="none" w:sz="0" w:space="0" w:color="000000"/>
-                <w:right w:val="none" w:sz="0" w:space="0" w:color="000000"/>
-              </w:pBdr>
-              <w:spacing w:after="100" w:before="100" w:line="240"/>
-              <w:ind w:left="100" w:right="100" w:firstLine="0" w:firstLineChars="0"/>
-              <w:rPr>
-                <w:rFonts w:ascii="Helvetica" w:hAnsi="Helvetica" w:eastAsia="Helvetica" w:cs="Helvetica"/>
-                <w:i w:val="false"/>
-                <w:b w:val="false"/>
-                <w:u w:val="none"/>
-                <w:sz w:val="22"/>
-                <w:szCs w:val="22"/>
-                <w:color w:val="000000"/>
-              </w:rPr>
-            </w:pPr>
-            <w:r>
-              <w:rPr>
-                <w:rFonts w:ascii="Helvetica" w:hAnsi="Helvetica" w:eastAsia="Helvetica" w:cs="Helvetica"/>
-                <w:i w:val="false"/>
-                <w:b w:val="false"/>
-                <w:u w:val="none"/>
-                <w:sz w:val="22"/>
-                <w:szCs w:val="22"/>
-                <w:color w:val="000000"/>
-              </w:rPr>
-              <w:t xml:space="preserve"/>
-            </w:r>
-          </w:p>
-        </w:tc>
-        <w:tc>
-          <w:tcPr>
-            <w:tcBorders>
-              <w:bottom w:val="none" w:sz="0" w:space="0" w:color="000000"/>
-              <w:top w:val="none" w:sz="0" w:space="0" w:color="000000"/>
-              <w:left w:val="none" w:sz="0" w:space="0" w:color="000000"/>
-              <w:right w:val="none" w:sz="0" w:space="0" w:color="000000"/>
-            </w:tcBorders>
-            <w:shd w:val="clear" w:color="auto" w:fill="FFFFFF"/>
-            <w:tcMar>
-              <w:top w:w="0" w:type="dxa"/>
-              <w:bottom w:w="0" w:type="dxa"/>
-              <w:left w:w="0" w:type="dxa"/>
-              <w:right w:w="0" w:type="dxa"/>
-            </w:tcMar>
-            <w:vAlign w:val="top"/>
-          </w:tcPr>
-          <w:p>
-            <w:pPr>
-              <w:pStyle w:val="Normal"/>
-              <w:jc w:val="center"/>
-              <w:pBdr>
-                <w:bottom w:val="none" w:sz="0" w:space="0" w:color="000000"/>
-                <w:top w:val="none" w:sz="0" w:space="0" w:color="000000"/>
-                <w:left w:val="none" w:sz="0" w:space="0" w:color="000000"/>
-                <w:right w:val="none" w:sz="0" w:space="0" w:color="000000"/>
-              </w:pBdr>
-              <w:spacing w:after="100" w:before="100" w:line="240"/>
-              <w:ind w:left="100" w:right="100" w:firstLine="0" w:firstLineChars="0"/>
-              <w:rPr>
-                <w:rFonts w:ascii="Helvetica" w:hAnsi="Helvetica" w:eastAsia="Helvetica" w:cs="Helvetica"/>
-                <w:i w:val="false"/>
-                <w:b w:val="false"/>
-                <w:u w:val="none"/>
-                <w:sz w:val="22"/>
-                <w:szCs w:val="22"/>
-                <w:color w:val="000000"/>
-              </w:rPr>
-            </w:pPr>
-            <w:r>
-              <w:rPr>
-                <w:rFonts w:ascii="Helvetica" w:hAnsi="Helvetica" w:eastAsia="Helvetica" w:cs="Helvetica"/>
-                <w:i w:val="false"/>
-                <w:b w:val="false"/>
-                <w:u w:val="none"/>
-                <w:sz w:val="22"/>
-                <w:szCs w:val="22"/>
-                <w:color w:val="000000"/>
-              </w:rPr>
-              <w:t xml:space="preserve"/>
-            </w:r>
-          </w:p>
-        </w:tc>
-        <w:tc>
-          <w:tcPr>
-            <w:tcBorders>
-              <w:bottom w:val="none" w:sz="0" w:space="0" w:color="000000"/>
-              <w:top w:val="none" w:sz="0" w:space="0" w:color="000000"/>
-              <w:left w:val="none" w:sz="0" w:space="0" w:color="000000"/>
-              <w:right w:val="none" w:sz="0" w:space="0" w:color="000000"/>
-            </w:tcBorders>
-            <w:shd w:val="clear" w:color="auto" w:fill="FFFFFF"/>
-            <w:tcMar>
-              <w:top w:w="0" w:type="dxa"/>
-              <w:bottom w:w="0" w:type="dxa"/>
-              <w:left w:w="0" w:type="dxa"/>
-              <w:right w:w="0" w:type="dxa"/>
-            </w:tcMar>
-            <w:vAlign w:val="top"/>
-          </w:tcPr>
-          <w:p>
-            <w:pPr>
-              <w:pStyle w:val="Normal"/>
-              <w:jc w:val="center"/>
-              <w:pBdr>
-                <w:bottom w:val="none" w:sz="0" w:space="0" w:color="000000"/>
-                <w:top w:val="none" w:sz="0" w:space="0" w:color="000000"/>
-                <w:left w:val="none" w:sz="0" w:space="0" w:color="000000"/>
-                <w:right w:val="none" w:sz="0" w:space="0" w:color="000000"/>
-              </w:pBdr>
-              <w:spacing w:after="100" w:before="100" w:line="240"/>
-              <w:ind w:left="100" w:right="100" w:firstLine="0" w:firstLineChars="0"/>
-              <w:rPr>
-                <w:rFonts w:ascii="Helvetica" w:hAnsi="Helvetica" w:eastAsia="Helvetica" w:cs="Helvetica"/>
-                <w:i w:val="false"/>
-                <w:b w:val="false"/>
-                <w:u w:val="none"/>
-                <w:sz w:val="22"/>
-                <w:szCs w:val="22"/>
-                <w:color w:val="000000"/>
-              </w:rPr>
-            </w:pPr>
-            <w:r>
-              <w:rPr>
-                <w:rFonts w:ascii="Helvetica" w:hAnsi="Helvetica" w:eastAsia="Helvetica" w:cs="Helvetica"/>
-                <w:i w:val="false"/>
-                <w:b w:val="false"/>
-                <w:u w:val="none"/>
-                <w:sz w:val="22"/>
-                <w:szCs w:val="22"/>
-                <w:color w:val="000000"/>
-              </w:rPr>
-              <w:t xml:space="preserve"/>
-            </w:r>
-          </w:p>
-        </w:tc>
-        <w:tc>
-          <w:tcPr>
-            <w:tcBorders>
-              <w:bottom w:val="none" w:sz="0" w:space="0" w:color="000000"/>
-              <w:top w:val="none" w:sz="0" w:space="0" w:color="000000"/>
-              <w:left w:val="none" w:sz="0" w:space="0" w:color="000000"/>
-              <w:right w:val="none" w:sz="0" w:space="0" w:color="000000"/>
-            </w:tcBorders>
-            <w:shd w:val="clear" w:color="auto" w:fill="FFFFFF"/>
-            <w:tcMar>
-              <w:top w:w="0" w:type="dxa"/>
-              <w:bottom w:w="0" w:type="dxa"/>
-              <w:left w:w="0" w:type="dxa"/>
-              <w:right w:w="0" w:type="dxa"/>
-            </w:tcMar>
-            <w:vAlign w:val="top"/>
-          </w:tcPr>
-          <w:p>
-            <w:pPr>
-              <w:pStyle w:val="Normal"/>
-              <w:jc w:val="center"/>
-              <w:pBdr>
-                <w:bottom w:val="none" w:sz="0" w:space="0" w:color="000000"/>
-                <w:top w:val="none" w:sz="0" w:space="0" w:color="000000"/>
-                <w:left w:val="none" w:sz="0" w:space="0" w:color="000000"/>
-                <w:right w:val="none" w:sz="0" w:space="0" w:color="000000"/>
-              </w:pBdr>
-              <w:spacing w:after="100" w:before="100" w:line="240"/>
-              <w:ind w:left="100" w:right="100" w:firstLine="0" w:firstLineChars="0"/>
-              <w:rPr>
-                <w:rFonts w:ascii="Helvetica" w:hAnsi="Helvetica" w:eastAsia="Helvetica" w:cs="Helvetica"/>
-                <w:i w:val="false"/>
-                <w:b w:val="false"/>
-                <w:u w:val="none"/>
-                <w:sz w:val="22"/>
-                <w:szCs w:val="22"/>
-                <w:color w:val="000000"/>
-              </w:rPr>
-            </w:pPr>
-            <w:r>
-              <w:rPr>
-                <w:rFonts w:ascii="Helvetica" w:hAnsi="Helvetica" w:eastAsia="Helvetica" w:cs="Helvetica"/>
-                <w:i w:val="false"/>
-                <w:b w:val="false"/>
-                <w:u w:val="none"/>
-                <w:sz w:val="22"/>
-                <w:szCs w:val="22"/>
-                <w:color w:val="000000"/>
-              </w:rPr>
-              <w:t xml:space="preserve">143</w:t>
+              <w:t xml:space="preserve">142</w:t>
+            </w:r>
+          </w:p>
+        </w:tc>
+        <w:tc>
+          <w:tcPr>
+            <w:tcBorders>
+              <w:bottom w:val="none" w:sz="0" w:space="0" w:color="000000"/>
+              <w:top w:val="none" w:sz="0" w:space="0" w:color="000000"/>
+              <w:left w:val="none" w:sz="0" w:space="0" w:color="000000"/>
+              <w:right w:val="none" w:sz="0" w:space="0" w:color="000000"/>
+            </w:tcBorders>
+            <w:shd w:val="clear" w:color="auto" w:fill="FFFFFF"/>
+            <w:tcMar>
+              <w:top w:w="0" w:type="dxa"/>
+              <w:bottom w:w="0" w:type="dxa"/>
+              <w:left w:w="0" w:type="dxa"/>
+              <w:right w:w="0" w:type="dxa"/>
+            </w:tcMar>
+            <w:vAlign w:val="top"/>
+          </w:tcPr>
+          <w:p>
+            <w:pPr>
+              <w:pStyle w:val="Normal"/>
+              <w:jc w:val="center"/>
+              <w:pBdr>
+                <w:bottom w:val="none" w:sz="0" w:space="0" w:color="000000"/>
+                <w:top w:val="none" w:sz="0" w:space="0" w:color="000000"/>
+                <w:left w:val="none" w:sz="0" w:space="0" w:color="000000"/>
+                <w:right w:val="none" w:sz="0" w:space="0" w:color="000000"/>
+              </w:pBdr>
+              <w:spacing w:after="100" w:before="100" w:line="240"/>
+              <w:ind w:left="100" w:right="100" w:firstLine="0" w:firstLineChars="0"/>
+              <w:rPr>
+                <w:rFonts w:ascii="Helvetica" w:hAnsi="Helvetica" w:eastAsia="Helvetica" w:cs="Helvetica"/>
+                <w:i w:val="false"/>
+                <w:b w:val="false"/>
+                <w:u w:val="none"/>
+                <w:sz w:val="22"/>
+                <w:szCs w:val="22"/>
+                <w:color w:val="000000"/>
+              </w:rPr>
+            </w:pPr>
+            <w:r>
+              <w:rPr>
+                <w:rFonts w:ascii="Helvetica" w:hAnsi="Helvetica" w:eastAsia="Helvetica" w:cs="Helvetica"/>
+                <w:i w:val="false"/>
+                <w:b w:val="false"/>
+                <w:u w:val="none"/>
+                <w:sz w:val="22"/>
+                <w:szCs w:val="22"/>
+                <w:color w:val="000000"/>
+              </w:rPr>
+              <w:t xml:space="preserve"/>
+            </w:r>
+          </w:p>
+        </w:tc>
+        <w:tc>
+          <w:tcPr>
+            <w:tcBorders>
+              <w:bottom w:val="none" w:sz="0" w:space="0" w:color="000000"/>
+              <w:top w:val="none" w:sz="0" w:space="0" w:color="000000"/>
+              <w:left w:val="none" w:sz="0" w:space="0" w:color="000000"/>
+              <w:right w:val="none" w:sz="0" w:space="0" w:color="000000"/>
+            </w:tcBorders>
+            <w:shd w:val="clear" w:color="auto" w:fill="FFFFFF"/>
+            <w:tcMar>
+              <w:top w:w="0" w:type="dxa"/>
+              <w:bottom w:w="0" w:type="dxa"/>
+              <w:left w:w="0" w:type="dxa"/>
+              <w:right w:w="0" w:type="dxa"/>
+            </w:tcMar>
+            <w:vAlign w:val="top"/>
+          </w:tcPr>
+          <w:p>
+            <w:pPr>
+              <w:pStyle w:val="Normal"/>
+              <w:jc w:val="center"/>
+              <w:pBdr>
+                <w:bottom w:val="none" w:sz="0" w:space="0" w:color="000000"/>
+                <w:top w:val="none" w:sz="0" w:space="0" w:color="000000"/>
+                <w:left w:val="none" w:sz="0" w:space="0" w:color="000000"/>
+                <w:right w:val="none" w:sz="0" w:space="0" w:color="000000"/>
+              </w:pBdr>
+              <w:spacing w:after="100" w:before="100" w:line="240"/>
+              <w:ind w:left="100" w:right="100" w:firstLine="0" w:firstLineChars="0"/>
+              <w:rPr>
+                <w:rFonts w:ascii="Helvetica" w:hAnsi="Helvetica" w:eastAsia="Helvetica" w:cs="Helvetica"/>
+                <w:i w:val="false"/>
+                <w:b w:val="false"/>
+                <w:u w:val="none"/>
+                <w:sz w:val="22"/>
+                <w:szCs w:val="22"/>
+                <w:color w:val="000000"/>
+              </w:rPr>
+            </w:pPr>
+            <w:r>
+              <w:rPr>
+                <w:rFonts w:ascii="Helvetica" w:hAnsi="Helvetica" w:eastAsia="Helvetica" w:cs="Helvetica"/>
+                <w:i w:val="false"/>
+                <w:b w:val="false"/>
+                <w:u w:val="none"/>
+                <w:sz w:val="22"/>
+                <w:szCs w:val="22"/>
+                <w:color w:val="000000"/>
+              </w:rPr>
+              <w:t xml:space="preserve"/>
+            </w:r>
+          </w:p>
+        </w:tc>
+        <w:tc>
+          <w:tcPr>
+            <w:tcBorders>
+              <w:bottom w:val="none" w:sz="0" w:space="0" w:color="000000"/>
+              <w:top w:val="none" w:sz="0" w:space="0" w:color="000000"/>
+              <w:left w:val="none" w:sz="0" w:space="0" w:color="000000"/>
+              <w:right w:val="none" w:sz="0" w:space="0" w:color="000000"/>
+            </w:tcBorders>
+            <w:shd w:val="clear" w:color="auto" w:fill="FFFFFF"/>
+            <w:tcMar>
+              <w:top w:w="0" w:type="dxa"/>
+              <w:bottom w:w="0" w:type="dxa"/>
+              <w:left w:w="0" w:type="dxa"/>
+              <w:right w:w="0" w:type="dxa"/>
+            </w:tcMar>
+            <w:vAlign w:val="top"/>
+          </w:tcPr>
+          <w:p>
+            <w:pPr>
+              <w:pStyle w:val="Normal"/>
+              <w:jc w:val="center"/>
+              <w:pBdr>
+                <w:bottom w:val="none" w:sz="0" w:space="0" w:color="000000"/>
+                <w:top w:val="none" w:sz="0" w:space="0" w:color="000000"/>
+                <w:left w:val="none" w:sz="0" w:space="0" w:color="000000"/>
+                <w:right w:val="none" w:sz="0" w:space="0" w:color="000000"/>
+              </w:pBdr>
+              <w:spacing w:after="100" w:before="100" w:line="240"/>
+              <w:ind w:left="100" w:right="100" w:firstLine="0" w:firstLineChars="0"/>
+              <w:rPr>
+                <w:rFonts w:ascii="Helvetica" w:hAnsi="Helvetica" w:eastAsia="Helvetica" w:cs="Helvetica"/>
+                <w:i w:val="false"/>
+                <w:b w:val="false"/>
+                <w:u w:val="none"/>
+                <w:sz w:val="22"/>
+                <w:szCs w:val="22"/>
+                <w:color w:val="000000"/>
+              </w:rPr>
+            </w:pPr>
+            <w:r>
+              <w:rPr>
+                <w:rFonts w:ascii="Helvetica" w:hAnsi="Helvetica" w:eastAsia="Helvetica" w:cs="Helvetica"/>
+                <w:i w:val="false"/>
+                <w:b w:val="false"/>
+                <w:u w:val="none"/>
+                <w:sz w:val="22"/>
+                <w:szCs w:val="22"/>
+                <w:color w:val="000000"/>
+              </w:rPr>
+              <w:t xml:space="preserve"/>
+            </w:r>
+          </w:p>
+        </w:tc>
+        <w:tc>
+          <w:tcPr>
+            <w:tcBorders>
+              <w:bottom w:val="none" w:sz="0" w:space="0" w:color="000000"/>
+              <w:top w:val="none" w:sz="0" w:space="0" w:color="000000"/>
+              <w:left w:val="none" w:sz="0" w:space="0" w:color="000000"/>
+              <w:right w:val="none" w:sz="0" w:space="0" w:color="000000"/>
+            </w:tcBorders>
+            <w:shd w:val="clear" w:color="auto" w:fill="FFFFFF"/>
+            <w:tcMar>
+              <w:top w:w="0" w:type="dxa"/>
+              <w:bottom w:w="0" w:type="dxa"/>
+              <w:left w:w="0" w:type="dxa"/>
+              <w:right w:w="0" w:type="dxa"/>
+            </w:tcMar>
+            <w:vAlign w:val="top"/>
+          </w:tcPr>
+          <w:p>
+            <w:pPr>
+              <w:pStyle w:val="Normal"/>
+              <w:jc w:val="center"/>
+              <w:pBdr>
+                <w:bottom w:val="none" w:sz="0" w:space="0" w:color="000000"/>
+                <w:top w:val="none" w:sz="0" w:space="0" w:color="000000"/>
+                <w:left w:val="none" w:sz="0" w:space="0" w:color="000000"/>
+                <w:right w:val="none" w:sz="0" w:space="0" w:color="000000"/>
+              </w:pBdr>
+              <w:spacing w:after="100" w:before="100" w:line="240"/>
+              <w:ind w:left="100" w:right="100" w:firstLine="0" w:firstLineChars="0"/>
+              <w:rPr>
+                <w:rFonts w:ascii="Helvetica" w:hAnsi="Helvetica" w:eastAsia="Helvetica" w:cs="Helvetica"/>
+                <w:i w:val="false"/>
+                <w:b w:val="false"/>
+                <w:u w:val="none"/>
+                <w:sz w:val="22"/>
+                <w:szCs w:val="22"/>
+                <w:color w:val="000000"/>
+              </w:rPr>
+            </w:pPr>
+            <w:r>
+              <w:rPr>
+                <w:rFonts w:ascii="Helvetica" w:hAnsi="Helvetica" w:eastAsia="Helvetica" w:cs="Helvetica"/>
+                <w:i w:val="false"/>
+                <w:b w:val="false"/>
+                <w:u w:val="none"/>
+                <w:sz w:val="22"/>
+                <w:szCs w:val="22"/>
+                <w:color w:val="000000"/>
+              </w:rPr>
+              <w:t xml:space="preserve">142</w:t>
             </w:r>
           </w:p>
         </w:tc>
@@ -12430,219 +12430,219 @@
                 <w:szCs w:val="22"/>
                 <w:color w:val="000000"/>
               </w:rPr>
-              <w:t xml:space="preserve">143</w:t>
-            </w:r>
-          </w:p>
-        </w:tc>
-        <w:tc>
-          <w:tcPr>
-            <w:tcBorders>
-              <w:bottom w:val="none" w:sz="0" w:space="0" w:color="000000"/>
-              <w:top w:val="none" w:sz="0" w:space="0" w:color="000000"/>
-              <w:left w:val="none" w:sz="0" w:space="0" w:color="000000"/>
-              <w:right w:val="none" w:sz="0" w:space="0" w:color="000000"/>
-            </w:tcBorders>
-            <w:shd w:val="clear" w:color="auto" w:fill="FFFFFF"/>
-            <w:tcMar>
-              <w:top w:w="0" w:type="dxa"/>
-              <w:bottom w:w="0" w:type="dxa"/>
-              <w:left w:w="0" w:type="dxa"/>
-              <w:right w:w="0" w:type="dxa"/>
-            </w:tcMar>
-            <w:vAlign w:val="top"/>
-          </w:tcPr>
-          <w:p>
-            <w:pPr>
-              <w:pStyle w:val="Normal"/>
-              <w:jc w:val="center"/>
-              <w:pBdr>
-                <w:bottom w:val="none" w:sz="0" w:space="0" w:color="000000"/>
-                <w:top w:val="none" w:sz="0" w:space="0" w:color="000000"/>
-                <w:left w:val="none" w:sz="0" w:space="0" w:color="000000"/>
-                <w:right w:val="none" w:sz="0" w:space="0" w:color="000000"/>
-              </w:pBdr>
-              <w:spacing w:after="100" w:before="100" w:line="240"/>
-              <w:ind w:left="100" w:right="100" w:firstLine="0" w:firstLineChars="0"/>
-              <w:rPr>
-                <w:rFonts w:ascii="Helvetica" w:hAnsi="Helvetica" w:eastAsia="Helvetica" w:cs="Helvetica"/>
-                <w:i w:val="false"/>
-                <w:b w:val="false"/>
-                <w:u w:val="none"/>
-                <w:sz w:val="22"/>
-                <w:szCs w:val="22"/>
-                <w:color w:val="000000"/>
-              </w:rPr>
-            </w:pPr>
-            <w:r>
-              <w:rPr>
-                <w:rFonts w:ascii="Helvetica" w:hAnsi="Helvetica" w:eastAsia="Helvetica" w:cs="Helvetica"/>
-                <w:i w:val="false"/>
-                <w:b w:val="false"/>
-                <w:u w:val="none"/>
-                <w:sz w:val="22"/>
-                <w:szCs w:val="22"/>
-                <w:color w:val="000000"/>
-              </w:rPr>
-              <w:t xml:space="preserve"/>
-            </w:r>
-          </w:p>
-        </w:tc>
-        <w:tc>
-          <w:tcPr>
-            <w:tcBorders>
-              <w:bottom w:val="none" w:sz="0" w:space="0" w:color="000000"/>
-              <w:top w:val="none" w:sz="0" w:space="0" w:color="000000"/>
-              <w:left w:val="none" w:sz="0" w:space="0" w:color="000000"/>
-              <w:right w:val="none" w:sz="0" w:space="0" w:color="000000"/>
-            </w:tcBorders>
-            <w:shd w:val="clear" w:color="auto" w:fill="FFFFFF"/>
-            <w:tcMar>
-              <w:top w:w="0" w:type="dxa"/>
-              <w:bottom w:w="0" w:type="dxa"/>
-              <w:left w:w="0" w:type="dxa"/>
-              <w:right w:w="0" w:type="dxa"/>
-            </w:tcMar>
-            <w:vAlign w:val="top"/>
-          </w:tcPr>
-          <w:p>
-            <w:pPr>
-              <w:pStyle w:val="Normal"/>
-              <w:jc w:val="center"/>
-              <w:pBdr>
-                <w:bottom w:val="none" w:sz="0" w:space="0" w:color="000000"/>
-                <w:top w:val="none" w:sz="0" w:space="0" w:color="000000"/>
-                <w:left w:val="none" w:sz="0" w:space="0" w:color="000000"/>
-                <w:right w:val="none" w:sz="0" w:space="0" w:color="000000"/>
-              </w:pBdr>
-              <w:spacing w:after="100" w:before="100" w:line="240"/>
-              <w:ind w:left="100" w:right="100" w:firstLine="0" w:firstLineChars="0"/>
-              <w:rPr>
-                <w:rFonts w:ascii="Helvetica" w:hAnsi="Helvetica" w:eastAsia="Helvetica" w:cs="Helvetica"/>
-                <w:i w:val="false"/>
-                <w:b w:val="false"/>
-                <w:u w:val="none"/>
-                <w:sz w:val="22"/>
-                <w:szCs w:val="22"/>
-                <w:color w:val="000000"/>
-              </w:rPr>
-            </w:pPr>
-            <w:r>
-              <w:rPr>
-                <w:rFonts w:ascii="Helvetica" w:hAnsi="Helvetica" w:eastAsia="Helvetica" w:cs="Helvetica"/>
-                <w:i w:val="false"/>
-                <w:b w:val="false"/>
-                <w:u w:val="none"/>
-                <w:sz w:val="22"/>
-                <w:szCs w:val="22"/>
-                <w:color w:val="000000"/>
-              </w:rPr>
-              <w:t xml:space="preserve"/>
-            </w:r>
-          </w:p>
-        </w:tc>
-        <w:tc>
-          <w:tcPr>
-            <w:tcBorders>
-              <w:bottom w:val="none" w:sz="0" w:space="0" w:color="000000"/>
-              <w:top w:val="none" w:sz="0" w:space="0" w:color="000000"/>
-              <w:left w:val="none" w:sz="0" w:space="0" w:color="000000"/>
-              <w:right w:val="none" w:sz="0" w:space="0" w:color="000000"/>
-            </w:tcBorders>
-            <w:shd w:val="clear" w:color="auto" w:fill="FFFFFF"/>
-            <w:tcMar>
-              <w:top w:w="0" w:type="dxa"/>
-              <w:bottom w:w="0" w:type="dxa"/>
-              <w:left w:w="0" w:type="dxa"/>
-              <w:right w:w="0" w:type="dxa"/>
-            </w:tcMar>
-            <w:vAlign w:val="top"/>
-          </w:tcPr>
-          <w:p>
-            <w:pPr>
-              <w:pStyle w:val="Normal"/>
-              <w:jc w:val="center"/>
-              <w:pBdr>
-                <w:bottom w:val="none" w:sz="0" w:space="0" w:color="000000"/>
-                <w:top w:val="none" w:sz="0" w:space="0" w:color="000000"/>
-                <w:left w:val="none" w:sz="0" w:space="0" w:color="000000"/>
-                <w:right w:val="none" w:sz="0" w:space="0" w:color="000000"/>
-              </w:pBdr>
-              <w:spacing w:after="100" w:before="100" w:line="240"/>
-              <w:ind w:left="100" w:right="100" w:firstLine="0" w:firstLineChars="0"/>
-              <w:rPr>
-                <w:rFonts w:ascii="Helvetica" w:hAnsi="Helvetica" w:eastAsia="Helvetica" w:cs="Helvetica"/>
-                <w:i w:val="false"/>
-                <w:b w:val="false"/>
-                <w:u w:val="none"/>
-                <w:sz w:val="22"/>
-                <w:szCs w:val="22"/>
-                <w:color w:val="000000"/>
-              </w:rPr>
-            </w:pPr>
-            <w:r>
-              <w:rPr>
-                <w:rFonts w:ascii="Helvetica" w:hAnsi="Helvetica" w:eastAsia="Helvetica" w:cs="Helvetica"/>
-                <w:i w:val="false"/>
-                <w:b w:val="false"/>
-                <w:u w:val="none"/>
-                <w:sz w:val="22"/>
-                <w:szCs w:val="22"/>
-                <w:color w:val="000000"/>
-              </w:rPr>
-              <w:t xml:space="preserve"/>
-            </w:r>
-          </w:p>
-        </w:tc>
-        <w:tc>
-          <w:tcPr>
-            <w:tcBorders>
-              <w:bottom w:val="none" w:sz="0" w:space="0" w:color="000000"/>
-              <w:top w:val="none" w:sz="0" w:space="0" w:color="000000"/>
-              <w:left w:val="none" w:sz="0" w:space="0" w:color="000000"/>
-              <w:right w:val="none" w:sz="0" w:space="0" w:color="000000"/>
-            </w:tcBorders>
-            <w:shd w:val="clear" w:color="auto" w:fill="FFFFFF"/>
-            <w:tcMar>
-              <w:top w:w="0" w:type="dxa"/>
-              <w:bottom w:w="0" w:type="dxa"/>
-              <w:left w:w="0" w:type="dxa"/>
-              <w:right w:w="0" w:type="dxa"/>
-            </w:tcMar>
-            <w:vAlign w:val="top"/>
-          </w:tcPr>
-          <w:p>
-            <w:pPr>
-              <w:pStyle w:val="Normal"/>
-              <w:jc w:val="center"/>
-              <w:pBdr>
-                <w:bottom w:val="none" w:sz="0" w:space="0" w:color="000000"/>
-                <w:top w:val="none" w:sz="0" w:space="0" w:color="000000"/>
-                <w:left w:val="none" w:sz="0" w:space="0" w:color="000000"/>
-                <w:right w:val="none" w:sz="0" w:space="0" w:color="000000"/>
-              </w:pBdr>
-              <w:spacing w:after="100" w:before="100" w:line="240"/>
-              <w:ind w:left="100" w:right="100" w:firstLine="0" w:firstLineChars="0"/>
-              <w:rPr>
-                <w:rFonts w:ascii="Helvetica" w:hAnsi="Helvetica" w:eastAsia="Helvetica" w:cs="Helvetica"/>
-                <w:i w:val="false"/>
-                <w:b w:val="false"/>
-                <w:u w:val="none"/>
-                <w:sz w:val="22"/>
-                <w:szCs w:val="22"/>
-                <w:color w:val="000000"/>
-              </w:rPr>
-            </w:pPr>
-            <w:r>
-              <w:rPr>
-                <w:rFonts w:ascii="Helvetica" w:hAnsi="Helvetica" w:eastAsia="Helvetica" w:cs="Helvetica"/>
-                <w:i w:val="false"/>
-                <w:b w:val="false"/>
-                <w:u w:val="none"/>
-                <w:sz w:val="22"/>
-                <w:szCs w:val="22"/>
-                <w:color w:val="000000"/>
-              </w:rPr>
-              <w:t xml:space="preserve">143</w:t>
+              <w:t xml:space="preserve">142</w:t>
+            </w:r>
+          </w:p>
+        </w:tc>
+        <w:tc>
+          <w:tcPr>
+            <w:tcBorders>
+              <w:bottom w:val="none" w:sz="0" w:space="0" w:color="000000"/>
+              <w:top w:val="none" w:sz="0" w:space="0" w:color="000000"/>
+              <w:left w:val="none" w:sz="0" w:space="0" w:color="000000"/>
+              <w:right w:val="none" w:sz="0" w:space="0" w:color="000000"/>
+            </w:tcBorders>
+            <w:shd w:val="clear" w:color="auto" w:fill="FFFFFF"/>
+            <w:tcMar>
+              <w:top w:w="0" w:type="dxa"/>
+              <w:bottom w:w="0" w:type="dxa"/>
+              <w:left w:w="0" w:type="dxa"/>
+              <w:right w:w="0" w:type="dxa"/>
+            </w:tcMar>
+            <w:vAlign w:val="top"/>
+          </w:tcPr>
+          <w:p>
+            <w:pPr>
+              <w:pStyle w:val="Normal"/>
+              <w:jc w:val="center"/>
+              <w:pBdr>
+                <w:bottom w:val="none" w:sz="0" w:space="0" w:color="000000"/>
+                <w:top w:val="none" w:sz="0" w:space="0" w:color="000000"/>
+                <w:left w:val="none" w:sz="0" w:space="0" w:color="000000"/>
+                <w:right w:val="none" w:sz="0" w:space="0" w:color="000000"/>
+              </w:pBdr>
+              <w:spacing w:after="100" w:before="100" w:line="240"/>
+              <w:ind w:left="100" w:right="100" w:firstLine="0" w:firstLineChars="0"/>
+              <w:rPr>
+                <w:rFonts w:ascii="Helvetica" w:hAnsi="Helvetica" w:eastAsia="Helvetica" w:cs="Helvetica"/>
+                <w:i w:val="false"/>
+                <w:b w:val="false"/>
+                <w:u w:val="none"/>
+                <w:sz w:val="22"/>
+                <w:szCs w:val="22"/>
+                <w:color w:val="000000"/>
+              </w:rPr>
+            </w:pPr>
+            <w:r>
+              <w:rPr>
+                <w:rFonts w:ascii="Helvetica" w:hAnsi="Helvetica" w:eastAsia="Helvetica" w:cs="Helvetica"/>
+                <w:i w:val="false"/>
+                <w:b w:val="false"/>
+                <w:u w:val="none"/>
+                <w:sz w:val="22"/>
+                <w:szCs w:val="22"/>
+                <w:color w:val="000000"/>
+              </w:rPr>
+              <w:t xml:space="preserve"/>
+            </w:r>
+          </w:p>
+        </w:tc>
+        <w:tc>
+          <w:tcPr>
+            <w:tcBorders>
+              <w:bottom w:val="none" w:sz="0" w:space="0" w:color="000000"/>
+              <w:top w:val="none" w:sz="0" w:space="0" w:color="000000"/>
+              <w:left w:val="none" w:sz="0" w:space="0" w:color="000000"/>
+              <w:right w:val="none" w:sz="0" w:space="0" w:color="000000"/>
+            </w:tcBorders>
+            <w:shd w:val="clear" w:color="auto" w:fill="FFFFFF"/>
+            <w:tcMar>
+              <w:top w:w="0" w:type="dxa"/>
+              <w:bottom w:w="0" w:type="dxa"/>
+              <w:left w:w="0" w:type="dxa"/>
+              <w:right w:w="0" w:type="dxa"/>
+            </w:tcMar>
+            <w:vAlign w:val="top"/>
+          </w:tcPr>
+          <w:p>
+            <w:pPr>
+              <w:pStyle w:val="Normal"/>
+              <w:jc w:val="center"/>
+              <w:pBdr>
+                <w:bottom w:val="none" w:sz="0" w:space="0" w:color="000000"/>
+                <w:top w:val="none" w:sz="0" w:space="0" w:color="000000"/>
+                <w:left w:val="none" w:sz="0" w:space="0" w:color="000000"/>
+                <w:right w:val="none" w:sz="0" w:space="0" w:color="000000"/>
+              </w:pBdr>
+              <w:spacing w:after="100" w:before="100" w:line="240"/>
+              <w:ind w:left="100" w:right="100" w:firstLine="0" w:firstLineChars="0"/>
+              <w:rPr>
+                <w:rFonts w:ascii="Helvetica" w:hAnsi="Helvetica" w:eastAsia="Helvetica" w:cs="Helvetica"/>
+                <w:i w:val="false"/>
+                <w:b w:val="false"/>
+                <w:u w:val="none"/>
+                <w:sz w:val="22"/>
+                <w:szCs w:val="22"/>
+                <w:color w:val="000000"/>
+              </w:rPr>
+            </w:pPr>
+            <w:r>
+              <w:rPr>
+                <w:rFonts w:ascii="Helvetica" w:hAnsi="Helvetica" w:eastAsia="Helvetica" w:cs="Helvetica"/>
+                <w:i w:val="false"/>
+                <w:b w:val="false"/>
+                <w:u w:val="none"/>
+                <w:sz w:val="22"/>
+                <w:szCs w:val="22"/>
+                <w:color w:val="000000"/>
+              </w:rPr>
+              <w:t xml:space="preserve"/>
+            </w:r>
+          </w:p>
+        </w:tc>
+        <w:tc>
+          <w:tcPr>
+            <w:tcBorders>
+              <w:bottom w:val="none" w:sz="0" w:space="0" w:color="000000"/>
+              <w:top w:val="none" w:sz="0" w:space="0" w:color="000000"/>
+              <w:left w:val="none" w:sz="0" w:space="0" w:color="000000"/>
+              <w:right w:val="none" w:sz="0" w:space="0" w:color="000000"/>
+            </w:tcBorders>
+            <w:shd w:val="clear" w:color="auto" w:fill="FFFFFF"/>
+            <w:tcMar>
+              <w:top w:w="0" w:type="dxa"/>
+              <w:bottom w:w="0" w:type="dxa"/>
+              <w:left w:w="0" w:type="dxa"/>
+              <w:right w:w="0" w:type="dxa"/>
+            </w:tcMar>
+            <w:vAlign w:val="top"/>
+          </w:tcPr>
+          <w:p>
+            <w:pPr>
+              <w:pStyle w:val="Normal"/>
+              <w:jc w:val="center"/>
+              <w:pBdr>
+                <w:bottom w:val="none" w:sz="0" w:space="0" w:color="000000"/>
+                <w:top w:val="none" w:sz="0" w:space="0" w:color="000000"/>
+                <w:left w:val="none" w:sz="0" w:space="0" w:color="000000"/>
+                <w:right w:val="none" w:sz="0" w:space="0" w:color="000000"/>
+              </w:pBdr>
+              <w:spacing w:after="100" w:before="100" w:line="240"/>
+              <w:ind w:left="100" w:right="100" w:firstLine="0" w:firstLineChars="0"/>
+              <w:rPr>
+                <w:rFonts w:ascii="Helvetica" w:hAnsi="Helvetica" w:eastAsia="Helvetica" w:cs="Helvetica"/>
+                <w:i w:val="false"/>
+                <w:b w:val="false"/>
+                <w:u w:val="none"/>
+                <w:sz w:val="22"/>
+                <w:szCs w:val="22"/>
+                <w:color w:val="000000"/>
+              </w:rPr>
+            </w:pPr>
+            <w:r>
+              <w:rPr>
+                <w:rFonts w:ascii="Helvetica" w:hAnsi="Helvetica" w:eastAsia="Helvetica" w:cs="Helvetica"/>
+                <w:i w:val="false"/>
+                <w:b w:val="false"/>
+                <w:u w:val="none"/>
+                <w:sz w:val="22"/>
+                <w:szCs w:val="22"/>
+                <w:color w:val="000000"/>
+              </w:rPr>
+              <w:t xml:space="preserve"/>
+            </w:r>
+          </w:p>
+        </w:tc>
+        <w:tc>
+          <w:tcPr>
+            <w:tcBorders>
+              <w:bottom w:val="none" w:sz="0" w:space="0" w:color="000000"/>
+              <w:top w:val="none" w:sz="0" w:space="0" w:color="000000"/>
+              <w:left w:val="none" w:sz="0" w:space="0" w:color="000000"/>
+              <w:right w:val="none" w:sz="0" w:space="0" w:color="000000"/>
+            </w:tcBorders>
+            <w:shd w:val="clear" w:color="auto" w:fill="FFFFFF"/>
+            <w:tcMar>
+              <w:top w:w="0" w:type="dxa"/>
+              <w:bottom w:w="0" w:type="dxa"/>
+              <w:left w:w="0" w:type="dxa"/>
+              <w:right w:w="0" w:type="dxa"/>
+            </w:tcMar>
+            <w:vAlign w:val="top"/>
+          </w:tcPr>
+          <w:p>
+            <w:pPr>
+              <w:pStyle w:val="Normal"/>
+              <w:jc w:val="center"/>
+              <w:pBdr>
+                <w:bottom w:val="none" w:sz="0" w:space="0" w:color="000000"/>
+                <w:top w:val="none" w:sz="0" w:space="0" w:color="000000"/>
+                <w:left w:val="none" w:sz="0" w:space="0" w:color="000000"/>
+                <w:right w:val="none" w:sz="0" w:space="0" w:color="000000"/>
+              </w:pBdr>
+              <w:spacing w:after="100" w:before="100" w:line="240"/>
+              <w:ind w:left="100" w:right="100" w:firstLine="0" w:firstLineChars="0"/>
+              <w:rPr>
+                <w:rFonts w:ascii="Helvetica" w:hAnsi="Helvetica" w:eastAsia="Helvetica" w:cs="Helvetica"/>
+                <w:i w:val="false"/>
+                <w:b w:val="false"/>
+                <w:u w:val="none"/>
+                <w:sz w:val="22"/>
+                <w:szCs w:val="22"/>
+                <w:color w:val="000000"/>
+              </w:rPr>
+            </w:pPr>
+            <w:r>
+              <w:rPr>
+                <w:rFonts w:ascii="Helvetica" w:hAnsi="Helvetica" w:eastAsia="Helvetica" w:cs="Helvetica"/>
+                <w:i w:val="false"/>
+                <w:b w:val="false"/>
+                <w:u w:val="none"/>
+                <w:sz w:val="22"/>
+                <w:szCs w:val="22"/>
+                <w:color w:val="000000"/>
+              </w:rPr>
+              <w:t xml:space="preserve">142</w:t>
             </w:r>
           </w:p>
         </w:tc>
@@ -12913,219 +12913,219 @@
                 <w:szCs w:val="22"/>
                 <w:color w:val="000000"/>
               </w:rPr>
-              <w:t xml:space="preserve">143</w:t>
-            </w:r>
-          </w:p>
-        </w:tc>
-        <w:tc>
-          <w:tcPr>
-            <w:tcBorders>
-              <w:bottom w:val="none" w:sz="0" w:space="0" w:color="000000"/>
-              <w:top w:val="none" w:sz="0" w:space="0" w:color="000000"/>
-              <w:left w:val="none" w:sz="0" w:space="0" w:color="000000"/>
-              <w:right w:val="none" w:sz="0" w:space="0" w:color="000000"/>
-            </w:tcBorders>
-            <w:shd w:val="clear" w:color="auto" w:fill="FFFFFF"/>
-            <w:tcMar>
-              <w:top w:w="0" w:type="dxa"/>
-              <w:bottom w:w="0" w:type="dxa"/>
-              <w:left w:w="0" w:type="dxa"/>
-              <w:right w:w="0" w:type="dxa"/>
-            </w:tcMar>
-            <w:vAlign w:val="top"/>
-          </w:tcPr>
-          <w:p>
-            <w:pPr>
-              <w:pStyle w:val="Normal"/>
-              <w:jc w:val="center"/>
-              <w:pBdr>
-                <w:bottom w:val="none" w:sz="0" w:space="0" w:color="000000"/>
-                <w:top w:val="none" w:sz="0" w:space="0" w:color="000000"/>
-                <w:left w:val="none" w:sz="0" w:space="0" w:color="000000"/>
-                <w:right w:val="none" w:sz="0" w:space="0" w:color="000000"/>
-              </w:pBdr>
-              <w:spacing w:after="100" w:before="100" w:line="240"/>
-              <w:ind w:left="100" w:right="100" w:firstLine="0" w:firstLineChars="0"/>
-              <w:rPr>
-                <w:rFonts w:ascii="Helvetica" w:hAnsi="Helvetica" w:eastAsia="Helvetica" w:cs="Helvetica"/>
-                <w:i w:val="false"/>
-                <w:b w:val="false"/>
-                <w:u w:val="none"/>
-                <w:sz w:val="22"/>
-                <w:szCs w:val="22"/>
-                <w:color w:val="000000"/>
-              </w:rPr>
-            </w:pPr>
-            <w:r>
-              <w:rPr>
-                <w:rFonts w:ascii="Helvetica" w:hAnsi="Helvetica" w:eastAsia="Helvetica" w:cs="Helvetica"/>
-                <w:i w:val="false"/>
-                <w:b w:val="false"/>
-                <w:u w:val="none"/>
-                <w:sz w:val="22"/>
-                <w:szCs w:val="22"/>
-                <w:color w:val="000000"/>
-              </w:rPr>
-              <w:t xml:space="preserve"/>
-            </w:r>
-          </w:p>
-        </w:tc>
-        <w:tc>
-          <w:tcPr>
-            <w:tcBorders>
-              <w:bottom w:val="none" w:sz="0" w:space="0" w:color="000000"/>
-              <w:top w:val="none" w:sz="0" w:space="0" w:color="000000"/>
-              <w:left w:val="none" w:sz="0" w:space="0" w:color="000000"/>
-              <w:right w:val="none" w:sz="0" w:space="0" w:color="000000"/>
-            </w:tcBorders>
-            <w:shd w:val="clear" w:color="auto" w:fill="FFFFFF"/>
-            <w:tcMar>
-              <w:top w:w="0" w:type="dxa"/>
-              <w:bottom w:w="0" w:type="dxa"/>
-              <w:left w:w="0" w:type="dxa"/>
-              <w:right w:w="0" w:type="dxa"/>
-            </w:tcMar>
-            <w:vAlign w:val="top"/>
-          </w:tcPr>
-          <w:p>
-            <w:pPr>
-              <w:pStyle w:val="Normal"/>
-              <w:jc w:val="center"/>
-              <w:pBdr>
-                <w:bottom w:val="none" w:sz="0" w:space="0" w:color="000000"/>
-                <w:top w:val="none" w:sz="0" w:space="0" w:color="000000"/>
-                <w:left w:val="none" w:sz="0" w:space="0" w:color="000000"/>
-                <w:right w:val="none" w:sz="0" w:space="0" w:color="000000"/>
-              </w:pBdr>
-              <w:spacing w:after="100" w:before="100" w:line="240"/>
-              <w:ind w:left="100" w:right="100" w:firstLine="0" w:firstLineChars="0"/>
-              <w:rPr>
-                <w:rFonts w:ascii="Helvetica" w:hAnsi="Helvetica" w:eastAsia="Helvetica" w:cs="Helvetica"/>
-                <w:i w:val="false"/>
-                <w:b w:val="false"/>
-                <w:u w:val="none"/>
-                <w:sz w:val="22"/>
-                <w:szCs w:val="22"/>
-                <w:color w:val="000000"/>
-              </w:rPr>
-            </w:pPr>
-            <w:r>
-              <w:rPr>
-                <w:rFonts w:ascii="Helvetica" w:hAnsi="Helvetica" w:eastAsia="Helvetica" w:cs="Helvetica"/>
-                <w:i w:val="false"/>
-                <w:b w:val="false"/>
-                <w:u w:val="none"/>
-                <w:sz w:val="22"/>
-                <w:szCs w:val="22"/>
-                <w:color w:val="000000"/>
-              </w:rPr>
-              <w:t xml:space="preserve"/>
-            </w:r>
-          </w:p>
-        </w:tc>
-        <w:tc>
-          <w:tcPr>
-            <w:tcBorders>
-              <w:bottom w:val="none" w:sz="0" w:space="0" w:color="000000"/>
-              <w:top w:val="none" w:sz="0" w:space="0" w:color="000000"/>
-              <w:left w:val="none" w:sz="0" w:space="0" w:color="000000"/>
-              <w:right w:val="none" w:sz="0" w:space="0" w:color="000000"/>
-            </w:tcBorders>
-            <w:shd w:val="clear" w:color="auto" w:fill="FFFFFF"/>
-            <w:tcMar>
-              <w:top w:w="0" w:type="dxa"/>
-              <w:bottom w:w="0" w:type="dxa"/>
-              <w:left w:w="0" w:type="dxa"/>
-              <w:right w:w="0" w:type="dxa"/>
-            </w:tcMar>
-            <w:vAlign w:val="top"/>
-          </w:tcPr>
-          <w:p>
-            <w:pPr>
-              <w:pStyle w:val="Normal"/>
-              <w:jc w:val="center"/>
-              <w:pBdr>
-                <w:bottom w:val="none" w:sz="0" w:space="0" w:color="000000"/>
-                <w:top w:val="none" w:sz="0" w:space="0" w:color="000000"/>
-                <w:left w:val="none" w:sz="0" w:space="0" w:color="000000"/>
-                <w:right w:val="none" w:sz="0" w:space="0" w:color="000000"/>
-              </w:pBdr>
-              <w:spacing w:after="100" w:before="100" w:line="240"/>
-              <w:ind w:left="100" w:right="100" w:firstLine="0" w:firstLineChars="0"/>
-              <w:rPr>
-                <w:rFonts w:ascii="Helvetica" w:hAnsi="Helvetica" w:eastAsia="Helvetica" w:cs="Helvetica"/>
-                <w:i w:val="false"/>
-                <w:b w:val="false"/>
-                <w:u w:val="none"/>
-                <w:sz w:val="22"/>
-                <w:szCs w:val="22"/>
-                <w:color w:val="000000"/>
-              </w:rPr>
-            </w:pPr>
-            <w:r>
-              <w:rPr>
-                <w:rFonts w:ascii="Helvetica" w:hAnsi="Helvetica" w:eastAsia="Helvetica" w:cs="Helvetica"/>
-                <w:i w:val="false"/>
-                <w:b w:val="false"/>
-                <w:u w:val="none"/>
-                <w:sz w:val="22"/>
-                <w:szCs w:val="22"/>
-                <w:color w:val="000000"/>
-              </w:rPr>
-              <w:t xml:space="preserve"/>
-            </w:r>
-          </w:p>
-        </w:tc>
-        <w:tc>
-          <w:tcPr>
-            <w:tcBorders>
-              <w:bottom w:val="none" w:sz="0" w:space="0" w:color="000000"/>
-              <w:top w:val="none" w:sz="0" w:space="0" w:color="000000"/>
-              <w:left w:val="none" w:sz="0" w:space="0" w:color="000000"/>
-              <w:right w:val="none" w:sz="0" w:space="0" w:color="000000"/>
-            </w:tcBorders>
-            <w:shd w:val="clear" w:color="auto" w:fill="FFFFFF"/>
-            <w:tcMar>
-              <w:top w:w="0" w:type="dxa"/>
-              <w:bottom w:w="0" w:type="dxa"/>
-              <w:left w:w="0" w:type="dxa"/>
-              <w:right w:w="0" w:type="dxa"/>
-            </w:tcMar>
-            <w:vAlign w:val="top"/>
-          </w:tcPr>
-          <w:p>
-            <w:pPr>
-              <w:pStyle w:val="Normal"/>
-              <w:jc w:val="center"/>
-              <w:pBdr>
-                <w:bottom w:val="none" w:sz="0" w:space="0" w:color="000000"/>
-                <w:top w:val="none" w:sz="0" w:space="0" w:color="000000"/>
-                <w:left w:val="none" w:sz="0" w:space="0" w:color="000000"/>
-                <w:right w:val="none" w:sz="0" w:space="0" w:color="000000"/>
-              </w:pBdr>
-              <w:spacing w:after="100" w:before="100" w:line="240"/>
-              <w:ind w:left="100" w:right="100" w:firstLine="0" w:firstLineChars="0"/>
-              <w:rPr>
-                <w:rFonts w:ascii="Helvetica" w:hAnsi="Helvetica" w:eastAsia="Helvetica" w:cs="Helvetica"/>
-                <w:i w:val="false"/>
-                <w:b w:val="false"/>
-                <w:u w:val="none"/>
-                <w:sz w:val="22"/>
-                <w:szCs w:val="22"/>
-                <w:color w:val="000000"/>
-              </w:rPr>
-            </w:pPr>
-            <w:r>
-              <w:rPr>
-                <w:rFonts w:ascii="Helvetica" w:hAnsi="Helvetica" w:eastAsia="Helvetica" w:cs="Helvetica"/>
-                <w:i w:val="false"/>
-                <w:b w:val="false"/>
-                <w:u w:val="none"/>
-                <w:sz w:val="22"/>
-                <w:szCs w:val="22"/>
-                <w:color w:val="000000"/>
-              </w:rPr>
-              <w:t xml:space="preserve">143</w:t>
+              <w:t xml:space="preserve">142</w:t>
+            </w:r>
+          </w:p>
+        </w:tc>
+        <w:tc>
+          <w:tcPr>
+            <w:tcBorders>
+              <w:bottom w:val="none" w:sz="0" w:space="0" w:color="000000"/>
+              <w:top w:val="none" w:sz="0" w:space="0" w:color="000000"/>
+              <w:left w:val="none" w:sz="0" w:space="0" w:color="000000"/>
+              <w:right w:val="none" w:sz="0" w:space="0" w:color="000000"/>
+            </w:tcBorders>
+            <w:shd w:val="clear" w:color="auto" w:fill="FFFFFF"/>
+            <w:tcMar>
+              <w:top w:w="0" w:type="dxa"/>
+              <w:bottom w:w="0" w:type="dxa"/>
+              <w:left w:w="0" w:type="dxa"/>
+              <w:right w:w="0" w:type="dxa"/>
+            </w:tcMar>
+            <w:vAlign w:val="top"/>
+          </w:tcPr>
+          <w:p>
+            <w:pPr>
+              <w:pStyle w:val="Normal"/>
+              <w:jc w:val="center"/>
+              <w:pBdr>
+                <w:bottom w:val="none" w:sz="0" w:space="0" w:color="000000"/>
+                <w:top w:val="none" w:sz="0" w:space="0" w:color="000000"/>
+                <w:left w:val="none" w:sz="0" w:space="0" w:color="000000"/>
+                <w:right w:val="none" w:sz="0" w:space="0" w:color="000000"/>
+              </w:pBdr>
+              <w:spacing w:after="100" w:before="100" w:line="240"/>
+              <w:ind w:left="100" w:right="100" w:firstLine="0" w:firstLineChars="0"/>
+              <w:rPr>
+                <w:rFonts w:ascii="Helvetica" w:hAnsi="Helvetica" w:eastAsia="Helvetica" w:cs="Helvetica"/>
+                <w:i w:val="false"/>
+                <w:b w:val="false"/>
+                <w:u w:val="none"/>
+                <w:sz w:val="22"/>
+                <w:szCs w:val="22"/>
+                <w:color w:val="000000"/>
+              </w:rPr>
+            </w:pPr>
+            <w:r>
+              <w:rPr>
+                <w:rFonts w:ascii="Helvetica" w:hAnsi="Helvetica" w:eastAsia="Helvetica" w:cs="Helvetica"/>
+                <w:i w:val="false"/>
+                <w:b w:val="false"/>
+                <w:u w:val="none"/>
+                <w:sz w:val="22"/>
+                <w:szCs w:val="22"/>
+                <w:color w:val="000000"/>
+              </w:rPr>
+              <w:t xml:space="preserve"/>
+            </w:r>
+          </w:p>
+        </w:tc>
+        <w:tc>
+          <w:tcPr>
+            <w:tcBorders>
+              <w:bottom w:val="none" w:sz="0" w:space="0" w:color="000000"/>
+              <w:top w:val="none" w:sz="0" w:space="0" w:color="000000"/>
+              <w:left w:val="none" w:sz="0" w:space="0" w:color="000000"/>
+              <w:right w:val="none" w:sz="0" w:space="0" w:color="000000"/>
+            </w:tcBorders>
+            <w:shd w:val="clear" w:color="auto" w:fill="FFFFFF"/>
+            <w:tcMar>
+              <w:top w:w="0" w:type="dxa"/>
+              <w:bottom w:w="0" w:type="dxa"/>
+              <w:left w:w="0" w:type="dxa"/>
+              <w:right w:w="0" w:type="dxa"/>
+            </w:tcMar>
+            <w:vAlign w:val="top"/>
+          </w:tcPr>
+          <w:p>
+            <w:pPr>
+              <w:pStyle w:val="Normal"/>
+              <w:jc w:val="center"/>
+              <w:pBdr>
+                <w:bottom w:val="none" w:sz="0" w:space="0" w:color="000000"/>
+                <w:top w:val="none" w:sz="0" w:space="0" w:color="000000"/>
+                <w:left w:val="none" w:sz="0" w:space="0" w:color="000000"/>
+                <w:right w:val="none" w:sz="0" w:space="0" w:color="000000"/>
+              </w:pBdr>
+              <w:spacing w:after="100" w:before="100" w:line="240"/>
+              <w:ind w:left="100" w:right="100" w:firstLine="0" w:firstLineChars="0"/>
+              <w:rPr>
+                <w:rFonts w:ascii="Helvetica" w:hAnsi="Helvetica" w:eastAsia="Helvetica" w:cs="Helvetica"/>
+                <w:i w:val="false"/>
+                <w:b w:val="false"/>
+                <w:u w:val="none"/>
+                <w:sz w:val="22"/>
+                <w:szCs w:val="22"/>
+                <w:color w:val="000000"/>
+              </w:rPr>
+            </w:pPr>
+            <w:r>
+              <w:rPr>
+                <w:rFonts w:ascii="Helvetica" w:hAnsi="Helvetica" w:eastAsia="Helvetica" w:cs="Helvetica"/>
+                <w:i w:val="false"/>
+                <w:b w:val="false"/>
+                <w:u w:val="none"/>
+                <w:sz w:val="22"/>
+                <w:szCs w:val="22"/>
+                <w:color w:val="000000"/>
+              </w:rPr>
+              <w:t xml:space="preserve"/>
+            </w:r>
+          </w:p>
+        </w:tc>
+        <w:tc>
+          <w:tcPr>
+            <w:tcBorders>
+              <w:bottom w:val="none" w:sz="0" w:space="0" w:color="000000"/>
+              <w:top w:val="none" w:sz="0" w:space="0" w:color="000000"/>
+              <w:left w:val="none" w:sz="0" w:space="0" w:color="000000"/>
+              <w:right w:val="none" w:sz="0" w:space="0" w:color="000000"/>
+            </w:tcBorders>
+            <w:shd w:val="clear" w:color="auto" w:fill="FFFFFF"/>
+            <w:tcMar>
+              <w:top w:w="0" w:type="dxa"/>
+              <w:bottom w:w="0" w:type="dxa"/>
+              <w:left w:w="0" w:type="dxa"/>
+              <w:right w:w="0" w:type="dxa"/>
+            </w:tcMar>
+            <w:vAlign w:val="top"/>
+          </w:tcPr>
+          <w:p>
+            <w:pPr>
+              <w:pStyle w:val="Normal"/>
+              <w:jc w:val="center"/>
+              <w:pBdr>
+                <w:bottom w:val="none" w:sz="0" w:space="0" w:color="000000"/>
+                <w:top w:val="none" w:sz="0" w:space="0" w:color="000000"/>
+                <w:left w:val="none" w:sz="0" w:space="0" w:color="000000"/>
+                <w:right w:val="none" w:sz="0" w:space="0" w:color="000000"/>
+              </w:pBdr>
+              <w:spacing w:after="100" w:before="100" w:line="240"/>
+              <w:ind w:left="100" w:right="100" w:firstLine="0" w:firstLineChars="0"/>
+              <w:rPr>
+                <w:rFonts w:ascii="Helvetica" w:hAnsi="Helvetica" w:eastAsia="Helvetica" w:cs="Helvetica"/>
+                <w:i w:val="false"/>
+                <w:b w:val="false"/>
+                <w:u w:val="none"/>
+                <w:sz w:val="22"/>
+                <w:szCs w:val="22"/>
+                <w:color w:val="000000"/>
+              </w:rPr>
+            </w:pPr>
+            <w:r>
+              <w:rPr>
+                <w:rFonts w:ascii="Helvetica" w:hAnsi="Helvetica" w:eastAsia="Helvetica" w:cs="Helvetica"/>
+                <w:i w:val="false"/>
+                <w:b w:val="false"/>
+                <w:u w:val="none"/>
+                <w:sz w:val="22"/>
+                <w:szCs w:val="22"/>
+                <w:color w:val="000000"/>
+              </w:rPr>
+              <w:t xml:space="preserve"/>
+            </w:r>
+          </w:p>
+        </w:tc>
+        <w:tc>
+          <w:tcPr>
+            <w:tcBorders>
+              <w:bottom w:val="none" w:sz="0" w:space="0" w:color="000000"/>
+              <w:top w:val="none" w:sz="0" w:space="0" w:color="000000"/>
+              <w:left w:val="none" w:sz="0" w:space="0" w:color="000000"/>
+              <w:right w:val="none" w:sz="0" w:space="0" w:color="000000"/>
+            </w:tcBorders>
+            <w:shd w:val="clear" w:color="auto" w:fill="FFFFFF"/>
+            <w:tcMar>
+              <w:top w:w="0" w:type="dxa"/>
+              <w:bottom w:w="0" w:type="dxa"/>
+              <w:left w:w="0" w:type="dxa"/>
+              <w:right w:w="0" w:type="dxa"/>
+            </w:tcMar>
+            <w:vAlign w:val="top"/>
+          </w:tcPr>
+          <w:p>
+            <w:pPr>
+              <w:pStyle w:val="Normal"/>
+              <w:jc w:val="center"/>
+              <w:pBdr>
+                <w:bottom w:val="none" w:sz="0" w:space="0" w:color="000000"/>
+                <w:top w:val="none" w:sz="0" w:space="0" w:color="000000"/>
+                <w:left w:val="none" w:sz="0" w:space="0" w:color="000000"/>
+                <w:right w:val="none" w:sz="0" w:space="0" w:color="000000"/>
+              </w:pBdr>
+              <w:spacing w:after="100" w:before="100" w:line="240"/>
+              <w:ind w:left="100" w:right="100" w:firstLine="0" w:firstLineChars="0"/>
+              <w:rPr>
+                <w:rFonts w:ascii="Helvetica" w:hAnsi="Helvetica" w:eastAsia="Helvetica" w:cs="Helvetica"/>
+                <w:i w:val="false"/>
+                <w:b w:val="false"/>
+                <w:u w:val="none"/>
+                <w:sz w:val="22"/>
+                <w:szCs w:val="22"/>
+                <w:color w:val="000000"/>
+              </w:rPr>
+            </w:pPr>
+            <w:r>
+              <w:rPr>
+                <w:rFonts w:ascii="Helvetica" w:hAnsi="Helvetica" w:eastAsia="Helvetica" w:cs="Helvetica"/>
+                <w:i w:val="false"/>
+                <w:b w:val="false"/>
+                <w:u w:val="none"/>
+                <w:sz w:val="22"/>
+                <w:szCs w:val="22"/>
+                <w:color w:val="000000"/>
+              </w:rPr>
+              <w:t xml:space="preserve">142</w:t>
             </w:r>
           </w:p>
         </w:tc>
@@ -13396,7 +13396,7 @@
                 <w:szCs w:val="22"/>
                 <w:color w:val="000000"/>
               </w:rPr>
-              <w:t xml:space="preserve">143</w:t>
+              <w:t xml:space="preserve">142</w:t>
             </w:r>
           </w:p>
         </w:tc>
@@ -13608,7 +13608,7 @@
                 <w:szCs w:val="22"/>
                 <w:color w:val="000000"/>
               </w:rPr>
-              <w:t xml:space="preserve">143</w:t>
+              <w:t xml:space="preserve">142</w:t>
             </w:r>
           </w:p>
         </w:tc>
